--- a/Section14_OAuth2_SocialLogin/1-Socila Login.docx
+++ b/Section14_OAuth2_SocialLogin/1-Socila Login.docx
@@ -503,6 +503,7 @@
       <w:r>
         <w:rPr>
           <w:rFonts w:ascii="Khmer OS Battambang" w:hAnsi="Khmer OS Battambang" w:cs="Khmer OS Battambang"/>
+          <w:noProof/>
           <w:sz w:val="32"/>
           <w:szCs w:val="32"/>
           <w:lang w:bidi="km-KH"/>
@@ -961,6 +962,7 @@
       <w:r>
         <w:rPr>
           <w:rFonts w:ascii="Khmer OS Battambang" w:hAnsi="Khmer OS Battambang" w:cs="Khmer OS Battambang"/>
+          <w:noProof/>
           <w:color w:val="EE0000"/>
           <w:sz w:val="32"/>
           <w:szCs w:val="32"/>
@@ -1042,7 +1044,7 @@
     <w:p>
       <w:pPr>
         <w:rPr>
-          <w:rFonts w:ascii="Khmer OS Battambang" w:hAnsi="Khmer OS Battambang" w:cs="Khmer OS Battambang" w:hint="cs"/>
+          <w:rFonts w:ascii="Khmer OS Battambang" w:hAnsi="Khmer OS Battambang" w:cs="Khmer OS Battambang"/>
           <w:color w:val="EE0000"/>
           <w:sz w:val="32"/>
           <w:szCs w:val="32"/>
@@ -1574,6 +1576,7 @@
       <w:r>
         <w:rPr>
           <w:rFonts w:ascii="Khmer OS Battambang" w:hAnsi="Khmer OS Battambang" w:cs="Khmer OS Battambang"/>
+          <w:noProof/>
           <w:sz w:val="21"/>
           <w:szCs w:val="21"/>
           <w:lang w:bidi="km-KH"/>
@@ -1771,6 +1774,7 @@
       <w:r>
         <w:rPr>
           <w:rFonts w:ascii="Khmer OS Battambang" w:hAnsi="Khmer OS Battambang" w:cs="Khmer OS Battambang"/>
+          <w:noProof/>
           <w:sz w:val="32"/>
           <w:szCs w:val="32"/>
           <w:lang w:bidi="km-KH"/>
@@ -1929,163 +1933,5095 @@
           <w:lang w:bidi="km-KH"/>
         </w:rPr>
       </w:pPr>
-    </w:p>
-    <w:p>
-      <w:pPr>
-        <w:rPr>
-          <w:rFonts w:ascii="Khmer OS Battambang" w:hAnsi="Khmer OS Battambang" w:cs="Khmer OS Battambang"/>
-          <w:sz w:val="32"/>
-          <w:szCs w:val="32"/>
-          <w:lang w:bidi="km-KH"/>
-        </w:rPr>
-      </w:pPr>
-    </w:p>
-    <w:p>
-      <w:pPr>
-        <w:rPr>
-          <w:rFonts w:ascii="Khmer OS Battambang" w:hAnsi="Khmer OS Battambang" w:cs="Khmer OS Battambang"/>
-          <w:sz w:val="32"/>
-          <w:szCs w:val="32"/>
-          <w:lang w:bidi="km-KH"/>
-        </w:rPr>
-      </w:pPr>
-    </w:p>
-    <w:p>
-      <w:pPr>
-        <w:rPr>
-          <w:rFonts w:ascii="Khmer OS Battambang" w:hAnsi="Khmer OS Battambang" w:cs="Khmer OS Battambang"/>
-          <w:sz w:val="32"/>
-          <w:szCs w:val="32"/>
-          <w:lang w:bidi="km-KH"/>
-        </w:rPr>
-      </w:pPr>
-    </w:p>
-    <w:p>
-      <w:pPr>
-        <w:rPr>
-          <w:rFonts w:ascii="Khmer OS Battambang" w:hAnsi="Khmer OS Battambang" w:cs="Khmer OS Battambang"/>
-          <w:sz w:val="32"/>
-          <w:szCs w:val="32"/>
-          <w:lang w:bidi="km-KH"/>
-        </w:rPr>
-      </w:pPr>
-    </w:p>
-    <w:p>
-      <w:pPr>
-        <w:rPr>
-          <w:rFonts w:ascii="Khmer OS Battambang" w:hAnsi="Khmer OS Battambang" w:cs="Khmer OS Battambang"/>
-          <w:sz w:val="32"/>
-          <w:szCs w:val="32"/>
-          <w:lang w:bidi="km-KH"/>
-        </w:rPr>
-      </w:pPr>
-    </w:p>
-    <w:p>
-      <w:pPr>
-        <w:rPr>
-          <w:rFonts w:ascii="Khmer OS Battambang" w:hAnsi="Khmer OS Battambang" w:cs="Khmer OS Battambang"/>
-          <w:sz w:val="32"/>
-          <w:szCs w:val="32"/>
-          <w:lang w:bidi="km-KH"/>
-        </w:rPr>
-      </w:pPr>
-    </w:p>
-    <w:p>
-      <w:pPr>
-        <w:rPr>
-          <w:rFonts w:ascii="Khmer OS Battambang" w:hAnsi="Khmer OS Battambang" w:cs="Khmer OS Battambang"/>
-          <w:sz w:val="32"/>
-          <w:szCs w:val="32"/>
-          <w:lang w:bidi="km-KH"/>
-        </w:rPr>
-      </w:pPr>
-    </w:p>
-    <w:p>
-      <w:pPr>
-        <w:rPr>
-          <w:rFonts w:ascii="Khmer OS Battambang" w:hAnsi="Khmer OS Battambang" w:cs="Khmer OS Battambang"/>
-          <w:sz w:val="32"/>
-          <w:szCs w:val="32"/>
-          <w:lang w:bidi="km-KH"/>
-        </w:rPr>
-      </w:pPr>
-    </w:p>
-    <w:p>
-      <w:pPr>
-        <w:rPr>
-          <w:rFonts w:ascii="Khmer OS Battambang" w:hAnsi="Khmer OS Battambang" w:cs="Khmer OS Battambang"/>
-          <w:sz w:val="32"/>
-          <w:szCs w:val="32"/>
-          <w:lang w:bidi="km-KH"/>
-        </w:rPr>
-      </w:pPr>
-    </w:p>
-    <w:p>
-      <w:pPr>
-        <w:rPr>
-          <w:rFonts w:ascii="Khmer OS Battambang" w:hAnsi="Khmer OS Battambang" w:cs="Khmer OS Battambang"/>
-          <w:sz w:val="32"/>
-          <w:szCs w:val="32"/>
-          <w:lang w:bidi="km-KH"/>
-        </w:rPr>
-      </w:pPr>
-    </w:p>
-    <w:p>
-      <w:pPr>
-        <w:rPr>
-          <w:rFonts w:ascii="Khmer OS Battambang" w:hAnsi="Khmer OS Battambang" w:cs="Khmer OS Battambang"/>
-          <w:sz w:val="32"/>
-          <w:szCs w:val="32"/>
-          <w:lang w:bidi="km-KH"/>
-        </w:rPr>
-      </w:pPr>
-    </w:p>
-    <w:p>
-      <w:pPr>
-        <w:rPr>
-          <w:rFonts w:ascii="Khmer OS Battambang" w:hAnsi="Khmer OS Battambang" w:cs="Khmer OS Battambang"/>
-          <w:sz w:val="32"/>
-          <w:szCs w:val="32"/>
-          <w:lang w:bidi="km-KH"/>
-        </w:rPr>
-      </w:pPr>
-    </w:p>
-    <w:p>
-      <w:pPr>
-        <w:rPr>
-          <w:rFonts w:ascii="Khmer OS Battambang" w:hAnsi="Khmer OS Battambang" w:cs="Khmer OS Battambang"/>
-          <w:sz w:val="32"/>
-          <w:szCs w:val="32"/>
-          <w:lang w:bidi="km-KH"/>
-        </w:rPr>
-      </w:pPr>
-    </w:p>
-    <w:p>
-      <w:pPr>
-        <w:rPr>
-          <w:rFonts w:ascii="Khmer OS Battambang" w:hAnsi="Khmer OS Battambang" w:cs="Khmer OS Battambang"/>
-          <w:sz w:val="32"/>
-          <w:szCs w:val="32"/>
-          <w:lang w:bidi="km-KH"/>
-        </w:rPr>
-      </w:pPr>
-    </w:p>
-    <w:p>
-      <w:pPr>
-        <w:rPr>
-          <w:rFonts w:ascii="Khmer OS Battambang" w:hAnsi="Khmer OS Battambang" w:cs="Khmer OS Battambang"/>
-          <w:sz w:val="32"/>
-          <w:szCs w:val="32"/>
-          <w:lang w:bidi="km-KH"/>
-        </w:rPr>
-      </w:pPr>
-    </w:p>
-    <w:p>
-      <w:pPr>
-        <w:rPr>
-          <w:rFonts w:ascii="Khmer OS Battambang" w:hAnsi="Khmer OS Battambang" w:cs="Khmer OS Battambang"/>
-          <w:sz w:val="32"/>
-          <w:szCs w:val="32"/>
+      <w:r>
+        <w:rPr>
+          <w:rFonts w:ascii="Khmer OS Battambang" w:hAnsi="Khmer OS Battambang" w:cs="Khmer OS Battambang" w:hint="cs"/>
+          <w:sz w:val="32"/>
+          <w:szCs w:val="32"/>
+          <w:cs/>
+          <w:lang w:bidi="km-KH"/>
+        </w:rPr>
+        <w:t xml:space="preserve">ចំនុចសំខាន់ដើម្បីធ្វើការដាក់ </w:t>
+      </w:r>
+      <w:r>
+        <w:rPr>
+          <w:rFonts w:ascii="Khmer OS Battambang" w:hAnsi="Khmer OS Battambang" w:cs="Khmer OS Battambang"/>
+          <w:sz w:val="32"/>
+          <w:szCs w:val="32"/>
+          <w:lang w:bidi="km-KH"/>
+        </w:rPr>
+        <w:t xml:space="preserve">Security </w:t>
+      </w:r>
+      <w:r>
+        <w:rPr>
+          <w:rFonts w:ascii="Khmer OS Battambang" w:hAnsi="Khmer OS Battambang" w:cs="Khmer OS Battambang" w:hint="cs"/>
+          <w:sz w:val="32"/>
+          <w:szCs w:val="32"/>
+          <w:cs/>
+          <w:lang w:bidi="km-KH"/>
+        </w:rPr>
+        <w:t xml:space="preserve">ដោយសារតែ ក្នុង </w:t>
+      </w:r>
+      <w:r>
+        <w:rPr>
+          <w:rFonts w:ascii="Khmer OS Battambang" w:hAnsi="Khmer OS Battambang" w:cs="Khmer OS Battambang"/>
+          <w:sz w:val="32"/>
+          <w:szCs w:val="32"/>
+          <w:lang w:bidi="km-KH"/>
+        </w:rPr>
+        <w:t xml:space="preserve">Spring Security </w:t>
+      </w:r>
+      <w:r>
+        <w:rPr>
+          <w:rFonts w:ascii="Khmer OS Battambang" w:hAnsi="Khmer OS Battambang" w:cs="Khmer OS Battambang" w:hint="cs"/>
+          <w:sz w:val="32"/>
+          <w:szCs w:val="32"/>
+          <w:cs/>
+          <w:lang w:bidi="km-KH"/>
+        </w:rPr>
+        <w:t xml:space="preserve">យើងប្រើ </w:t>
+      </w:r>
+      <w:proofErr w:type="spellStart"/>
+      <w:r>
+        <w:rPr>
+          <w:rFonts w:ascii="Khmer OS Battambang" w:hAnsi="Khmer OS Battambang" w:cs="Khmer OS Battambang"/>
+          <w:sz w:val="32"/>
+          <w:szCs w:val="32"/>
+          <w:lang w:bidi="km-KH"/>
+        </w:rPr>
+        <w:t>Webflux</w:t>
+      </w:r>
+      <w:proofErr w:type="spellEnd"/>
+      <w:r>
+        <w:rPr>
+          <w:rFonts w:ascii="Khmer OS Battambang" w:hAnsi="Khmer OS Battambang" w:cs="Khmer OS Battambang"/>
+          <w:sz w:val="32"/>
+          <w:szCs w:val="32"/>
+          <w:lang w:bidi="km-KH"/>
+        </w:rPr>
+        <w:t xml:space="preserve"> </w:t>
+      </w:r>
+      <w:r>
+        <w:rPr>
+          <w:rFonts w:ascii="Khmer OS Battambang" w:hAnsi="Khmer OS Battambang" w:cs="Khmer OS Battambang" w:hint="cs"/>
+          <w:sz w:val="32"/>
+          <w:szCs w:val="32"/>
+          <w:cs/>
+          <w:lang w:bidi="km-KH"/>
+        </w:rPr>
+        <w:t>ចឹងយើងត្រូវ</w:t>
+      </w:r>
+      <w:r>
+        <w:rPr>
+          <w:rFonts w:ascii="Khmer OS Battambang" w:hAnsi="Khmer OS Battambang" w:cs="Khmer OS Battambang"/>
+          <w:sz w:val="32"/>
+          <w:szCs w:val="32"/>
+          <w:lang w:bidi="km-KH"/>
+        </w:rPr>
+        <w:t xml:space="preserve"> write code for </w:t>
+      </w:r>
+      <w:proofErr w:type="spellStart"/>
+      <w:r>
+        <w:rPr>
+          <w:rFonts w:ascii="Khmer OS Battambang" w:hAnsi="Khmer OS Battambang" w:cs="Khmer OS Battambang"/>
+          <w:sz w:val="32"/>
+          <w:szCs w:val="32"/>
+          <w:lang w:bidi="km-KH"/>
+        </w:rPr>
+        <w:t>webflux</w:t>
+      </w:r>
+      <w:proofErr w:type="spellEnd"/>
+      <w:r>
+        <w:rPr>
+          <w:rFonts w:ascii="Khmer OS Battambang" w:hAnsi="Khmer OS Battambang" w:cs="Khmer OS Battambang"/>
+          <w:sz w:val="32"/>
+          <w:szCs w:val="32"/>
+          <w:lang w:bidi="km-KH"/>
+        </w:rPr>
+        <w:t>:</w:t>
+      </w:r>
+    </w:p>
+    <w:p>
+      <w:pPr>
+        <w:rPr>
+          <w:rFonts w:ascii="Khmer OS Battambang" w:hAnsi="Khmer OS Battambang" w:cs="Khmer OS Battambang"/>
+          <w:sz w:val="32"/>
+          <w:szCs w:val="32"/>
+          <w:lang w:bidi="km-KH"/>
+        </w:rPr>
+      </w:pPr>
+    </w:p>
+    <w:p>
+      <w:pPr>
+        <w:rPr>
+          <w:rFonts w:ascii="Khmer OS Battambang" w:hAnsi="Khmer OS Battambang" w:cs="Khmer OS Battambang"/>
+          <w:sz w:val="32"/>
+          <w:szCs w:val="32"/>
+          <w:lang w:bidi="km-KH"/>
+        </w:rPr>
+      </w:pPr>
+      <w:r>
+        <w:rPr>
+          <w:rFonts w:ascii="Khmer OS Battambang" w:hAnsi="Khmer OS Battambang" w:cs="Khmer OS Battambang"/>
+          <w:noProof/>
+          <w:sz w:val="32"/>
+          <w:szCs w:val="32"/>
+          <w:lang w:bidi="km-KH"/>
+        </w:rPr>
+        <w:drawing>
+          <wp:anchor distT="0" distB="0" distL="114300" distR="114300" simplePos="0" relativeHeight="251664384" behindDoc="1" locked="0" layoutInCell="1" allowOverlap="1" wp14:anchorId="731B0FDE" wp14:editId="25E488B3">
+            <wp:simplePos x="0" y="0"/>
+            <wp:positionH relativeFrom="column">
+              <wp:posOffset>-3785</wp:posOffset>
+            </wp:positionH>
+            <wp:positionV relativeFrom="paragraph">
+              <wp:posOffset>-1600</wp:posOffset>
+            </wp:positionV>
+            <wp:extent cx="6751320" cy="3214370"/>
+            <wp:effectExtent l="0" t="0" r="0" b="5080"/>
+            <wp:wrapNone/>
+            <wp:docPr id="503931479" name="Picture 1"/>
+            <wp:cNvGraphicFramePr>
+              <a:graphicFrameLocks xmlns:a="http://schemas.openxmlformats.org/drawingml/2006/main" noChangeAspect="1"/>
+            </wp:cNvGraphicFramePr>
+            <a:graphic xmlns:a="http://schemas.openxmlformats.org/drawingml/2006/main">
+              <a:graphicData uri="http://schemas.openxmlformats.org/drawingml/2006/picture">
+                <pic:pic xmlns:pic="http://schemas.openxmlformats.org/drawingml/2006/picture">
+                  <pic:nvPicPr>
+                    <pic:cNvPr id="503931479" name=""/>
+                    <pic:cNvPicPr/>
+                  </pic:nvPicPr>
+                  <pic:blipFill>
+                    <a:blip r:embed="rId11">
+                      <a:extLst>
+                        <a:ext uri="{28A0092B-C50C-407E-A947-70E740481C1C}">
+                          <a14:useLocalDpi xmlns:a14="http://schemas.microsoft.com/office/drawing/2010/main" val="0"/>
+                        </a:ext>
+                      </a:extLst>
+                    </a:blip>
+                    <a:stretch>
+                      <a:fillRect/>
+                    </a:stretch>
+                  </pic:blipFill>
+                  <pic:spPr>
+                    <a:xfrm>
+                      <a:off x="0" y="0"/>
+                      <a:ext cx="6751320" cy="3214370"/>
+                    </a:xfrm>
+                    <a:prstGeom prst="rect">
+                      <a:avLst/>
+                    </a:prstGeom>
+                  </pic:spPr>
+                </pic:pic>
+              </a:graphicData>
+            </a:graphic>
+          </wp:anchor>
+        </w:drawing>
+      </w:r>
+    </w:p>
+    <w:p>
+      <w:pPr>
+        <w:rPr>
+          <w:rFonts w:ascii="Khmer OS Battambang" w:hAnsi="Khmer OS Battambang" w:cs="Khmer OS Battambang"/>
+          <w:sz w:val="32"/>
+          <w:szCs w:val="32"/>
+          <w:lang w:bidi="km-KH"/>
+        </w:rPr>
+      </w:pPr>
+    </w:p>
+    <w:p>
+      <w:pPr>
+        <w:rPr>
+          <w:rFonts w:ascii="Khmer OS Battambang" w:hAnsi="Khmer OS Battambang" w:cs="Khmer OS Battambang"/>
+          <w:sz w:val="32"/>
+          <w:szCs w:val="32"/>
+          <w:lang w:bidi="km-KH"/>
+        </w:rPr>
+      </w:pPr>
+    </w:p>
+    <w:p>
+      <w:pPr>
+        <w:rPr>
+          <w:rFonts w:ascii="Khmer OS Battambang" w:hAnsi="Khmer OS Battambang" w:cs="Khmer OS Battambang"/>
+          <w:sz w:val="32"/>
+          <w:szCs w:val="32"/>
+          <w:lang w:bidi="km-KH"/>
+        </w:rPr>
+      </w:pPr>
+    </w:p>
+    <w:p>
+      <w:pPr>
+        <w:rPr>
+          <w:rFonts w:ascii="Khmer OS Battambang" w:hAnsi="Khmer OS Battambang" w:cs="Khmer OS Battambang"/>
+          <w:sz w:val="32"/>
+          <w:szCs w:val="32"/>
+          <w:lang w:bidi="km-KH"/>
+        </w:rPr>
+      </w:pPr>
+    </w:p>
+    <w:p>
+      <w:pPr>
+        <w:rPr>
+          <w:rFonts w:ascii="Khmer OS Battambang" w:hAnsi="Khmer OS Battambang" w:cs="Khmer OS Battambang"/>
+          <w:sz w:val="32"/>
+          <w:szCs w:val="32"/>
+          <w:lang w:bidi="km-KH"/>
+        </w:rPr>
+      </w:pPr>
+    </w:p>
+    <w:p>
+      <w:pPr>
+        <w:rPr>
+          <w:rFonts w:ascii="Khmer OS Battambang" w:hAnsi="Khmer OS Battambang" w:cs="Khmer OS Battambang"/>
+          <w:sz w:val="32"/>
+          <w:szCs w:val="32"/>
+          <w:lang w:bidi="km-KH"/>
+        </w:rPr>
+      </w:pPr>
+    </w:p>
+    <w:p>
+      <w:pPr>
+        <w:rPr>
+          <w:rFonts w:ascii="Khmer OS Battambang" w:hAnsi="Khmer OS Battambang" w:cs="Khmer OS Battambang"/>
+          <w:sz w:val="32"/>
+          <w:szCs w:val="32"/>
+          <w:lang w:bidi="km-KH"/>
+        </w:rPr>
+      </w:pPr>
+    </w:p>
+    <w:p>
+      <w:pPr>
+        <w:rPr>
+          <w:rFonts w:ascii="Khmer OS Battambang" w:hAnsi="Khmer OS Battambang" w:cs="Khmer OS Battambang"/>
+          <w:sz w:val="32"/>
+          <w:szCs w:val="32"/>
+          <w:lang w:bidi="km-KH"/>
+        </w:rPr>
+      </w:pPr>
+    </w:p>
+    <w:p>
+      <w:pPr>
+        <w:rPr>
+          <w:rFonts w:ascii="Khmer OS Battambang" w:hAnsi="Khmer OS Battambang" w:cs="Khmer OS Battambang"/>
+          <w:sz w:val="32"/>
+          <w:szCs w:val="32"/>
+          <w:lang w:bidi="km-KH"/>
+        </w:rPr>
+      </w:pPr>
+    </w:p>
+    <w:p>
+      <w:pPr>
+        <w:rPr>
+          <w:rFonts w:ascii="Khmer OS Battambang" w:hAnsi="Khmer OS Battambang" w:cs="Khmer OS Battambang"/>
+          <w:sz w:val="32"/>
+          <w:szCs w:val="32"/>
+          <w:lang w:bidi="km-KH"/>
+        </w:rPr>
+      </w:pPr>
+    </w:p>
+    <w:p>
+      <w:pPr>
+        <w:rPr>
+          <w:rFonts w:ascii="Khmer OS Battambang" w:hAnsi="Khmer OS Battambang" w:cs="Khmer OS Battambang"/>
+          <w:sz w:val="32"/>
+          <w:szCs w:val="32"/>
+          <w:lang w:bidi="km-KH"/>
+        </w:rPr>
+      </w:pPr>
+    </w:p>
+    <w:p>
+      <w:pPr>
+        <w:rPr>
+          <w:rFonts w:ascii="Khmer OS Battambang" w:hAnsi="Khmer OS Battambang" w:cs="Khmer OS Battambang"/>
+          <w:sz w:val="32"/>
+          <w:szCs w:val="32"/>
+          <w:lang w:bidi="km-KH"/>
+        </w:rPr>
+      </w:pPr>
+    </w:p>
+    <w:p>
+      <w:pPr>
+        <w:rPr>
+          <w:rFonts w:ascii="Khmer OS Battambang" w:hAnsi="Khmer OS Battambang" w:cs="Khmer OS Battambang"/>
+          <w:sz w:val="22"/>
+          <w:szCs w:val="22"/>
+          <w:lang w:bidi="km-KH"/>
+        </w:rPr>
+      </w:pPr>
+      <w:r>
+        <w:rPr>
+          <w:rFonts w:ascii="Khmer OS Battambang" w:hAnsi="Khmer OS Battambang" w:cs="Khmer OS Battambang"/>
+          <w:sz w:val="22"/>
+          <w:szCs w:val="22"/>
+          <w:lang w:bidi="km-KH"/>
+        </w:rPr>
+        <w:lastRenderedPageBreak/>
+        <w:t>@Configuration</w:t>
+      </w:r>
+    </w:p>
+    <w:p>
+      <w:pPr>
+        <w:rPr>
+          <w:rFonts w:ascii="Khmer OS Battambang" w:hAnsi="Khmer OS Battambang" w:cs="Khmer OS Battambang"/>
+          <w:sz w:val="22"/>
+          <w:szCs w:val="22"/>
+          <w:lang w:bidi="km-KH"/>
+        </w:rPr>
+      </w:pPr>
+      <w:r>
+        <w:rPr>
+          <w:rFonts w:ascii="Khmer OS Battambang" w:hAnsi="Khmer OS Battambang" w:cs="Khmer OS Battambang"/>
+          <w:b/>
+          <w:bCs/>
+          <w:sz w:val="22"/>
+          <w:szCs w:val="22"/>
+          <w:lang w:bidi="km-KH"/>
+        </w:rPr>
+        <w:t>public</w:t>
+      </w:r>
+      <w:r>
+        <w:rPr>
+          <w:rFonts w:ascii="Khmer OS Battambang" w:hAnsi="Khmer OS Battambang" w:cs="Khmer OS Battambang"/>
+          <w:sz w:val="22"/>
+          <w:szCs w:val="22"/>
+          <w:lang w:bidi="km-KH"/>
+        </w:rPr>
+        <w:t xml:space="preserve"> </w:t>
+      </w:r>
+      <w:r>
+        <w:rPr>
+          <w:rFonts w:ascii="Khmer OS Battambang" w:hAnsi="Khmer OS Battambang" w:cs="Khmer OS Battambang"/>
+          <w:b/>
+          <w:bCs/>
+          <w:sz w:val="22"/>
+          <w:szCs w:val="22"/>
+          <w:lang w:bidi="km-KH"/>
+        </w:rPr>
+        <w:t>class</w:t>
+      </w:r>
+      <w:r>
+        <w:rPr>
+          <w:rFonts w:ascii="Khmer OS Battambang" w:hAnsi="Khmer OS Battambang" w:cs="Khmer OS Battambang"/>
+          <w:sz w:val="22"/>
+          <w:szCs w:val="22"/>
+          <w:lang w:bidi="km-KH"/>
+        </w:rPr>
+        <w:t xml:space="preserve"> </w:t>
+      </w:r>
+      <w:proofErr w:type="spellStart"/>
+      <w:r>
+        <w:rPr>
+          <w:rFonts w:ascii="Khmer OS Battambang" w:hAnsi="Khmer OS Battambang" w:cs="Khmer OS Battambang"/>
+          <w:sz w:val="22"/>
+          <w:szCs w:val="22"/>
+          <w:lang w:bidi="km-KH"/>
+        </w:rPr>
+        <w:t>WebSecurity</w:t>
+      </w:r>
+      <w:proofErr w:type="spellEnd"/>
+      <w:r>
+        <w:rPr>
+          <w:rFonts w:ascii="Khmer OS Battambang" w:hAnsi="Khmer OS Battambang" w:cs="Khmer OS Battambang"/>
+          <w:sz w:val="22"/>
+          <w:szCs w:val="22"/>
+          <w:lang w:bidi="km-KH"/>
+        </w:rPr>
+        <w:t xml:space="preserve"> {</w:t>
+      </w:r>
+    </w:p>
+    <w:p>
+      <w:pPr>
+        <w:rPr>
+          <w:rFonts w:ascii="Khmer OS Battambang" w:hAnsi="Khmer OS Battambang" w:cs="Khmer OS Battambang"/>
+          <w:sz w:val="22"/>
+          <w:szCs w:val="22"/>
+          <w:lang w:bidi="km-KH"/>
+        </w:rPr>
+      </w:pPr>
+    </w:p>
+    <w:p>
+      <w:pPr>
+        <w:rPr>
+          <w:rFonts w:ascii="Khmer OS Battambang" w:hAnsi="Khmer OS Battambang" w:cs="Khmer OS Battambang"/>
+          <w:sz w:val="22"/>
+          <w:szCs w:val="22"/>
+          <w:lang w:bidi="km-KH"/>
+        </w:rPr>
+      </w:pPr>
+      <w:r>
+        <w:rPr>
+          <w:rFonts w:ascii="Khmer OS Battambang" w:hAnsi="Khmer OS Battambang" w:cs="Khmer OS Battambang"/>
+          <w:sz w:val="22"/>
+          <w:szCs w:val="22"/>
+          <w:lang w:bidi="km-KH"/>
+        </w:rPr>
+        <w:t xml:space="preserve">    </w:t>
+      </w:r>
+      <w:proofErr w:type="gramStart"/>
+      <w:r>
+        <w:rPr>
+          <w:rFonts w:ascii="Khmer OS Battambang" w:hAnsi="Khmer OS Battambang" w:cs="Khmer OS Battambang"/>
+          <w:sz w:val="22"/>
+          <w:szCs w:val="22"/>
+          <w:lang w:bidi="km-KH"/>
+        </w:rPr>
+        <w:t>@Bean</w:t>
+      </w:r>
+      <w:proofErr w:type="gramEnd"/>
+    </w:p>
+    <w:p>
+      <w:pPr>
+        <w:rPr>
+          <w:rFonts w:ascii="Khmer OS Battambang" w:hAnsi="Khmer OS Battambang" w:cs="Khmer OS Battambang"/>
+          <w:sz w:val="22"/>
+          <w:szCs w:val="22"/>
+          <w:lang w:bidi="km-KH"/>
+        </w:rPr>
+      </w:pPr>
+      <w:r>
+        <w:rPr>
+          <w:rFonts w:ascii="Khmer OS Battambang" w:hAnsi="Khmer OS Battambang" w:cs="Khmer OS Battambang"/>
+          <w:sz w:val="22"/>
+          <w:szCs w:val="22"/>
+          <w:lang w:bidi="km-KH"/>
+        </w:rPr>
+        <w:t xml:space="preserve">    </w:t>
+      </w:r>
+      <w:proofErr w:type="spellStart"/>
+      <w:r>
+        <w:rPr>
+          <w:rFonts w:ascii="Khmer OS Battambang" w:hAnsi="Khmer OS Battambang" w:cs="Khmer OS Battambang"/>
+          <w:sz w:val="22"/>
+          <w:szCs w:val="22"/>
+          <w:lang w:bidi="km-KH"/>
+        </w:rPr>
+        <w:t>SecurityFilterChain</w:t>
+      </w:r>
+      <w:proofErr w:type="spellEnd"/>
+      <w:r>
+        <w:rPr>
+          <w:rFonts w:ascii="Khmer OS Battambang" w:hAnsi="Khmer OS Battambang" w:cs="Khmer OS Battambang"/>
+          <w:sz w:val="22"/>
+          <w:szCs w:val="22"/>
+          <w:lang w:bidi="km-KH"/>
+        </w:rPr>
+        <w:t xml:space="preserve"> </w:t>
+      </w:r>
+      <w:proofErr w:type="spellStart"/>
+      <w:proofErr w:type="gramStart"/>
+      <w:r>
+        <w:rPr>
+          <w:rFonts w:ascii="Khmer OS Battambang" w:hAnsi="Khmer OS Battambang" w:cs="Khmer OS Battambang"/>
+          <w:sz w:val="22"/>
+          <w:szCs w:val="22"/>
+          <w:lang w:bidi="km-KH"/>
+        </w:rPr>
+        <w:t>securityFilterChain</w:t>
+      </w:r>
+      <w:proofErr w:type="spellEnd"/>
+      <w:r>
+        <w:rPr>
+          <w:rFonts w:ascii="Khmer OS Battambang" w:hAnsi="Khmer OS Battambang" w:cs="Khmer OS Battambang"/>
+          <w:sz w:val="22"/>
+          <w:szCs w:val="22"/>
+          <w:lang w:bidi="km-KH"/>
+        </w:rPr>
+        <w:t>(</w:t>
+      </w:r>
+      <w:proofErr w:type="spellStart"/>
+      <w:proofErr w:type="gramEnd"/>
+      <w:r>
+        <w:rPr>
+          <w:rFonts w:ascii="Khmer OS Battambang" w:hAnsi="Khmer OS Battambang" w:cs="Khmer OS Battambang"/>
+          <w:sz w:val="22"/>
+          <w:szCs w:val="22"/>
+          <w:lang w:bidi="km-KH"/>
+        </w:rPr>
+        <w:t>HttpSecurity</w:t>
+      </w:r>
+      <w:proofErr w:type="spellEnd"/>
+      <w:r>
+        <w:rPr>
+          <w:rFonts w:ascii="Khmer OS Battambang" w:hAnsi="Khmer OS Battambang" w:cs="Khmer OS Battambang"/>
+          <w:sz w:val="22"/>
+          <w:szCs w:val="22"/>
+          <w:lang w:bidi="km-KH"/>
+        </w:rPr>
+        <w:t xml:space="preserve"> http) </w:t>
+      </w:r>
+      <w:r>
+        <w:rPr>
+          <w:rFonts w:ascii="Khmer OS Battambang" w:hAnsi="Khmer OS Battambang" w:cs="Khmer OS Battambang"/>
+          <w:b/>
+          <w:bCs/>
+          <w:sz w:val="22"/>
+          <w:szCs w:val="22"/>
+          <w:lang w:bidi="km-KH"/>
+        </w:rPr>
+        <w:t>throws</w:t>
+      </w:r>
+      <w:r>
+        <w:rPr>
+          <w:rFonts w:ascii="Khmer OS Battambang" w:hAnsi="Khmer OS Battambang" w:cs="Khmer OS Battambang"/>
+          <w:sz w:val="22"/>
+          <w:szCs w:val="22"/>
+          <w:lang w:bidi="km-KH"/>
+        </w:rPr>
+        <w:t xml:space="preserve"> Exception {</w:t>
+      </w:r>
+    </w:p>
+    <w:p>
+      <w:pPr>
+        <w:rPr>
+          <w:rFonts w:ascii="Khmer OS Battambang" w:hAnsi="Khmer OS Battambang" w:cs="Khmer OS Battambang"/>
+          <w:sz w:val="22"/>
+          <w:szCs w:val="22"/>
+          <w:lang w:bidi="km-KH"/>
+        </w:rPr>
+      </w:pPr>
+    </w:p>
+    <w:p>
+      <w:pPr>
+        <w:rPr>
+          <w:rFonts w:ascii="Khmer OS Battambang" w:hAnsi="Khmer OS Battambang" w:cs="Khmer OS Battambang"/>
+          <w:sz w:val="22"/>
+          <w:szCs w:val="22"/>
+          <w:lang w:bidi="km-KH"/>
+        </w:rPr>
+      </w:pPr>
+      <w:r>
+        <w:rPr>
+          <w:rFonts w:ascii="Khmer OS Battambang" w:hAnsi="Khmer OS Battambang" w:cs="Khmer OS Battambang"/>
+          <w:sz w:val="22"/>
+          <w:szCs w:val="22"/>
+          <w:lang w:bidi="km-KH"/>
+        </w:rPr>
+        <w:t xml:space="preserve">        </w:t>
+      </w:r>
+      <w:proofErr w:type="spellStart"/>
+      <w:proofErr w:type="gramStart"/>
+      <w:r>
+        <w:rPr>
+          <w:rFonts w:ascii="Khmer OS Battambang" w:hAnsi="Khmer OS Battambang" w:cs="Khmer OS Battambang"/>
+          <w:sz w:val="22"/>
+          <w:szCs w:val="22"/>
+          <w:lang w:bidi="km-KH"/>
+        </w:rPr>
+        <w:t>http.authorizeHttpRequests</w:t>
+      </w:r>
+      <w:proofErr w:type="spellEnd"/>
+      <w:proofErr w:type="gramEnd"/>
+      <w:r>
+        <w:rPr>
+          <w:rFonts w:ascii="Khmer OS Battambang" w:hAnsi="Khmer OS Battambang" w:cs="Khmer OS Battambang"/>
+          <w:sz w:val="22"/>
+          <w:szCs w:val="22"/>
+          <w:lang w:bidi="km-KH"/>
+        </w:rPr>
+        <w:t>(auth -&gt; auth</w:t>
+      </w:r>
+    </w:p>
+    <w:p>
+      <w:pPr>
+        <w:rPr>
+          <w:rFonts w:ascii="Khmer OS Battambang" w:hAnsi="Khmer OS Battambang" w:cs="Khmer OS Battambang"/>
+          <w:sz w:val="22"/>
+          <w:szCs w:val="22"/>
+          <w:lang w:bidi="km-KH"/>
+        </w:rPr>
+      </w:pPr>
+      <w:r>
+        <w:rPr>
+          <w:rFonts w:ascii="Khmer OS Battambang" w:hAnsi="Khmer OS Battambang" w:cs="Khmer OS Battambang"/>
+          <w:sz w:val="22"/>
+          <w:szCs w:val="22"/>
+          <w:lang w:bidi="km-KH"/>
+        </w:rPr>
+        <w:t xml:space="preserve">                </w:t>
+      </w:r>
+      <w:proofErr w:type="gramStart"/>
+      <w:r>
+        <w:rPr>
+          <w:rFonts w:ascii="Khmer OS Battambang" w:hAnsi="Khmer OS Battambang" w:cs="Khmer OS Battambang"/>
+          <w:sz w:val="22"/>
+          <w:szCs w:val="22"/>
+          <w:lang w:bidi="km-KH"/>
+        </w:rPr>
+        <w:t>.</w:t>
+      </w:r>
+      <w:proofErr w:type="spellStart"/>
+      <w:r>
+        <w:rPr>
+          <w:rFonts w:ascii="Khmer OS Battambang" w:hAnsi="Khmer OS Battambang" w:cs="Khmer OS Battambang"/>
+          <w:sz w:val="22"/>
+          <w:szCs w:val="22"/>
+          <w:lang w:bidi="km-KH"/>
+        </w:rPr>
+        <w:t>requestMatchers</w:t>
+      </w:r>
+      <w:proofErr w:type="spellEnd"/>
+      <w:proofErr w:type="gramEnd"/>
+      <w:r>
+        <w:rPr>
+          <w:rFonts w:ascii="Khmer OS Battambang" w:hAnsi="Khmer OS Battambang" w:cs="Khmer OS Battambang"/>
+          <w:sz w:val="22"/>
+          <w:szCs w:val="22"/>
+          <w:lang w:bidi="km-KH"/>
+        </w:rPr>
+        <w:t>("/", "/</w:t>
+      </w:r>
+      <w:proofErr w:type="spellStart"/>
+      <w:r>
+        <w:rPr>
+          <w:rFonts w:ascii="Khmer OS Battambang" w:hAnsi="Khmer OS Battambang" w:cs="Khmer OS Battambang"/>
+          <w:sz w:val="22"/>
+          <w:szCs w:val="22"/>
+          <w:lang w:bidi="km-KH"/>
+        </w:rPr>
+        <w:t>css</w:t>
+      </w:r>
+      <w:proofErr w:type="spellEnd"/>
+      <w:r>
+        <w:rPr>
+          <w:rFonts w:ascii="Khmer OS Battambang" w:hAnsi="Khmer OS Battambang" w:cs="Khmer OS Battambang"/>
+          <w:sz w:val="22"/>
+          <w:szCs w:val="22"/>
+          <w:lang w:bidi="km-KH"/>
+        </w:rPr>
+        <w:t>/**", "/</w:t>
+      </w:r>
+      <w:proofErr w:type="spellStart"/>
+      <w:r>
+        <w:rPr>
+          <w:rFonts w:ascii="Khmer OS Battambang" w:hAnsi="Khmer OS Battambang" w:cs="Khmer OS Battambang"/>
+          <w:sz w:val="22"/>
+          <w:szCs w:val="22"/>
+          <w:lang w:bidi="km-KH"/>
+        </w:rPr>
+        <w:t>js</w:t>
+      </w:r>
+      <w:proofErr w:type="spellEnd"/>
+      <w:r>
+        <w:rPr>
+          <w:rFonts w:ascii="Khmer OS Battambang" w:hAnsi="Khmer OS Battambang" w:cs="Khmer OS Battambang"/>
+          <w:sz w:val="22"/>
+          <w:szCs w:val="22"/>
+          <w:lang w:bidi="km-KH"/>
+        </w:rPr>
+        <w:t>/**", "/force-login"</w:t>
+      </w:r>
+      <w:proofErr w:type="gramStart"/>
+      <w:r>
+        <w:rPr>
+          <w:rFonts w:ascii="Khmer OS Battambang" w:hAnsi="Khmer OS Battambang" w:cs="Khmer OS Battambang"/>
+          <w:sz w:val="22"/>
+          <w:szCs w:val="22"/>
+          <w:lang w:bidi="km-KH"/>
+        </w:rPr>
+        <w:t>).</w:t>
+      </w:r>
+      <w:proofErr w:type="spellStart"/>
+      <w:r>
+        <w:rPr>
+          <w:rFonts w:ascii="Khmer OS Battambang" w:hAnsi="Khmer OS Battambang" w:cs="Khmer OS Battambang"/>
+          <w:sz w:val="22"/>
+          <w:szCs w:val="22"/>
+          <w:lang w:bidi="km-KH"/>
+        </w:rPr>
+        <w:t>permitAll</w:t>
+      </w:r>
+      <w:proofErr w:type="spellEnd"/>
+      <w:proofErr w:type="gramEnd"/>
+      <w:r>
+        <w:rPr>
+          <w:rFonts w:ascii="Khmer OS Battambang" w:hAnsi="Khmer OS Battambang" w:cs="Khmer OS Battambang"/>
+          <w:sz w:val="22"/>
+          <w:szCs w:val="22"/>
+          <w:lang w:bidi="km-KH"/>
+        </w:rPr>
+        <w:t>()</w:t>
+      </w:r>
+    </w:p>
+    <w:p>
+      <w:pPr>
+        <w:rPr>
+          <w:rFonts w:ascii="Khmer OS Battambang" w:hAnsi="Khmer OS Battambang" w:cs="Khmer OS Battambang"/>
+          <w:sz w:val="22"/>
+          <w:szCs w:val="22"/>
+          <w:lang w:bidi="km-KH"/>
+        </w:rPr>
+      </w:pPr>
+      <w:r>
+        <w:rPr>
+          <w:rFonts w:ascii="Khmer OS Battambang" w:hAnsi="Khmer OS Battambang" w:cs="Khmer OS Battambang"/>
+          <w:sz w:val="22"/>
+          <w:szCs w:val="22"/>
+          <w:lang w:bidi="km-KH"/>
+        </w:rPr>
+        <w:t xml:space="preserve">                </w:t>
+      </w:r>
+      <w:proofErr w:type="gramStart"/>
+      <w:r>
+        <w:rPr>
+          <w:rFonts w:ascii="Khmer OS Battambang" w:hAnsi="Khmer OS Battambang" w:cs="Khmer OS Battambang"/>
+          <w:sz w:val="22"/>
+          <w:szCs w:val="22"/>
+          <w:lang w:bidi="km-KH"/>
+        </w:rPr>
+        <w:t>.</w:t>
+      </w:r>
+      <w:proofErr w:type="spellStart"/>
+      <w:r>
+        <w:rPr>
+          <w:rFonts w:ascii="Khmer OS Battambang" w:hAnsi="Khmer OS Battambang" w:cs="Khmer OS Battambang"/>
+          <w:sz w:val="22"/>
+          <w:szCs w:val="22"/>
+          <w:lang w:bidi="km-KH"/>
+        </w:rPr>
+        <w:t>anyRequest</w:t>
+      </w:r>
+      <w:proofErr w:type="spellEnd"/>
+      <w:proofErr w:type="gramEnd"/>
+      <w:r>
+        <w:rPr>
+          <w:rFonts w:ascii="Khmer OS Battambang" w:hAnsi="Khmer OS Battambang" w:cs="Khmer OS Battambang"/>
+          <w:sz w:val="22"/>
+          <w:szCs w:val="22"/>
+          <w:lang w:bidi="km-KH"/>
+        </w:rPr>
+        <w:t>(</w:t>
+      </w:r>
+      <w:proofErr w:type="gramStart"/>
+      <w:r>
+        <w:rPr>
+          <w:rFonts w:ascii="Khmer OS Battambang" w:hAnsi="Khmer OS Battambang" w:cs="Khmer OS Battambang"/>
+          <w:sz w:val="22"/>
+          <w:szCs w:val="22"/>
+          <w:lang w:bidi="km-KH"/>
+        </w:rPr>
+        <w:t>).authenticated</w:t>
+      </w:r>
+      <w:proofErr w:type="gramEnd"/>
+      <w:r>
+        <w:rPr>
+          <w:rFonts w:ascii="Khmer OS Battambang" w:hAnsi="Khmer OS Battambang" w:cs="Khmer OS Battambang"/>
+          <w:sz w:val="22"/>
+          <w:szCs w:val="22"/>
+          <w:lang w:bidi="km-KH"/>
+        </w:rPr>
+        <w:t>()</w:t>
+      </w:r>
+    </w:p>
+    <w:p>
+      <w:pPr>
+        <w:rPr>
+          <w:rFonts w:ascii="Khmer OS Battambang" w:hAnsi="Khmer OS Battambang" w:cs="Khmer OS Battambang"/>
+          <w:sz w:val="22"/>
+          <w:szCs w:val="22"/>
+          <w:lang w:bidi="km-KH"/>
+        </w:rPr>
+      </w:pPr>
+      <w:r>
+        <w:rPr>
+          <w:rFonts w:ascii="Khmer OS Battambang" w:hAnsi="Khmer OS Battambang" w:cs="Khmer OS Battambang"/>
+          <w:sz w:val="22"/>
+          <w:szCs w:val="22"/>
+          <w:lang w:bidi="km-KH"/>
+        </w:rPr>
+        <w:t xml:space="preserve">        )</w:t>
+      </w:r>
+    </w:p>
+    <w:p>
+      <w:pPr>
+        <w:rPr>
+          <w:rFonts w:ascii="Khmer OS Battambang" w:hAnsi="Khmer OS Battambang" w:cs="Khmer OS Battambang"/>
+          <w:sz w:val="22"/>
+          <w:szCs w:val="22"/>
+          <w:lang w:bidi="km-KH"/>
+        </w:rPr>
+      </w:pPr>
+      <w:r>
+        <w:rPr>
+          <w:rFonts w:ascii="Khmer OS Battambang" w:hAnsi="Khmer OS Battambang" w:cs="Khmer OS Battambang"/>
+          <w:sz w:val="22"/>
+          <w:szCs w:val="22"/>
+          <w:lang w:bidi="km-KH"/>
+        </w:rPr>
+        <w:t xml:space="preserve">        </w:t>
+      </w:r>
+      <w:proofErr w:type="gramStart"/>
+      <w:r>
+        <w:rPr>
+          <w:rFonts w:ascii="Khmer OS Battambang" w:hAnsi="Khmer OS Battambang" w:cs="Khmer OS Battambang"/>
+          <w:sz w:val="22"/>
+          <w:szCs w:val="22"/>
+          <w:lang w:bidi="km-KH"/>
+        </w:rPr>
+        <w:t>.oauth</w:t>
+      </w:r>
+      <w:proofErr w:type="gramEnd"/>
+      <w:r>
+        <w:rPr>
+          <w:rFonts w:ascii="Khmer OS Battambang" w:hAnsi="Khmer OS Battambang" w:cs="Khmer OS Battambang"/>
+          <w:sz w:val="22"/>
+          <w:szCs w:val="22"/>
+          <w:lang w:bidi="km-KH"/>
+        </w:rPr>
+        <w:t>2</w:t>
+      </w:r>
+      <w:proofErr w:type="gramStart"/>
+      <w:r>
+        <w:rPr>
+          <w:rFonts w:ascii="Khmer OS Battambang" w:hAnsi="Khmer OS Battambang" w:cs="Khmer OS Battambang"/>
+          <w:sz w:val="22"/>
+          <w:szCs w:val="22"/>
+          <w:lang w:bidi="km-KH"/>
+        </w:rPr>
+        <w:t>Login(</w:t>
+      </w:r>
+      <w:proofErr w:type="spellStart"/>
+      <w:proofErr w:type="gramEnd"/>
+      <w:r>
+        <w:rPr>
+          <w:rFonts w:ascii="Khmer OS Battambang" w:hAnsi="Khmer OS Battambang" w:cs="Khmer OS Battambang"/>
+          <w:sz w:val="22"/>
+          <w:szCs w:val="22"/>
+          <w:lang w:bidi="km-KH"/>
+        </w:rPr>
+        <w:t>oauth</w:t>
+      </w:r>
+      <w:proofErr w:type="spellEnd"/>
+      <w:r>
+        <w:rPr>
+          <w:rFonts w:ascii="Khmer OS Battambang" w:hAnsi="Khmer OS Battambang" w:cs="Khmer OS Battambang"/>
+          <w:sz w:val="22"/>
+          <w:szCs w:val="22"/>
+          <w:lang w:bidi="km-KH"/>
+        </w:rPr>
+        <w:t xml:space="preserve"> -&gt; oauth</w:t>
+      </w:r>
+    </w:p>
+    <w:p>
+      <w:pPr>
+        <w:rPr>
+          <w:rFonts w:ascii="Khmer OS Battambang" w:hAnsi="Khmer OS Battambang" w:cs="Khmer OS Battambang"/>
+          <w:sz w:val="22"/>
+          <w:szCs w:val="22"/>
+          <w:lang w:bidi="km-KH"/>
+        </w:rPr>
+      </w:pPr>
+      <w:r>
+        <w:rPr>
+          <w:rFonts w:ascii="Khmer OS Battambang" w:hAnsi="Khmer OS Battambang" w:cs="Khmer OS Battambang"/>
+          <w:sz w:val="22"/>
+          <w:szCs w:val="22"/>
+          <w:lang w:bidi="km-KH"/>
+        </w:rPr>
+        <w:t xml:space="preserve">                </w:t>
+      </w:r>
+      <w:proofErr w:type="gramStart"/>
+      <w:r>
+        <w:rPr>
+          <w:rFonts w:ascii="Khmer OS Battambang" w:hAnsi="Khmer OS Battambang" w:cs="Khmer OS Battambang"/>
+          <w:sz w:val="22"/>
+          <w:szCs w:val="22"/>
+          <w:lang w:bidi="km-KH"/>
+        </w:rPr>
+        <w:t>.</w:t>
+      </w:r>
+      <w:proofErr w:type="spellStart"/>
+      <w:r>
+        <w:rPr>
+          <w:rFonts w:ascii="Khmer OS Battambang" w:hAnsi="Khmer OS Battambang" w:cs="Khmer OS Battambang"/>
+          <w:sz w:val="22"/>
+          <w:szCs w:val="22"/>
+          <w:lang w:bidi="km-KH"/>
+        </w:rPr>
+        <w:t>loginPage</w:t>
+      </w:r>
+      <w:proofErr w:type="spellEnd"/>
+      <w:proofErr w:type="gramEnd"/>
+      <w:r>
+        <w:rPr>
+          <w:rFonts w:ascii="Khmer OS Battambang" w:hAnsi="Khmer OS Battambang" w:cs="Khmer OS Battambang"/>
+          <w:sz w:val="22"/>
+          <w:szCs w:val="22"/>
+          <w:lang w:bidi="km-KH"/>
+        </w:rPr>
+        <w:t>("/oauth2/authorization/google")</w:t>
+      </w:r>
+    </w:p>
+    <w:p>
+      <w:pPr>
+        <w:rPr>
+          <w:rFonts w:ascii="Khmer OS Battambang" w:hAnsi="Khmer OS Battambang" w:cs="Khmer OS Battambang"/>
+          <w:sz w:val="22"/>
+          <w:szCs w:val="22"/>
+          <w:lang w:bidi="km-KH"/>
+        </w:rPr>
+      </w:pPr>
+      <w:r>
+        <w:rPr>
+          <w:rFonts w:ascii="Khmer OS Battambang" w:hAnsi="Khmer OS Battambang" w:cs="Khmer OS Battambang"/>
+          <w:sz w:val="22"/>
+          <w:szCs w:val="22"/>
+          <w:lang w:bidi="km-KH"/>
+        </w:rPr>
+        <w:t xml:space="preserve">        )</w:t>
+      </w:r>
+    </w:p>
+    <w:p>
+      <w:pPr>
+        <w:rPr>
+          <w:rFonts w:ascii="Khmer OS Battambang" w:hAnsi="Khmer OS Battambang" w:cs="Khmer OS Battambang"/>
+          <w:sz w:val="22"/>
+          <w:szCs w:val="22"/>
+          <w:lang w:bidi="km-KH"/>
+        </w:rPr>
+      </w:pPr>
+      <w:r>
+        <w:rPr>
+          <w:rFonts w:ascii="Khmer OS Battambang" w:hAnsi="Khmer OS Battambang" w:cs="Khmer OS Battambang"/>
+          <w:sz w:val="22"/>
+          <w:szCs w:val="22"/>
+          <w:lang w:bidi="km-KH"/>
+        </w:rPr>
+        <w:t xml:space="preserve">        </w:t>
+      </w:r>
+      <w:proofErr w:type="gramStart"/>
+      <w:r>
+        <w:rPr>
+          <w:rFonts w:ascii="Khmer OS Battambang" w:hAnsi="Khmer OS Battambang" w:cs="Khmer OS Battambang"/>
+          <w:sz w:val="22"/>
+          <w:szCs w:val="22"/>
+          <w:lang w:bidi="km-KH"/>
+        </w:rPr>
+        <w:t>.logout</w:t>
+      </w:r>
+      <w:proofErr w:type="gramEnd"/>
+      <w:r>
+        <w:rPr>
+          <w:rFonts w:ascii="Khmer OS Battambang" w:hAnsi="Khmer OS Battambang" w:cs="Khmer OS Battambang"/>
+          <w:sz w:val="22"/>
+          <w:szCs w:val="22"/>
+          <w:lang w:bidi="km-KH"/>
+        </w:rPr>
+        <w:t>(logout -&gt; logout</w:t>
+      </w:r>
+    </w:p>
+    <w:p>
+      <w:pPr>
+        <w:rPr>
+          <w:rFonts w:ascii="Khmer OS Battambang" w:hAnsi="Khmer OS Battambang" w:cs="Khmer OS Battambang"/>
+          <w:sz w:val="22"/>
+          <w:szCs w:val="22"/>
+          <w:lang w:bidi="km-KH"/>
+        </w:rPr>
+      </w:pPr>
+      <w:r>
+        <w:rPr>
+          <w:rFonts w:ascii="Khmer OS Battambang" w:hAnsi="Khmer OS Battambang" w:cs="Khmer OS Battambang"/>
+          <w:sz w:val="22"/>
+          <w:szCs w:val="22"/>
+          <w:lang w:bidi="km-KH"/>
+        </w:rPr>
+        <w:t xml:space="preserve">                </w:t>
+      </w:r>
+      <w:proofErr w:type="gramStart"/>
+      <w:r>
+        <w:rPr>
+          <w:rFonts w:ascii="Khmer OS Battambang" w:hAnsi="Khmer OS Battambang" w:cs="Khmer OS Battambang"/>
+          <w:sz w:val="22"/>
+          <w:szCs w:val="22"/>
+          <w:lang w:bidi="km-KH"/>
+        </w:rPr>
+        <w:t>.</w:t>
+      </w:r>
+      <w:proofErr w:type="spellStart"/>
+      <w:r>
+        <w:rPr>
+          <w:rFonts w:ascii="Khmer OS Battambang" w:hAnsi="Khmer OS Battambang" w:cs="Khmer OS Battambang"/>
+          <w:sz w:val="22"/>
+          <w:szCs w:val="22"/>
+          <w:lang w:bidi="km-KH"/>
+        </w:rPr>
+        <w:t>logoutUrl</w:t>
+      </w:r>
+      <w:proofErr w:type="spellEnd"/>
+      <w:proofErr w:type="gramEnd"/>
+      <w:r>
+        <w:rPr>
+          <w:rFonts w:ascii="Khmer OS Battambang" w:hAnsi="Khmer OS Battambang" w:cs="Khmer OS Battambang"/>
+          <w:sz w:val="22"/>
+          <w:szCs w:val="22"/>
+          <w:lang w:bidi="km-KH"/>
+        </w:rPr>
+        <w:t>("/logout")</w:t>
+      </w:r>
+    </w:p>
+    <w:p>
+      <w:pPr>
+        <w:rPr>
+          <w:rFonts w:ascii="Khmer OS Battambang" w:hAnsi="Khmer OS Battambang" w:cs="Khmer OS Battambang"/>
+          <w:sz w:val="22"/>
+          <w:szCs w:val="22"/>
+          <w:lang w:bidi="km-KH"/>
+        </w:rPr>
+      </w:pPr>
+      <w:r>
+        <w:rPr>
+          <w:rFonts w:ascii="Khmer OS Battambang" w:hAnsi="Khmer OS Battambang" w:cs="Khmer OS Battambang"/>
+          <w:sz w:val="22"/>
+          <w:szCs w:val="22"/>
+          <w:lang w:bidi="km-KH"/>
+        </w:rPr>
+        <w:t xml:space="preserve">//              </w:t>
+      </w:r>
+      <w:proofErr w:type="gramStart"/>
+      <w:r>
+        <w:rPr>
+          <w:rFonts w:ascii="Khmer OS Battambang" w:hAnsi="Khmer OS Battambang" w:cs="Khmer OS Battambang"/>
+          <w:sz w:val="22"/>
+          <w:szCs w:val="22"/>
+          <w:lang w:bidi="km-KH"/>
+        </w:rPr>
+        <w:t xml:space="preserve">  .</w:t>
+      </w:r>
+      <w:proofErr w:type="spellStart"/>
+      <w:r>
+        <w:rPr>
+          <w:rFonts w:ascii="Khmer OS Battambang" w:hAnsi="Khmer OS Battambang" w:cs="Khmer OS Battambang"/>
+          <w:sz w:val="22"/>
+          <w:szCs w:val="22"/>
+          <w:lang w:bidi="km-KH"/>
+        </w:rPr>
+        <w:t>logoutSuccessUrl</w:t>
+      </w:r>
+      <w:proofErr w:type="spellEnd"/>
+      <w:proofErr w:type="gramEnd"/>
+      <w:r>
+        <w:rPr>
+          <w:rFonts w:ascii="Khmer OS Battambang" w:hAnsi="Khmer OS Battambang" w:cs="Khmer OS Battambang"/>
+          <w:sz w:val="22"/>
+          <w:szCs w:val="22"/>
+          <w:lang w:bidi="km-KH"/>
+        </w:rPr>
+        <w:t>("/about")</w:t>
+      </w:r>
+    </w:p>
+    <w:p>
+      <w:pPr>
+        <w:rPr>
+          <w:rFonts w:ascii="Khmer OS Battambang" w:hAnsi="Khmer OS Battambang" w:cs="Khmer OS Battambang"/>
+          <w:sz w:val="22"/>
+          <w:szCs w:val="22"/>
+          <w:lang w:bidi="km-KH"/>
+        </w:rPr>
+      </w:pPr>
+      <w:r>
+        <w:rPr>
+          <w:rFonts w:ascii="Khmer OS Battambang" w:hAnsi="Khmer OS Battambang" w:cs="Khmer OS Battambang"/>
+          <w:sz w:val="22"/>
+          <w:szCs w:val="22"/>
+          <w:lang w:bidi="km-KH"/>
+        </w:rPr>
+        <w:t xml:space="preserve">                </w:t>
+      </w:r>
+      <w:proofErr w:type="gramStart"/>
+      <w:r>
+        <w:rPr>
+          <w:rFonts w:ascii="Khmer OS Battambang" w:hAnsi="Khmer OS Battambang" w:cs="Khmer OS Battambang"/>
+          <w:sz w:val="22"/>
+          <w:szCs w:val="22"/>
+          <w:lang w:bidi="km-KH"/>
+        </w:rPr>
+        <w:t>.</w:t>
+      </w:r>
+      <w:proofErr w:type="spellStart"/>
+      <w:r>
+        <w:rPr>
+          <w:rFonts w:ascii="Khmer OS Battambang" w:hAnsi="Khmer OS Battambang" w:cs="Khmer OS Battambang"/>
+          <w:sz w:val="22"/>
+          <w:szCs w:val="22"/>
+          <w:lang w:bidi="km-KH"/>
+        </w:rPr>
+        <w:t>logoutSuccessUrl</w:t>
+      </w:r>
+      <w:proofErr w:type="spellEnd"/>
+      <w:proofErr w:type="gramEnd"/>
+      <w:r>
+        <w:rPr>
+          <w:rFonts w:ascii="Khmer OS Battambang" w:hAnsi="Khmer OS Battambang" w:cs="Khmer OS Battambang"/>
+          <w:sz w:val="22"/>
+          <w:szCs w:val="22"/>
+          <w:lang w:bidi="km-KH"/>
+        </w:rPr>
+        <w:t>("/")</w:t>
+      </w:r>
+    </w:p>
+    <w:p>
+      <w:pPr>
+        <w:rPr>
+          <w:rFonts w:ascii="Khmer OS Battambang" w:hAnsi="Khmer OS Battambang" w:cs="Khmer OS Battambang"/>
+          <w:sz w:val="22"/>
+          <w:szCs w:val="22"/>
+          <w:lang w:bidi="km-KH"/>
+        </w:rPr>
+      </w:pPr>
+      <w:r>
+        <w:rPr>
+          <w:rFonts w:ascii="Khmer OS Battambang" w:hAnsi="Khmer OS Battambang" w:cs="Khmer OS Battambang"/>
+          <w:sz w:val="22"/>
+          <w:szCs w:val="22"/>
+          <w:lang w:bidi="km-KH"/>
+        </w:rPr>
+        <w:t xml:space="preserve">                </w:t>
+      </w:r>
+      <w:proofErr w:type="gramStart"/>
+      <w:r>
+        <w:rPr>
+          <w:rFonts w:ascii="Khmer OS Battambang" w:hAnsi="Khmer OS Battambang" w:cs="Khmer OS Battambang"/>
+          <w:sz w:val="22"/>
+          <w:szCs w:val="22"/>
+          <w:lang w:bidi="km-KH"/>
+        </w:rPr>
+        <w:t>.</w:t>
+      </w:r>
+      <w:proofErr w:type="spellStart"/>
+      <w:r>
+        <w:rPr>
+          <w:rFonts w:ascii="Khmer OS Battambang" w:hAnsi="Khmer OS Battambang" w:cs="Khmer OS Battambang"/>
+          <w:sz w:val="22"/>
+          <w:szCs w:val="22"/>
+          <w:lang w:bidi="km-KH"/>
+        </w:rPr>
+        <w:t>invalidateHttpSession</w:t>
+      </w:r>
+      <w:proofErr w:type="spellEnd"/>
+      <w:proofErr w:type="gramEnd"/>
+      <w:r>
+        <w:rPr>
+          <w:rFonts w:ascii="Khmer OS Battambang" w:hAnsi="Khmer OS Battambang" w:cs="Khmer OS Battambang"/>
+          <w:sz w:val="22"/>
+          <w:szCs w:val="22"/>
+          <w:lang w:bidi="km-KH"/>
+        </w:rPr>
+        <w:t>(</w:t>
+      </w:r>
+      <w:r>
+        <w:rPr>
+          <w:rFonts w:ascii="Khmer OS Battambang" w:hAnsi="Khmer OS Battambang" w:cs="Khmer OS Battambang"/>
+          <w:b/>
+          <w:bCs/>
+          <w:sz w:val="22"/>
+          <w:szCs w:val="22"/>
+          <w:lang w:bidi="km-KH"/>
+        </w:rPr>
+        <w:t>true</w:t>
+      </w:r>
+      <w:r>
+        <w:rPr>
+          <w:rFonts w:ascii="Khmer OS Battambang" w:hAnsi="Khmer OS Battambang" w:cs="Khmer OS Battambang"/>
+          <w:sz w:val="22"/>
+          <w:szCs w:val="22"/>
+          <w:lang w:bidi="km-KH"/>
+        </w:rPr>
+        <w:t>)</w:t>
+      </w:r>
+    </w:p>
+    <w:p>
+      <w:pPr>
+        <w:rPr>
+          <w:rFonts w:ascii="Khmer OS Battambang" w:hAnsi="Khmer OS Battambang" w:cs="Khmer OS Battambang"/>
+          <w:sz w:val="22"/>
+          <w:szCs w:val="22"/>
+          <w:lang w:bidi="km-KH"/>
+        </w:rPr>
+      </w:pPr>
+      <w:r>
+        <w:rPr>
+          <w:rFonts w:ascii="Khmer OS Battambang" w:hAnsi="Khmer OS Battambang" w:cs="Khmer OS Battambang"/>
+          <w:sz w:val="22"/>
+          <w:szCs w:val="22"/>
+          <w:lang w:bidi="km-KH"/>
+        </w:rPr>
+        <w:t xml:space="preserve">                </w:t>
+      </w:r>
+      <w:proofErr w:type="gramStart"/>
+      <w:r>
+        <w:rPr>
+          <w:rFonts w:ascii="Khmer OS Battambang" w:hAnsi="Khmer OS Battambang" w:cs="Khmer OS Battambang"/>
+          <w:sz w:val="22"/>
+          <w:szCs w:val="22"/>
+          <w:lang w:bidi="km-KH"/>
+        </w:rPr>
+        <w:t>.</w:t>
+      </w:r>
+      <w:proofErr w:type="spellStart"/>
+      <w:r>
+        <w:rPr>
+          <w:rFonts w:ascii="Khmer OS Battambang" w:hAnsi="Khmer OS Battambang" w:cs="Khmer OS Battambang"/>
+          <w:sz w:val="22"/>
+          <w:szCs w:val="22"/>
+          <w:lang w:bidi="km-KH"/>
+        </w:rPr>
+        <w:t>deleteCookies</w:t>
+      </w:r>
+      <w:proofErr w:type="spellEnd"/>
+      <w:proofErr w:type="gramEnd"/>
+      <w:r>
+        <w:rPr>
+          <w:rFonts w:ascii="Khmer OS Battambang" w:hAnsi="Khmer OS Battambang" w:cs="Khmer OS Battambang"/>
+          <w:sz w:val="22"/>
+          <w:szCs w:val="22"/>
+          <w:lang w:bidi="km-KH"/>
+        </w:rPr>
+        <w:t>("JSESSIONID")</w:t>
+      </w:r>
+    </w:p>
+    <w:p>
+      <w:pPr>
+        <w:rPr>
+          <w:rFonts w:ascii="Khmer OS Battambang" w:hAnsi="Khmer OS Battambang" w:cs="Khmer OS Battambang"/>
+          <w:sz w:val="22"/>
+          <w:szCs w:val="22"/>
+          <w:lang w:bidi="km-KH"/>
+        </w:rPr>
+      </w:pPr>
+      <w:r>
+        <w:rPr>
+          <w:rFonts w:ascii="Khmer OS Battambang" w:hAnsi="Khmer OS Battambang" w:cs="Khmer OS Battambang"/>
+          <w:sz w:val="22"/>
+          <w:szCs w:val="22"/>
+          <w:lang w:bidi="km-KH"/>
+        </w:rPr>
+        <w:t xml:space="preserve">                </w:t>
+      </w:r>
+      <w:proofErr w:type="gramStart"/>
+      <w:r>
+        <w:rPr>
+          <w:rFonts w:ascii="Khmer OS Battambang" w:hAnsi="Khmer OS Battambang" w:cs="Khmer OS Battambang"/>
+          <w:sz w:val="22"/>
+          <w:szCs w:val="22"/>
+          <w:lang w:bidi="km-KH"/>
+        </w:rPr>
+        <w:t>.</w:t>
+      </w:r>
+      <w:proofErr w:type="spellStart"/>
+      <w:r>
+        <w:rPr>
+          <w:rFonts w:ascii="Khmer OS Battambang" w:hAnsi="Khmer OS Battambang" w:cs="Khmer OS Battambang"/>
+          <w:sz w:val="22"/>
+          <w:szCs w:val="22"/>
+          <w:lang w:bidi="km-KH"/>
+        </w:rPr>
+        <w:t>permitAll</w:t>
+      </w:r>
+      <w:proofErr w:type="spellEnd"/>
+      <w:proofErr w:type="gramEnd"/>
+      <w:r>
+        <w:rPr>
+          <w:rFonts w:ascii="Khmer OS Battambang" w:hAnsi="Khmer OS Battambang" w:cs="Khmer OS Battambang"/>
+          <w:sz w:val="22"/>
+          <w:szCs w:val="22"/>
+          <w:lang w:bidi="km-KH"/>
+        </w:rPr>
+        <w:t>()</w:t>
+      </w:r>
+    </w:p>
+    <w:p>
+      <w:pPr>
+        <w:rPr>
+          <w:rFonts w:ascii="Khmer OS Battambang" w:hAnsi="Khmer OS Battambang" w:cs="Khmer OS Battambang"/>
+          <w:sz w:val="22"/>
+          <w:szCs w:val="22"/>
+          <w:lang w:bidi="km-KH"/>
+        </w:rPr>
+      </w:pPr>
+      <w:r>
+        <w:rPr>
+          <w:rFonts w:ascii="Khmer OS Battambang" w:hAnsi="Khmer OS Battambang" w:cs="Khmer OS Battambang"/>
+          <w:sz w:val="22"/>
+          <w:szCs w:val="22"/>
+          <w:lang w:bidi="km-KH"/>
+        </w:rPr>
+        <w:t xml:space="preserve">        </w:t>
+      </w:r>
+      <w:proofErr w:type="gramStart"/>
+      <w:r>
+        <w:rPr>
+          <w:rFonts w:ascii="Khmer OS Battambang" w:hAnsi="Khmer OS Battambang" w:cs="Khmer OS Battambang"/>
+          <w:sz w:val="22"/>
+          <w:szCs w:val="22"/>
+          <w:lang w:bidi="km-KH"/>
+        </w:rPr>
+        <w:t>);</w:t>
+      </w:r>
+      <w:proofErr w:type="gramEnd"/>
+    </w:p>
+    <w:p>
+      <w:pPr>
+        <w:rPr>
+          <w:rFonts w:ascii="Khmer OS Battambang" w:hAnsi="Khmer OS Battambang" w:cs="Khmer OS Battambang"/>
+          <w:sz w:val="22"/>
+          <w:szCs w:val="22"/>
+          <w:lang w:bidi="km-KH"/>
+        </w:rPr>
+      </w:pPr>
+    </w:p>
+    <w:p>
+      <w:pPr>
+        <w:rPr>
+          <w:rFonts w:ascii="Khmer OS Battambang" w:hAnsi="Khmer OS Battambang" w:cs="Khmer OS Battambang"/>
+          <w:sz w:val="22"/>
+          <w:szCs w:val="22"/>
+          <w:lang w:bidi="km-KH"/>
+        </w:rPr>
+      </w:pPr>
+      <w:r>
+        <w:rPr>
+          <w:rFonts w:ascii="Khmer OS Battambang" w:hAnsi="Khmer OS Battambang" w:cs="Khmer OS Battambang"/>
+          <w:sz w:val="22"/>
+          <w:szCs w:val="22"/>
+          <w:lang w:bidi="km-KH"/>
+        </w:rPr>
+        <w:t xml:space="preserve">        </w:t>
+      </w:r>
+      <w:r>
+        <w:rPr>
+          <w:rFonts w:ascii="Khmer OS Battambang" w:hAnsi="Khmer OS Battambang" w:cs="Khmer OS Battambang"/>
+          <w:b/>
+          <w:bCs/>
+          <w:sz w:val="22"/>
+          <w:szCs w:val="22"/>
+          <w:lang w:bidi="km-KH"/>
+        </w:rPr>
+        <w:t>return</w:t>
+      </w:r>
+      <w:r>
+        <w:rPr>
+          <w:rFonts w:ascii="Khmer OS Battambang" w:hAnsi="Khmer OS Battambang" w:cs="Khmer OS Battambang"/>
+          <w:sz w:val="22"/>
+          <w:szCs w:val="22"/>
+          <w:lang w:bidi="km-KH"/>
+        </w:rPr>
+        <w:t xml:space="preserve"> </w:t>
+      </w:r>
+      <w:proofErr w:type="spellStart"/>
+      <w:proofErr w:type="gramStart"/>
+      <w:r>
+        <w:rPr>
+          <w:rFonts w:ascii="Khmer OS Battambang" w:hAnsi="Khmer OS Battambang" w:cs="Khmer OS Battambang"/>
+          <w:sz w:val="22"/>
+          <w:szCs w:val="22"/>
+          <w:lang w:bidi="km-KH"/>
+        </w:rPr>
+        <w:t>http.build</w:t>
+      </w:r>
+      <w:proofErr w:type="spellEnd"/>
+      <w:proofErr w:type="gramEnd"/>
+      <w:r>
+        <w:rPr>
+          <w:rFonts w:ascii="Khmer OS Battambang" w:hAnsi="Khmer OS Battambang" w:cs="Khmer OS Battambang"/>
+          <w:sz w:val="22"/>
+          <w:szCs w:val="22"/>
+          <w:lang w:bidi="km-KH"/>
+        </w:rPr>
+        <w:t>(</w:t>
+      </w:r>
+      <w:proofErr w:type="gramStart"/>
+      <w:r>
+        <w:rPr>
+          <w:rFonts w:ascii="Khmer OS Battambang" w:hAnsi="Khmer OS Battambang" w:cs="Khmer OS Battambang"/>
+          <w:sz w:val="22"/>
+          <w:szCs w:val="22"/>
+          <w:lang w:bidi="km-KH"/>
+        </w:rPr>
+        <w:t>);</w:t>
+      </w:r>
+      <w:proofErr w:type="gramEnd"/>
+    </w:p>
+    <w:p>
+      <w:pPr>
+        <w:rPr>
+          <w:rFonts w:ascii="Khmer OS Battambang" w:hAnsi="Khmer OS Battambang" w:cs="Khmer OS Battambang"/>
+          <w:sz w:val="22"/>
+          <w:szCs w:val="22"/>
+          <w:lang w:bidi="km-KH"/>
+        </w:rPr>
+      </w:pPr>
+      <w:r>
+        <w:rPr>
+          <w:rFonts w:ascii="Khmer OS Battambang" w:hAnsi="Khmer OS Battambang" w:cs="Khmer OS Battambang"/>
+          <w:sz w:val="22"/>
+          <w:szCs w:val="22"/>
+          <w:lang w:bidi="km-KH"/>
+        </w:rPr>
+        <w:t xml:space="preserve">    }</w:t>
+      </w:r>
+    </w:p>
+    <w:p>
+      <w:pPr>
+        <w:rPr>
+          <w:rFonts w:ascii="Khmer OS Battambang" w:hAnsi="Khmer OS Battambang" w:cs="Khmer OS Battambang"/>
+          <w:sz w:val="22"/>
+          <w:szCs w:val="22"/>
+          <w:lang w:bidi="km-KH"/>
+        </w:rPr>
+      </w:pPr>
+      <w:r>
+        <w:rPr>
+          <w:rFonts w:ascii="Khmer OS Battambang" w:hAnsi="Khmer OS Battambang" w:cs="Khmer OS Battambang"/>
+          <w:sz w:val="22"/>
+          <w:szCs w:val="22"/>
+          <w:lang w:bidi="km-KH"/>
+        </w:rPr>
+        <w:t>}</w:t>
+      </w:r>
+    </w:p>
+    <w:p>
+      <w:pPr>
+        <w:rPr>
+          <w:rFonts w:ascii="Khmer OS Battambang" w:hAnsi="Khmer OS Battambang" w:cs="Khmer OS Battambang"/>
+          <w:sz w:val="22"/>
+          <w:szCs w:val="22"/>
+          <w:lang w:bidi="km-KH"/>
+        </w:rPr>
+      </w:pPr>
+    </w:p>
+    <w:p>
+      <w:pPr>
+        <w:rPr>
+          <w:rFonts w:ascii="Khmer OS Battambang" w:hAnsi="Khmer OS Battambang" w:cs="Khmer OS Battambang"/>
+          <w:sz w:val="22"/>
+          <w:szCs w:val="22"/>
+          <w:lang w:bidi="km-KH"/>
+        </w:rPr>
+      </w:pPr>
+      <w:proofErr w:type="gramStart"/>
+      <w:r>
+        <w:rPr>
+          <w:rFonts w:ascii="Khmer OS Battambang" w:hAnsi="Khmer OS Battambang" w:cs="Khmer OS Battambang"/>
+          <w:sz w:val="22"/>
+          <w:szCs w:val="22"/>
+          <w:lang w:bidi="km-KH"/>
+        </w:rPr>
+        <w:t>Explain :</w:t>
+      </w:r>
+      <w:proofErr w:type="gramEnd"/>
+    </w:p>
+    <w:p>
+      <w:pPr>
+        <w:rPr>
+          <w:rFonts w:ascii="Khmer OS Battambang" w:hAnsi="Khmer OS Battambang" w:cs="Khmer OS Battambang"/>
+          <w:sz w:val="22"/>
+          <w:szCs w:val="22"/>
+          <w:lang w:bidi="km-KH"/>
+        </w:rPr>
+      </w:pPr>
+    </w:p>
+    <w:p>
+      <w:pPr>
+        <w:pStyle w:val="ListParagraph"/>
+        <w:numPr>
+          <w:ilvl w:val="0"/>
+          <w:numId w:val="4"/>
+        </w:numPr>
+        <w:rPr>
+          <w:rFonts w:ascii="Khmer OS Battambang" w:hAnsi="Khmer OS Battambang" w:cs="Khmer OS Battambang"/>
+          <w:sz w:val="28"/>
+          <w:szCs w:val="28"/>
+          <w:lang w:bidi="km-KH"/>
+        </w:rPr>
+      </w:pPr>
+      <w:proofErr w:type="gramStart"/>
+      <w:r>
+        <w:rPr>
+          <w:rFonts w:ascii="Khmer OS Battambang" w:hAnsi="Khmer OS Battambang" w:cs="Khmer OS Battambang"/>
+          <w:sz w:val="28"/>
+          <w:szCs w:val="28"/>
+          <w:lang w:bidi="km-KH"/>
+        </w:rPr>
+        <w:t>.</w:t>
+      </w:r>
+      <w:proofErr w:type="spellStart"/>
+      <w:r>
+        <w:rPr>
+          <w:rFonts w:ascii="Khmer OS Battambang" w:hAnsi="Khmer OS Battambang" w:cs="Khmer OS Battambang"/>
+          <w:sz w:val="28"/>
+          <w:szCs w:val="28"/>
+          <w:lang w:bidi="km-KH"/>
+        </w:rPr>
+        <w:t>requestMatchers</w:t>
+      </w:r>
+      <w:proofErr w:type="spellEnd"/>
+      <w:proofErr w:type="gramEnd"/>
+      <w:r>
+        <w:rPr>
+          <w:rFonts w:ascii="Khmer OS Battambang" w:hAnsi="Khmer OS Battambang" w:cs="Khmer OS Battambang"/>
+          <w:sz w:val="28"/>
+          <w:szCs w:val="28"/>
+          <w:lang w:bidi="km-KH"/>
+        </w:rPr>
+        <w:t>("/", "/</w:t>
+      </w:r>
+      <w:proofErr w:type="spellStart"/>
+      <w:r>
+        <w:rPr>
+          <w:rFonts w:ascii="Khmer OS Battambang" w:hAnsi="Khmer OS Battambang" w:cs="Khmer OS Battambang"/>
+          <w:sz w:val="28"/>
+          <w:szCs w:val="28"/>
+          <w:lang w:bidi="km-KH"/>
+        </w:rPr>
+        <w:t>css</w:t>
+      </w:r>
+      <w:proofErr w:type="spellEnd"/>
+      <w:r>
+        <w:rPr>
+          <w:rFonts w:ascii="Khmer OS Battambang" w:hAnsi="Khmer OS Battambang" w:cs="Khmer OS Battambang"/>
+          <w:sz w:val="28"/>
+          <w:szCs w:val="28"/>
+          <w:lang w:bidi="km-KH"/>
+        </w:rPr>
+        <w:t>/**", "/</w:t>
+      </w:r>
+      <w:proofErr w:type="spellStart"/>
+      <w:r>
+        <w:rPr>
+          <w:rFonts w:ascii="Khmer OS Battambang" w:hAnsi="Khmer OS Battambang" w:cs="Khmer OS Battambang"/>
+          <w:sz w:val="28"/>
+          <w:szCs w:val="28"/>
+          <w:lang w:bidi="km-KH"/>
+        </w:rPr>
+        <w:t>js</w:t>
+      </w:r>
+      <w:proofErr w:type="spellEnd"/>
+      <w:r>
+        <w:rPr>
+          <w:rFonts w:ascii="Khmer OS Battambang" w:hAnsi="Khmer OS Battambang" w:cs="Khmer OS Battambang"/>
+          <w:sz w:val="28"/>
+          <w:szCs w:val="28"/>
+          <w:lang w:bidi="km-KH"/>
+        </w:rPr>
+        <w:t>/**", "/force-login"</w:t>
+      </w:r>
+      <w:proofErr w:type="gramStart"/>
+      <w:r>
+        <w:rPr>
+          <w:rFonts w:ascii="Khmer OS Battambang" w:hAnsi="Khmer OS Battambang" w:cs="Khmer OS Battambang"/>
+          <w:sz w:val="28"/>
+          <w:szCs w:val="28"/>
+          <w:lang w:bidi="km-KH"/>
+        </w:rPr>
+        <w:t>).</w:t>
+      </w:r>
+      <w:proofErr w:type="spellStart"/>
+      <w:r>
+        <w:rPr>
+          <w:rFonts w:ascii="Khmer OS Battambang" w:hAnsi="Khmer OS Battambang" w:cs="Khmer OS Battambang"/>
+          <w:sz w:val="28"/>
+          <w:szCs w:val="28"/>
+          <w:lang w:bidi="km-KH"/>
+        </w:rPr>
+        <w:t>permitAll</w:t>
+      </w:r>
+      <w:proofErr w:type="spellEnd"/>
+      <w:proofErr w:type="gramEnd"/>
+      <w:r>
+        <w:rPr>
+          <w:rFonts w:ascii="Khmer OS Battambang" w:hAnsi="Khmer OS Battambang" w:cs="Khmer OS Battambang"/>
+          <w:sz w:val="28"/>
+          <w:szCs w:val="28"/>
+          <w:lang w:bidi="km-KH"/>
+        </w:rPr>
+        <w:t xml:space="preserve">() </w:t>
+      </w:r>
+      <w:r>
+        <w:rPr>
+          <w:rFonts w:ascii="Khmer OS Battambang" w:hAnsi="Khmer OS Battambang" w:cs="Khmer OS Battambang" w:hint="cs"/>
+          <w:sz w:val="28"/>
+          <w:szCs w:val="28"/>
+          <w:cs/>
+          <w:lang w:bidi="km-KH"/>
+        </w:rPr>
+        <w:t>អោយតែ</w:t>
+      </w:r>
+      <w:r>
+        <w:rPr>
+          <w:rFonts w:ascii="Khmer OS Battambang" w:hAnsi="Khmer OS Battambang" w:cs="Khmer OS Battambang"/>
+          <w:sz w:val="28"/>
+          <w:szCs w:val="28"/>
+          <w:lang w:bidi="km-KH"/>
+        </w:rPr>
+        <w:t xml:space="preserve"> </w:t>
+      </w:r>
+      <w:proofErr w:type="spellStart"/>
+      <w:r>
+        <w:rPr>
+          <w:rFonts w:ascii="Khmer OS Battambang" w:hAnsi="Khmer OS Battambang" w:cs="Khmer OS Battambang"/>
+          <w:sz w:val="28"/>
+          <w:szCs w:val="28"/>
+          <w:lang w:bidi="km-KH"/>
+        </w:rPr>
+        <w:t>api</w:t>
+      </w:r>
+      <w:proofErr w:type="spellEnd"/>
+      <w:r>
+        <w:rPr>
+          <w:rFonts w:ascii="Khmer OS Battambang" w:hAnsi="Khmer OS Battambang" w:cs="Khmer OS Battambang"/>
+          <w:sz w:val="28"/>
+          <w:szCs w:val="28"/>
+          <w:lang w:bidi="km-KH"/>
+        </w:rPr>
+        <w:t xml:space="preserve"> </w:t>
+      </w:r>
+      <w:r>
+        <w:rPr>
+          <w:rFonts w:ascii="Khmer OS Battambang" w:hAnsi="Khmer OS Battambang" w:cs="Khmer OS Battambang" w:hint="cs"/>
+          <w:sz w:val="28"/>
+          <w:szCs w:val="28"/>
+          <w:cs/>
+          <w:lang w:bidi="km-KH"/>
+        </w:rPr>
+        <w:t xml:space="preserve">ណាក៏ដោយមិនចាំបាច់ត្រូវធ្វើការ </w:t>
+      </w:r>
+      <w:r>
+        <w:rPr>
+          <w:rFonts w:ascii="Khmer OS Battambang" w:hAnsi="Khmer OS Battambang" w:cs="Khmer OS Battambang"/>
+          <w:sz w:val="28"/>
+          <w:szCs w:val="28"/>
+          <w:lang w:bidi="km-KH"/>
+        </w:rPr>
+        <w:t xml:space="preserve">Authentication </w:t>
+      </w:r>
+      <w:r>
+        <w:rPr>
+          <w:rFonts w:ascii="Khmer OS Battambang" w:hAnsi="Khmer OS Battambang" w:cs="Khmer OS Battambang" w:hint="cs"/>
+          <w:sz w:val="28"/>
+          <w:szCs w:val="28"/>
+          <w:cs/>
+          <w:lang w:bidi="km-KH"/>
+        </w:rPr>
+        <w:t xml:space="preserve">ទេ។ </w:t>
+      </w:r>
+      <w:r>
+        <w:rPr>
+          <w:rFonts w:ascii="Khmer OS Battambang" w:hAnsi="Khmer OS Battambang" w:cs="Khmer OS Battambang"/>
+          <w:sz w:val="28"/>
+          <w:szCs w:val="28"/>
+          <w:lang w:bidi="km-KH"/>
+        </w:rPr>
+        <w:t xml:space="preserve">Ex: / (root </w:t>
+      </w:r>
+      <w:proofErr w:type="spellStart"/>
+      <w:r>
+        <w:rPr>
+          <w:rFonts w:ascii="Khmer OS Battambang" w:hAnsi="Khmer OS Battambang" w:cs="Khmer OS Battambang"/>
+          <w:sz w:val="28"/>
+          <w:szCs w:val="28"/>
+          <w:lang w:bidi="km-KH"/>
+        </w:rPr>
+        <w:t>url</w:t>
+      </w:r>
+      <w:proofErr w:type="spellEnd"/>
+      <w:r>
+        <w:rPr>
+          <w:rFonts w:ascii="Khmer OS Battambang" w:hAnsi="Khmer OS Battambang" w:cs="Khmer OS Battambang"/>
+          <w:sz w:val="28"/>
+          <w:szCs w:val="28"/>
+          <w:lang w:bidi="km-KH"/>
+        </w:rPr>
+        <w:t>)</w:t>
+      </w:r>
+    </w:p>
+    <w:p>
+      <w:pPr>
+        <w:pStyle w:val="ListParagraph"/>
+        <w:numPr>
+          <w:ilvl w:val="0"/>
+          <w:numId w:val="4"/>
+        </w:numPr>
+        <w:rPr>
+          <w:rFonts w:ascii="Khmer OS Battambang" w:hAnsi="Khmer OS Battambang" w:cs="Khmer OS Battambang"/>
+          <w:sz w:val="28"/>
+          <w:szCs w:val="28"/>
+          <w:lang w:bidi="km-KH"/>
+        </w:rPr>
+      </w:pPr>
+      <w:proofErr w:type="gramStart"/>
+      <w:r>
+        <w:rPr>
+          <w:rFonts w:ascii="Khmer OS Battambang" w:hAnsi="Khmer OS Battambang" w:cs="Khmer OS Battambang"/>
+          <w:sz w:val="28"/>
+          <w:szCs w:val="28"/>
+          <w:lang w:bidi="km-KH"/>
+        </w:rPr>
+        <w:t>.oauth</w:t>
+      </w:r>
+      <w:proofErr w:type="gramEnd"/>
+      <w:r>
+        <w:rPr>
+          <w:rFonts w:ascii="Khmer OS Battambang" w:hAnsi="Khmer OS Battambang" w:cs="Khmer OS Battambang"/>
+          <w:sz w:val="28"/>
+          <w:szCs w:val="28"/>
+          <w:lang w:bidi="km-KH"/>
+        </w:rPr>
+        <w:t>2</w:t>
+      </w:r>
+      <w:proofErr w:type="gramStart"/>
+      <w:r>
+        <w:rPr>
+          <w:rFonts w:ascii="Khmer OS Battambang" w:hAnsi="Khmer OS Battambang" w:cs="Khmer OS Battambang"/>
+          <w:sz w:val="28"/>
+          <w:szCs w:val="28"/>
+          <w:lang w:bidi="km-KH"/>
+        </w:rPr>
+        <w:t>Login(</w:t>
+      </w:r>
+      <w:proofErr w:type="spellStart"/>
+      <w:proofErr w:type="gramEnd"/>
+      <w:r>
+        <w:rPr>
+          <w:rFonts w:ascii="Khmer OS Battambang" w:hAnsi="Khmer OS Battambang" w:cs="Khmer OS Battambang"/>
+          <w:sz w:val="28"/>
+          <w:szCs w:val="28"/>
+          <w:lang w:bidi="km-KH"/>
+        </w:rPr>
+        <w:t>oauth</w:t>
+      </w:r>
+      <w:proofErr w:type="spellEnd"/>
+      <w:r>
+        <w:rPr>
+          <w:rFonts w:ascii="Khmer OS Battambang" w:hAnsi="Khmer OS Battambang" w:cs="Khmer OS Battambang"/>
+          <w:sz w:val="28"/>
+          <w:szCs w:val="28"/>
+          <w:lang w:bidi="km-KH"/>
+        </w:rPr>
+        <w:t xml:space="preserve"> -&gt; oauth</w:t>
+      </w:r>
+    </w:p>
+    <w:p>
+      <w:pPr>
+        <w:pStyle w:val="ListParagraph"/>
+        <w:rPr>
+          <w:rFonts w:ascii="Khmer OS Battambang" w:hAnsi="Khmer OS Battambang" w:cs="Khmer OS Battambang"/>
+          <w:sz w:val="28"/>
+          <w:szCs w:val="28"/>
+          <w:lang w:bidi="km-KH"/>
+        </w:rPr>
+      </w:pPr>
+      <w:r>
+        <w:rPr>
+          <w:rFonts w:ascii="Khmer OS Battambang" w:hAnsi="Khmer OS Battambang" w:cs="Khmer OS Battambang"/>
+          <w:sz w:val="28"/>
+          <w:szCs w:val="28"/>
+          <w:lang w:bidi="km-KH"/>
+        </w:rPr>
+        <w:t xml:space="preserve">                </w:t>
+      </w:r>
+      <w:proofErr w:type="gramStart"/>
+      <w:r>
+        <w:rPr>
+          <w:rFonts w:ascii="Khmer OS Battambang" w:hAnsi="Khmer OS Battambang" w:cs="Khmer OS Battambang"/>
+          <w:sz w:val="28"/>
+          <w:szCs w:val="28"/>
+          <w:lang w:bidi="km-KH"/>
+        </w:rPr>
+        <w:t>.</w:t>
+      </w:r>
+      <w:proofErr w:type="spellStart"/>
+      <w:r>
+        <w:rPr>
+          <w:rFonts w:ascii="Khmer OS Battambang" w:hAnsi="Khmer OS Battambang" w:cs="Khmer OS Battambang"/>
+          <w:sz w:val="28"/>
+          <w:szCs w:val="28"/>
+          <w:lang w:bidi="km-KH"/>
+        </w:rPr>
+        <w:t>loginPage</w:t>
+      </w:r>
+      <w:proofErr w:type="spellEnd"/>
+      <w:proofErr w:type="gramEnd"/>
+      <w:r>
+        <w:rPr>
+          <w:rFonts w:ascii="Khmer OS Battambang" w:hAnsi="Khmer OS Battambang" w:cs="Khmer OS Battambang"/>
+          <w:sz w:val="28"/>
+          <w:szCs w:val="28"/>
+          <w:lang w:bidi="km-KH"/>
+        </w:rPr>
+        <w:t>("/oauth2/authorization/google")</w:t>
+      </w:r>
+    </w:p>
+    <w:p>
+      <w:pPr>
+        <w:pStyle w:val="ListParagraph"/>
+        <w:rPr>
+          <w:rFonts w:ascii="Khmer OS Battambang" w:hAnsi="Khmer OS Battambang" w:cs="Khmer OS Battambang"/>
+          <w:sz w:val="28"/>
+          <w:szCs w:val="28"/>
+          <w:lang w:bidi="km-KH"/>
+        </w:rPr>
+      </w:pPr>
+      <w:r>
+        <w:rPr>
+          <w:rFonts w:ascii="Khmer OS Battambang" w:hAnsi="Khmer OS Battambang" w:cs="Khmer OS Battambang"/>
+          <w:sz w:val="28"/>
+          <w:szCs w:val="28"/>
+          <w:lang w:bidi="km-KH"/>
+        </w:rPr>
+        <w:t xml:space="preserve">        )</w:t>
+      </w:r>
+    </w:p>
+    <w:p>
+      <w:pPr>
+        <w:pStyle w:val="ListParagraph"/>
+        <w:rPr>
+          <w:rFonts w:ascii="Khmer OS Battambang" w:hAnsi="Khmer OS Battambang" w:cs="Khmer OS Battambang"/>
+          <w:sz w:val="28"/>
+          <w:szCs w:val="28"/>
+          <w:lang w:bidi="km-KH"/>
+        </w:rPr>
+      </w:pPr>
+      <w:r>
+        <w:rPr>
+          <w:rFonts w:ascii="Khmer OS Battambang" w:hAnsi="Khmer OS Battambang" w:cs="Khmer OS Battambang" w:hint="cs"/>
+          <w:sz w:val="28"/>
+          <w:szCs w:val="28"/>
+          <w:cs/>
+          <w:lang w:bidi="km-KH"/>
+        </w:rPr>
+        <w:t>ត្រូវ</w:t>
+      </w:r>
+      <w:r>
+        <w:rPr>
+          <w:rFonts w:ascii="Khmer OS Battambang" w:hAnsi="Khmer OS Battambang" w:cs="Khmer OS Battambang"/>
+          <w:sz w:val="28"/>
+          <w:szCs w:val="28"/>
+          <w:lang w:bidi="km-KH"/>
+        </w:rPr>
+        <w:t xml:space="preserve"> Request to google login authentication. </w:t>
+      </w:r>
+    </w:p>
+    <w:p>
+      <w:pPr>
+        <w:pStyle w:val="ListParagraph"/>
+        <w:rPr>
+          <w:rFonts w:ascii="Khmer OS Battambang" w:hAnsi="Khmer OS Battambang" w:cs="Khmer OS Battambang"/>
+          <w:sz w:val="28"/>
+          <w:szCs w:val="28"/>
+          <w:lang w:bidi="km-KH"/>
+        </w:rPr>
+      </w:pPr>
+    </w:p>
+    <w:p>
+      <w:pPr>
+        <w:pStyle w:val="ListParagraph"/>
+        <w:rPr>
+          <w:rFonts w:ascii="Khmer OS Battambang" w:hAnsi="Khmer OS Battambang" w:cs="Khmer OS Battambang"/>
+          <w:sz w:val="28"/>
+          <w:szCs w:val="28"/>
+          <w:lang w:bidi="km-KH"/>
+        </w:rPr>
+      </w:pPr>
+    </w:p>
+    <w:p>
+      <w:pPr>
+        <w:pStyle w:val="ListParagraph"/>
+        <w:rPr>
+          <w:rFonts w:ascii="Khmer OS Battambang" w:hAnsi="Khmer OS Battambang" w:cs="Khmer OS Battambang"/>
+          <w:sz w:val="28"/>
+          <w:szCs w:val="28"/>
+          <w:lang w:bidi="km-KH"/>
+        </w:rPr>
+      </w:pPr>
+      <w:r>
+        <w:rPr>
+          <w:rFonts w:ascii="Khmer OS Battambang" w:hAnsi="Khmer OS Battambang" w:cs="Khmer OS Battambang"/>
+          <w:noProof/>
+          <w:sz w:val="28"/>
+          <w:szCs w:val="28"/>
+          <w:lang w:bidi="km-KH"/>
+        </w:rPr>
+        <w:lastRenderedPageBreak/>
+        <w:drawing>
+          <wp:anchor distT="0" distB="0" distL="114300" distR="114300" simplePos="0" relativeHeight="251665408" behindDoc="1" locked="0" layoutInCell="1" allowOverlap="1" wp14:anchorId="42DD5F2F" wp14:editId="652525F3">
+            <wp:simplePos x="0" y="0"/>
+            <wp:positionH relativeFrom="column">
+              <wp:posOffset>21148</wp:posOffset>
+            </wp:positionH>
+            <wp:positionV relativeFrom="paragraph">
+              <wp:posOffset>-2540</wp:posOffset>
+            </wp:positionV>
+            <wp:extent cx="6639852" cy="2333951"/>
+            <wp:effectExtent l="0" t="0" r="8890" b="9525"/>
+            <wp:wrapNone/>
+            <wp:docPr id="1085813988" name="Picture 1"/>
+            <wp:cNvGraphicFramePr>
+              <a:graphicFrameLocks xmlns:a="http://schemas.openxmlformats.org/drawingml/2006/main" noChangeAspect="1"/>
+            </wp:cNvGraphicFramePr>
+            <a:graphic xmlns:a="http://schemas.openxmlformats.org/drawingml/2006/main">
+              <a:graphicData uri="http://schemas.openxmlformats.org/drawingml/2006/picture">
+                <pic:pic xmlns:pic="http://schemas.openxmlformats.org/drawingml/2006/picture">
+                  <pic:nvPicPr>
+                    <pic:cNvPr id="1085813988" name=""/>
+                    <pic:cNvPicPr/>
+                  </pic:nvPicPr>
+                  <pic:blipFill>
+                    <a:blip r:embed="rId12">
+                      <a:extLst>
+                        <a:ext uri="{28A0092B-C50C-407E-A947-70E740481C1C}">
+                          <a14:useLocalDpi xmlns:a14="http://schemas.microsoft.com/office/drawing/2010/main" val="0"/>
+                        </a:ext>
+                      </a:extLst>
+                    </a:blip>
+                    <a:stretch>
+                      <a:fillRect/>
+                    </a:stretch>
+                  </pic:blipFill>
+                  <pic:spPr>
+                    <a:xfrm>
+                      <a:off x="0" y="0"/>
+                      <a:ext cx="6639852" cy="2333951"/>
+                    </a:xfrm>
+                    <a:prstGeom prst="rect">
+                      <a:avLst/>
+                    </a:prstGeom>
+                  </pic:spPr>
+                </pic:pic>
+              </a:graphicData>
+            </a:graphic>
+          </wp:anchor>
+        </w:drawing>
+      </w:r>
+    </w:p>
+    <w:p>
+      <w:pPr>
+        <w:rPr>
+          <w:rFonts w:ascii="Khmer OS Battambang" w:hAnsi="Khmer OS Battambang" w:cs="Khmer OS Battambang"/>
+          <w:sz w:val="32"/>
+          <w:szCs w:val="32"/>
+          <w:lang w:bidi="km-KH"/>
+        </w:rPr>
+      </w:pPr>
+    </w:p>
+    <w:p>
+      <w:pPr>
+        <w:rPr>
+          <w:rFonts w:ascii="Khmer OS Battambang" w:hAnsi="Khmer OS Battambang" w:cs="Khmer OS Battambang"/>
+          <w:sz w:val="32"/>
+          <w:szCs w:val="32"/>
+          <w:lang w:bidi="km-KH"/>
+        </w:rPr>
+      </w:pPr>
+    </w:p>
+    <w:p>
+      <w:pPr>
+        <w:rPr>
+          <w:rFonts w:ascii="Khmer OS Battambang" w:hAnsi="Khmer OS Battambang" w:cs="Khmer OS Battambang"/>
+          <w:sz w:val="32"/>
+          <w:szCs w:val="32"/>
+          <w:lang w:bidi="km-KH"/>
+        </w:rPr>
+      </w:pPr>
+    </w:p>
+    <w:p>
+      <w:pPr>
+        <w:rPr>
+          <w:rFonts w:ascii="Khmer OS Battambang" w:hAnsi="Khmer OS Battambang" w:cs="Khmer OS Battambang"/>
+          <w:sz w:val="32"/>
+          <w:szCs w:val="32"/>
+          <w:lang w:bidi="km-KH"/>
+        </w:rPr>
+      </w:pPr>
+    </w:p>
+    <w:p>
+      <w:pPr>
+        <w:rPr>
+          <w:rFonts w:ascii="Khmer OS Battambang" w:hAnsi="Khmer OS Battambang" w:cs="Khmer OS Battambang"/>
+          <w:sz w:val="32"/>
+          <w:szCs w:val="32"/>
+          <w:lang w:bidi="km-KH"/>
+        </w:rPr>
+      </w:pPr>
+    </w:p>
+    <w:p>
+      <w:pPr>
+        <w:rPr>
+          <w:rFonts w:ascii="Khmer OS Battambang" w:hAnsi="Khmer OS Battambang" w:cs="Khmer OS Battambang"/>
+          <w:sz w:val="32"/>
+          <w:szCs w:val="32"/>
+          <w:lang w:bidi="km-KH"/>
+        </w:rPr>
+      </w:pPr>
+    </w:p>
+    <w:p>
+      <w:pPr>
+        <w:rPr>
+          <w:rFonts w:ascii="Khmer OS Battambang" w:hAnsi="Khmer OS Battambang" w:cs="Khmer OS Battambang"/>
+          <w:sz w:val="32"/>
+          <w:szCs w:val="32"/>
+          <w:lang w:bidi="km-KH"/>
+        </w:rPr>
+      </w:pPr>
+      <w:r>
+        <w:rPr>
+          <w:rFonts w:ascii="Khmer OS Battambang" w:hAnsi="Khmer OS Battambang" w:cs="Khmer OS Battambang" w:hint="cs"/>
+          <w:sz w:val="32"/>
+          <w:szCs w:val="32"/>
+          <w:cs/>
+          <w:lang w:bidi="km-KH"/>
+        </w:rPr>
+        <w:t xml:space="preserve">ពេល </w:t>
+      </w:r>
+      <w:r>
+        <w:rPr>
+          <w:rFonts w:ascii="Khmer OS Battambang" w:hAnsi="Khmer OS Battambang" w:cs="Khmer OS Battambang"/>
+          <w:sz w:val="32"/>
+          <w:szCs w:val="32"/>
+          <w:lang w:bidi="km-KH"/>
+        </w:rPr>
+        <w:t xml:space="preserve">Logout </w:t>
+      </w:r>
+      <w:r>
+        <w:rPr>
+          <w:rFonts w:ascii="Khmer OS Battambang" w:hAnsi="Khmer OS Battambang" w:cs="Khmer OS Battambang" w:hint="cs"/>
+          <w:sz w:val="32"/>
+          <w:szCs w:val="32"/>
+          <w:cs/>
+          <w:lang w:bidi="km-KH"/>
+        </w:rPr>
+        <w:t xml:space="preserve">វាត្រូវធ្វើការ </w:t>
+      </w:r>
+      <w:r>
+        <w:rPr>
+          <w:rFonts w:ascii="Khmer OS Battambang" w:hAnsi="Khmer OS Battambang" w:cs="Khmer OS Battambang"/>
+          <w:sz w:val="32"/>
+          <w:szCs w:val="32"/>
+          <w:lang w:bidi="km-KH"/>
+        </w:rPr>
+        <w:t xml:space="preserve">Clear Session </w:t>
+      </w:r>
+      <w:r>
+        <w:rPr>
+          <w:rFonts w:ascii="Khmer OS Battambang" w:hAnsi="Khmer OS Battambang" w:cs="Khmer OS Battambang" w:hint="cs"/>
+          <w:sz w:val="32"/>
+          <w:szCs w:val="32"/>
+          <w:cs/>
+          <w:lang w:bidi="km-KH"/>
+        </w:rPr>
+        <w:t xml:space="preserve">នឹងហើយអោយវាទៅ </w:t>
+      </w:r>
+      <w:r>
+        <w:rPr>
+          <w:rFonts w:ascii="Khmer OS Battambang" w:hAnsi="Khmer OS Battambang" w:cs="Khmer OS Battambang"/>
+          <w:sz w:val="32"/>
+          <w:szCs w:val="32"/>
+          <w:lang w:bidi="km-KH"/>
+        </w:rPr>
+        <w:t xml:space="preserve">/ (root) </w:t>
+      </w:r>
+      <w:r>
+        <w:rPr>
+          <w:rFonts w:ascii="Khmer OS Battambang" w:hAnsi="Khmer OS Battambang" w:cs="Khmer OS Battambang" w:hint="cs"/>
+          <w:sz w:val="32"/>
+          <w:szCs w:val="32"/>
+          <w:cs/>
+          <w:lang w:bidi="km-KH"/>
+        </w:rPr>
+        <w:t>វិញ</w:t>
+      </w:r>
+    </w:p>
+    <w:p>
+      <w:pPr>
+        <w:rPr>
+          <w:rFonts w:ascii="Khmer OS Battambang" w:hAnsi="Khmer OS Battambang" w:cs="Khmer OS Battambang"/>
+          <w:sz w:val="32"/>
+          <w:szCs w:val="32"/>
+          <w:lang w:bidi="km-KH"/>
+        </w:rPr>
+      </w:pPr>
+    </w:p>
+    <w:p>
+      <w:pPr>
+        <w:rPr>
+          <w:rFonts w:ascii="Khmer OS Battambang" w:hAnsi="Khmer OS Battambang" w:cs="Khmer OS Battambang"/>
+          <w:sz w:val="32"/>
+          <w:szCs w:val="32"/>
+          <w:lang w:bidi="km-KH"/>
+        </w:rPr>
+      </w:pPr>
+      <w:r>
+        <w:rPr>
+          <w:rFonts w:ascii="Khmer OS Battambang" w:hAnsi="Khmer OS Battambang" w:cs="Khmer OS Battambang"/>
+          <w:sz w:val="32"/>
+          <w:szCs w:val="32"/>
+          <w:lang w:bidi="km-KH"/>
+        </w:rPr>
+        <w:t>4-</w:t>
+      </w:r>
+      <w:r>
+        <w:rPr>
+          <w:rFonts w:ascii="Khmer OS Battambang" w:hAnsi="Khmer OS Battambang" w:cs="Khmer OS Battambang"/>
+          <w:sz w:val="32"/>
+          <w:szCs w:val="32"/>
+          <w:lang w:bidi="km-KH"/>
+        </w:rPr>
+        <w:t xml:space="preserve"> </w:t>
+      </w:r>
+      <w:proofErr w:type="spellStart"/>
+      <w:proofErr w:type="gramStart"/>
+      <w:r>
+        <w:rPr>
+          <w:rFonts w:ascii="Khmer OS Battambang" w:hAnsi="Khmer OS Battambang" w:cs="Khmer OS Battambang"/>
+          <w:sz w:val="32"/>
+          <w:szCs w:val="32"/>
+          <w:lang w:bidi="km-KH"/>
+        </w:rPr>
+        <w:t>application.propertis</w:t>
+      </w:r>
+      <w:proofErr w:type="spellEnd"/>
+      <w:proofErr w:type="gramEnd"/>
+      <w:r>
+        <w:rPr>
+          <w:rFonts w:ascii="Khmer OS Battambang" w:hAnsi="Khmer OS Battambang" w:cs="Khmer OS Battambang"/>
+          <w:sz w:val="32"/>
+          <w:szCs w:val="32"/>
+          <w:lang w:bidi="km-KH"/>
+        </w:rPr>
+        <w:t xml:space="preserve"> </w:t>
+      </w:r>
+    </w:p>
+    <w:p>
+      <w:pPr>
+        <w:rPr>
+          <w:rFonts w:ascii="Khmer OS Battambang" w:hAnsi="Khmer OS Battambang" w:cs="Khmer OS Battambang"/>
+          <w:sz w:val="32"/>
+          <w:szCs w:val="32"/>
+          <w:lang w:bidi="km-KH"/>
+        </w:rPr>
+      </w:pPr>
+      <w:r>
+        <w:rPr>
+          <w:rFonts w:ascii="Khmer OS Battambang" w:hAnsi="Khmer OS Battambang" w:cs="Khmer OS Battambang"/>
+          <w:noProof/>
+          <w:sz w:val="32"/>
+          <w:szCs w:val="32"/>
+          <w:lang w:bidi="km-KH"/>
+        </w:rPr>
+        <w:drawing>
+          <wp:anchor distT="0" distB="0" distL="114300" distR="114300" simplePos="0" relativeHeight="251666432" behindDoc="1" locked="0" layoutInCell="1" allowOverlap="1" wp14:anchorId="1F78FE2B" wp14:editId="44C7FAC9">
+            <wp:simplePos x="0" y="0"/>
+            <wp:positionH relativeFrom="column">
+              <wp:posOffset>-3175</wp:posOffset>
+            </wp:positionH>
+            <wp:positionV relativeFrom="paragraph">
+              <wp:posOffset>143139</wp:posOffset>
+            </wp:positionV>
+            <wp:extent cx="6751320" cy="2278380"/>
+            <wp:effectExtent l="0" t="0" r="0" b="7620"/>
+            <wp:wrapNone/>
+            <wp:docPr id="254214992" name="Picture 1"/>
+            <wp:cNvGraphicFramePr>
+              <a:graphicFrameLocks xmlns:a="http://schemas.openxmlformats.org/drawingml/2006/main" noChangeAspect="1"/>
+            </wp:cNvGraphicFramePr>
+            <a:graphic xmlns:a="http://schemas.openxmlformats.org/drawingml/2006/main">
+              <a:graphicData uri="http://schemas.openxmlformats.org/drawingml/2006/picture">
+                <pic:pic xmlns:pic="http://schemas.openxmlformats.org/drawingml/2006/picture">
+                  <pic:nvPicPr>
+                    <pic:cNvPr id="254214992" name=""/>
+                    <pic:cNvPicPr/>
+                  </pic:nvPicPr>
+                  <pic:blipFill>
+                    <a:blip r:embed="rId13">
+                      <a:extLst>
+                        <a:ext uri="{28A0092B-C50C-407E-A947-70E740481C1C}">
+                          <a14:useLocalDpi xmlns:a14="http://schemas.microsoft.com/office/drawing/2010/main" val="0"/>
+                        </a:ext>
+                      </a:extLst>
+                    </a:blip>
+                    <a:stretch>
+                      <a:fillRect/>
+                    </a:stretch>
+                  </pic:blipFill>
+                  <pic:spPr>
+                    <a:xfrm>
+                      <a:off x="0" y="0"/>
+                      <a:ext cx="6751320" cy="2278380"/>
+                    </a:xfrm>
+                    <a:prstGeom prst="rect">
+                      <a:avLst/>
+                    </a:prstGeom>
+                  </pic:spPr>
+                </pic:pic>
+              </a:graphicData>
+            </a:graphic>
+          </wp:anchor>
+        </w:drawing>
+      </w:r>
+    </w:p>
+    <w:p>
+      <w:pPr>
+        <w:rPr>
+          <w:rFonts w:ascii="Khmer OS Battambang" w:hAnsi="Khmer OS Battambang" w:cs="Khmer OS Battambang"/>
+          <w:sz w:val="32"/>
+          <w:szCs w:val="32"/>
+          <w:lang w:bidi="km-KH"/>
+        </w:rPr>
+      </w:pPr>
+    </w:p>
+    <w:p>
+      <w:pPr>
+        <w:rPr>
+          <w:rFonts w:ascii="Khmer OS Battambang" w:hAnsi="Khmer OS Battambang" w:cs="Khmer OS Battambang"/>
+          <w:sz w:val="32"/>
+          <w:szCs w:val="32"/>
+          <w:lang w:bidi="km-KH"/>
+        </w:rPr>
+      </w:pPr>
+    </w:p>
+    <w:p>
+      <w:pPr>
+        <w:rPr>
+          <w:rFonts w:ascii="Khmer OS Battambang" w:hAnsi="Khmer OS Battambang" w:cs="Khmer OS Battambang"/>
+          <w:sz w:val="32"/>
+          <w:szCs w:val="32"/>
+          <w:lang w:bidi="km-KH"/>
+        </w:rPr>
+      </w:pPr>
+    </w:p>
+    <w:p>
+      <w:pPr>
+        <w:rPr>
+          <w:rFonts w:ascii="Khmer OS Battambang" w:hAnsi="Khmer OS Battambang" w:cs="Khmer OS Battambang"/>
+          <w:sz w:val="32"/>
+          <w:szCs w:val="32"/>
+          <w:lang w:bidi="km-KH"/>
+        </w:rPr>
+      </w:pPr>
+    </w:p>
+    <w:p>
+      <w:pPr>
+        <w:rPr>
+          <w:rFonts w:ascii="Khmer OS Battambang" w:hAnsi="Khmer OS Battambang" w:cs="Khmer OS Battambang"/>
+          <w:sz w:val="32"/>
+          <w:szCs w:val="32"/>
+          <w:lang w:bidi="km-KH"/>
+        </w:rPr>
+      </w:pPr>
+    </w:p>
+    <w:p>
+      <w:pPr>
+        <w:rPr>
+          <w:rFonts w:ascii="Khmer OS Battambang" w:hAnsi="Khmer OS Battambang" w:cs="Khmer OS Battambang"/>
+          <w:sz w:val="32"/>
+          <w:szCs w:val="32"/>
+          <w:lang w:bidi="km-KH"/>
+        </w:rPr>
+      </w:pPr>
+    </w:p>
+    <w:p>
+      <w:pPr>
+        <w:rPr>
+          <w:rFonts w:ascii="Khmer OS Battambang" w:hAnsi="Khmer OS Battambang" w:cs="Khmer OS Battambang"/>
+          <w:sz w:val="20"/>
+          <w:szCs w:val="20"/>
+          <w:lang w:bidi="km-KH"/>
+        </w:rPr>
+      </w:pPr>
+      <w:r>
+        <w:rPr>
+          <w:rFonts w:ascii="Khmer OS Battambang" w:hAnsi="Khmer OS Battambang" w:cs="Khmer OS Battambang"/>
+          <w:sz w:val="20"/>
+          <w:szCs w:val="20"/>
+          <w:lang w:bidi="km-KH"/>
+        </w:rPr>
+        <w:t>spring.application.name=</w:t>
+      </w:r>
+      <w:proofErr w:type="spellStart"/>
+      <w:r>
+        <w:rPr>
+          <w:rFonts w:ascii="Khmer OS Battambang" w:hAnsi="Khmer OS Battambang" w:cs="Khmer OS Battambang"/>
+          <w:sz w:val="20"/>
+          <w:szCs w:val="20"/>
+          <w:lang w:bidi="km-KH"/>
+        </w:rPr>
+        <w:t>SocialLoginWebClient</w:t>
+      </w:r>
+      <w:proofErr w:type="spellEnd"/>
+    </w:p>
+    <w:p>
+      <w:pPr>
+        <w:rPr>
+          <w:rFonts w:ascii="Khmer OS Battambang" w:hAnsi="Khmer OS Battambang" w:cs="Khmer OS Battambang"/>
+          <w:sz w:val="20"/>
+          <w:szCs w:val="20"/>
+          <w:lang w:bidi="km-KH"/>
+        </w:rPr>
+      </w:pPr>
+      <w:proofErr w:type="spellStart"/>
+      <w:proofErr w:type="gramStart"/>
+      <w:r>
+        <w:rPr>
+          <w:rFonts w:ascii="Khmer OS Battambang" w:hAnsi="Khmer OS Battambang" w:cs="Khmer OS Battambang"/>
+          <w:sz w:val="20"/>
+          <w:szCs w:val="20"/>
+          <w:lang w:bidi="km-KH"/>
+        </w:rPr>
+        <w:t>server.port</w:t>
+      </w:r>
+      <w:proofErr w:type="spellEnd"/>
+      <w:proofErr w:type="gramEnd"/>
+      <w:r>
+        <w:rPr>
+          <w:rFonts w:ascii="Khmer OS Battambang" w:hAnsi="Khmer OS Battambang" w:cs="Khmer OS Battambang"/>
+          <w:sz w:val="20"/>
+          <w:szCs w:val="20"/>
+          <w:lang w:bidi="km-KH"/>
+        </w:rPr>
+        <w:t>=8088</w:t>
+      </w:r>
+    </w:p>
+    <w:p>
+      <w:pPr>
+        <w:rPr>
+          <w:rFonts w:ascii="Khmer OS Battambang" w:hAnsi="Khmer OS Battambang" w:cs="Khmer OS Battambang"/>
+          <w:sz w:val="16"/>
+          <w:szCs w:val="16"/>
+          <w:lang w:bidi="km-KH"/>
+        </w:rPr>
+      </w:pPr>
+    </w:p>
+    <w:p>
+      <w:pPr>
+        <w:rPr>
+          <w:rFonts w:ascii="Khmer OS Battambang" w:hAnsi="Khmer OS Battambang" w:cs="Khmer OS Battambang"/>
+          <w:sz w:val="20"/>
+          <w:szCs w:val="20"/>
+          <w:lang w:bidi="km-KH"/>
+        </w:rPr>
+      </w:pPr>
+      <w:proofErr w:type="gramStart"/>
+      <w:r>
+        <w:rPr>
+          <w:rFonts w:ascii="Khmer OS Battambang" w:hAnsi="Khmer OS Battambang" w:cs="Khmer OS Battambang"/>
+          <w:sz w:val="20"/>
+          <w:szCs w:val="20"/>
+          <w:lang w:bidi="km-KH"/>
+        </w:rPr>
+        <w:t>spring.security</w:t>
+      </w:r>
+      <w:proofErr w:type="gramEnd"/>
+      <w:r>
+        <w:rPr>
+          <w:rFonts w:ascii="Khmer OS Battambang" w:hAnsi="Khmer OS Battambang" w:cs="Khmer OS Battambang"/>
+          <w:sz w:val="20"/>
+          <w:szCs w:val="20"/>
+          <w:lang w:bidi="km-KH"/>
+        </w:rPr>
+        <w:t>.</w:t>
+      </w:r>
+      <w:proofErr w:type="gramStart"/>
+      <w:r>
+        <w:rPr>
+          <w:rFonts w:ascii="Khmer OS Battambang" w:hAnsi="Khmer OS Battambang" w:cs="Khmer OS Battambang"/>
+          <w:sz w:val="20"/>
+          <w:szCs w:val="20"/>
+          <w:lang w:bidi="km-KH"/>
+        </w:rPr>
+        <w:t>oauth2.client.registration</w:t>
+      </w:r>
+      <w:proofErr w:type="gramEnd"/>
+      <w:r>
+        <w:rPr>
+          <w:rFonts w:ascii="Khmer OS Battambang" w:hAnsi="Khmer OS Battambang" w:cs="Khmer OS Battambang"/>
+          <w:sz w:val="20"/>
+          <w:szCs w:val="20"/>
+          <w:lang w:bidi="km-KH"/>
+        </w:rPr>
+        <w:t>.</w:t>
+      </w:r>
+      <w:proofErr w:type="gramStart"/>
+      <w:r>
+        <w:rPr>
+          <w:rFonts w:ascii="Khmer OS Battambang" w:hAnsi="Khmer OS Battambang" w:cs="Khmer OS Battambang"/>
+          <w:sz w:val="20"/>
+          <w:szCs w:val="20"/>
+          <w:lang w:bidi="km-KH"/>
+        </w:rPr>
+        <w:t>google.client</w:t>
+      </w:r>
+      <w:proofErr w:type="gramEnd"/>
+      <w:r>
+        <w:rPr>
+          <w:rFonts w:ascii="Khmer OS Battambang" w:hAnsi="Khmer OS Battambang" w:cs="Khmer OS Battambang"/>
+          <w:sz w:val="20"/>
+          <w:szCs w:val="20"/>
+          <w:lang w:bidi="km-KH"/>
+        </w:rPr>
+        <w:t>-id=${GOOGLE_CLIENT_ID}</w:t>
+      </w:r>
+    </w:p>
+    <w:p>
+      <w:pPr>
+        <w:rPr>
+          <w:rFonts w:ascii="Khmer OS Battambang" w:hAnsi="Khmer OS Battambang" w:cs="Khmer OS Battambang"/>
+          <w:sz w:val="20"/>
+          <w:szCs w:val="20"/>
+          <w:lang w:bidi="km-KH"/>
+        </w:rPr>
+      </w:pPr>
+      <w:proofErr w:type="gramStart"/>
+      <w:r>
+        <w:rPr>
+          <w:rFonts w:ascii="Khmer OS Battambang" w:hAnsi="Khmer OS Battambang" w:cs="Khmer OS Battambang"/>
+          <w:sz w:val="20"/>
+          <w:szCs w:val="20"/>
+          <w:lang w:bidi="km-KH"/>
+        </w:rPr>
+        <w:t>spring.security</w:t>
+      </w:r>
+      <w:proofErr w:type="gramEnd"/>
+      <w:r>
+        <w:rPr>
+          <w:rFonts w:ascii="Khmer OS Battambang" w:hAnsi="Khmer OS Battambang" w:cs="Khmer OS Battambang"/>
+          <w:sz w:val="20"/>
+          <w:szCs w:val="20"/>
+          <w:lang w:bidi="km-KH"/>
+        </w:rPr>
+        <w:t>.</w:t>
+      </w:r>
+      <w:proofErr w:type="gramStart"/>
+      <w:r>
+        <w:rPr>
+          <w:rFonts w:ascii="Khmer OS Battambang" w:hAnsi="Khmer OS Battambang" w:cs="Khmer OS Battambang"/>
+          <w:sz w:val="20"/>
+          <w:szCs w:val="20"/>
+          <w:lang w:bidi="km-KH"/>
+        </w:rPr>
+        <w:t>oauth2.client.registration</w:t>
+      </w:r>
+      <w:proofErr w:type="gramEnd"/>
+      <w:r>
+        <w:rPr>
+          <w:rFonts w:ascii="Khmer OS Battambang" w:hAnsi="Khmer OS Battambang" w:cs="Khmer OS Battambang"/>
+          <w:sz w:val="20"/>
+          <w:szCs w:val="20"/>
+          <w:lang w:bidi="km-KH"/>
+        </w:rPr>
+        <w:t>.</w:t>
+      </w:r>
+      <w:proofErr w:type="gramStart"/>
+      <w:r>
+        <w:rPr>
+          <w:rFonts w:ascii="Khmer OS Battambang" w:hAnsi="Khmer OS Battambang" w:cs="Khmer OS Battambang"/>
+          <w:sz w:val="20"/>
+          <w:szCs w:val="20"/>
+          <w:lang w:bidi="km-KH"/>
+        </w:rPr>
+        <w:t>google.client</w:t>
+      </w:r>
+      <w:proofErr w:type="gramEnd"/>
+      <w:r>
+        <w:rPr>
+          <w:rFonts w:ascii="Khmer OS Battambang" w:hAnsi="Khmer OS Battambang" w:cs="Khmer OS Battambang"/>
+          <w:sz w:val="20"/>
+          <w:szCs w:val="20"/>
+          <w:lang w:bidi="km-KH"/>
+        </w:rPr>
+        <w:t>-secret=${GOOGLE_CLIENT_SECRET}</w:t>
+      </w:r>
+    </w:p>
+    <w:p>
+      <w:pPr>
+        <w:rPr>
+          <w:rFonts w:ascii="Khmer OS Battambang" w:hAnsi="Khmer OS Battambang" w:cs="Khmer OS Battambang"/>
+          <w:sz w:val="20"/>
+          <w:szCs w:val="20"/>
+          <w:lang w:bidi="km-KH"/>
+        </w:rPr>
+      </w:pPr>
+    </w:p>
+    <w:p>
+      <w:pPr>
+        <w:rPr>
+          <w:rFonts w:ascii="Khmer OS Battambang" w:hAnsi="Khmer OS Battambang" w:cs="Khmer OS Battambang"/>
+          <w:sz w:val="20"/>
+          <w:szCs w:val="20"/>
+          <w:lang w:bidi="km-KH"/>
+        </w:rPr>
+      </w:pPr>
+      <w:r>
+        <w:rPr>
+          <w:rFonts w:ascii="Khmer OS Battambang" w:hAnsi="Khmer OS Battambang" w:cs="Khmer OS Battambang"/>
+          <w:sz w:val="20"/>
+          <w:szCs w:val="20"/>
+          <w:lang w:bidi="km-KH"/>
+        </w:rPr>
+        <w:t># Facebook</w:t>
+      </w:r>
+    </w:p>
+    <w:p>
+      <w:pPr>
+        <w:rPr>
+          <w:rFonts w:ascii="Khmer OS Battambang" w:hAnsi="Khmer OS Battambang" w:cs="Khmer OS Battambang"/>
+          <w:sz w:val="20"/>
+          <w:szCs w:val="20"/>
+          <w:lang w:bidi="km-KH"/>
+        </w:rPr>
+      </w:pPr>
+      <w:proofErr w:type="gramStart"/>
+      <w:r>
+        <w:rPr>
+          <w:rFonts w:ascii="Khmer OS Battambang" w:hAnsi="Khmer OS Battambang" w:cs="Khmer OS Battambang"/>
+          <w:sz w:val="20"/>
+          <w:szCs w:val="20"/>
+          <w:lang w:bidi="km-KH"/>
+        </w:rPr>
+        <w:t>spring.security</w:t>
+      </w:r>
+      <w:proofErr w:type="gramEnd"/>
+      <w:r>
+        <w:rPr>
+          <w:rFonts w:ascii="Khmer OS Battambang" w:hAnsi="Khmer OS Battambang" w:cs="Khmer OS Battambang"/>
+          <w:sz w:val="20"/>
+          <w:szCs w:val="20"/>
+          <w:lang w:bidi="km-KH"/>
+        </w:rPr>
+        <w:t>.</w:t>
+      </w:r>
+      <w:proofErr w:type="gramStart"/>
+      <w:r>
+        <w:rPr>
+          <w:rFonts w:ascii="Khmer OS Battambang" w:hAnsi="Khmer OS Battambang" w:cs="Khmer OS Battambang"/>
+          <w:sz w:val="20"/>
+          <w:szCs w:val="20"/>
+          <w:lang w:bidi="km-KH"/>
+        </w:rPr>
+        <w:t>oauth2.client.registration</w:t>
+      </w:r>
+      <w:proofErr w:type="gramEnd"/>
+      <w:r>
+        <w:rPr>
+          <w:rFonts w:ascii="Khmer OS Battambang" w:hAnsi="Khmer OS Battambang" w:cs="Khmer OS Battambang"/>
+          <w:sz w:val="20"/>
+          <w:szCs w:val="20"/>
+          <w:lang w:bidi="km-KH"/>
+        </w:rPr>
+        <w:t>.</w:t>
+      </w:r>
+      <w:proofErr w:type="gramStart"/>
+      <w:r>
+        <w:rPr>
+          <w:rFonts w:ascii="Khmer OS Battambang" w:hAnsi="Khmer OS Battambang" w:cs="Khmer OS Battambang"/>
+          <w:sz w:val="20"/>
+          <w:szCs w:val="20"/>
+          <w:lang w:bidi="km-KH"/>
+        </w:rPr>
+        <w:t>facebook.client</w:t>
+      </w:r>
+      <w:proofErr w:type="gramEnd"/>
+      <w:r>
+        <w:rPr>
+          <w:rFonts w:ascii="Khmer OS Battambang" w:hAnsi="Khmer OS Battambang" w:cs="Khmer OS Battambang"/>
+          <w:sz w:val="20"/>
+          <w:szCs w:val="20"/>
+          <w:lang w:bidi="km-KH"/>
+        </w:rPr>
+        <w:t>-id=${FACEBOOK_CLIENT_ID}</w:t>
+      </w:r>
+    </w:p>
+    <w:p>
+      <w:pPr>
+        <w:rPr>
+          <w:rFonts w:ascii="Khmer OS Battambang" w:hAnsi="Khmer OS Battambang" w:cs="Khmer OS Battambang"/>
+          <w:sz w:val="20"/>
+          <w:szCs w:val="20"/>
+          <w:lang w:bidi="km-KH"/>
+        </w:rPr>
+      </w:pPr>
+      <w:proofErr w:type="gramStart"/>
+      <w:r>
+        <w:rPr>
+          <w:rFonts w:ascii="Khmer OS Battambang" w:hAnsi="Khmer OS Battambang" w:cs="Khmer OS Battambang"/>
+          <w:sz w:val="20"/>
+          <w:szCs w:val="20"/>
+          <w:lang w:bidi="km-KH"/>
+        </w:rPr>
+        <w:t>spring.security</w:t>
+      </w:r>
+      <w:proofErr w:type="gramEnd"/>
+      <w:r>
+        <w:rPr>
+          <w:rFonts w:ascii="Khmer OS Battambang" w:hAnsi="Khmer OS Battambang" w:cs="Khmer OS Battambang"/>
+          <w:sz w:val="20"/>
+          <w:szCs w:val="20"/>
+          <w:lang w:bidi="km-KH"/>
+        </w:rPr>
+        <w:t>.</w:t>
+      </w:r>
+      <w:proofErr w:type="gramStart"/>
+      <w:r>
+        <w:rPr>
+          <w:rFonts w:ascii="Khmer OS Battambang" w:hAnsi="Khmer OS Battambang" w:cs="Khmer OS Battambang"/>
+          <w:sz w:val="20"/>
+          <w:szCs w:val="20"/>
+          <w:lang w:bidi="km-KH"/>
+        </w:rPr>
+        <w:t>oauth2.client.registration</w:t>
+      </w:r>
+      <w:proofErr w:type="gramEnd"/>
+      <w:r>
+        <w:rPr>
+          <w:rFonts w:ascii="Khmer OS Battambang" w:hAnsi="Khmer OS Battambang" w:cs="Khmer OS Battambang"/>
+          <w:sz w:val="20"/>
+          <w:szCs w:val="20"/>
+          <w:lang w:bidi="km-KH"/>
+        </w:rPr>
+        <w:t>.</w:t>
+      </w:r>
+      <w:proofErr w:type="gramStart"/>
+      <w:r>
+        <w:rPr>
+          <w:rFonts w:ascii="Khmer OS Battambang" w:hAnsi="Khmer OS Battambang" w:cs="Khmer OS Battambang"/>
+          <w:sz w:val="20"/>
+          <w:szCs w:val="20"/>
+          <w:lang w:bidi="km-KH"/>
+        </w:rPr>
+        <w:t>facebook.client</w:t>
+      </w:r>
+      <w:proofErr w:type="gramEnd"/>
+      <w:r>
+        <w:rPr>
+          <w:rFonts w:ascii="Khmer OS Battambang" w:hAnsi="Khmer OS Battambang" w:cs="Khmer OS Battambang"/>
+          <w:sz w:val="20"/>
+          <w:szCs w:val="20"/>
+          <w:lang w:bidi="km-KH"/>
+        </w:rPr>
+        <w:t>-secret=${FACEBOOK_CLIENT_SECRET}</w:t>
+      </w:r>
+    </w:p>
+    <w:p>
+      <w:pPr>
+        <w:rPr>
+          <w:rFonts w:ascii="Khmer OS Battambang" w:hAnsi="Khmer OS Battambang" w:cs="Khmer OS Battambang"/>
+          <w:sz w:val="20"/>
+          <w:szCs w:val="20"/>
+          <w:lang w:bidi="km-KH"/>
+        </w:rPr>
+      </w:pPr>
+    </w:p>
+    <w:p>
+      <w:pPr>
+        <w:rPr>
+          <w:rFonts w:ascii="Khmer OS Battambang" w:hAnsi="Khmer OS Battambang" w:cs="Khmer OS Battambang"/>
+          <w:sz w:val="20"/>
+          <w:szCs w:val="20"/>
+          <w:lang w:bidi="km-KH"/>
+        </w:rPr>
+      </w:pPr>
+      <w:r>
+        <w:rPr>
+          <w:rFonts w:ascii="Khmer OS Battambang" w:hAnsi="Khmer OS Battambang" w:cs="Khmer OS Battambang"/>
+          <w:sz w:val="20"/>
+          <w:szCs w:val="20"/>
+          <w:lang w:bidi="km-KH"/>
+        </w:rPr>
+        <w:t># GitHub</w:t>
+      </w:r>
+    </w:p>
+    <w:p>
+      <w:pPr>
+        <w:rPr>
+          <w:rFonts w:ascii="Khmer OS Battambang" w:hAnsi="Khmer OS Battambang" w:cs="Khmer OS Battambang"/>
+          <w:sz w:val="20"/>
+          <w:szCs w:val="20"/>
+          <w:lang w:bidi="km-KH"/>
+        </w:rPr>
+      </w:pPr>
+      <w:proofErr w:type="gramStart"/>
+      <w:r>
+        <w:rPr>
+          <w:rFonts w:ascii="Khmer OS Battambang" w:hAnsi="Khmer OS Battambang" w:cs="Khmer OS Battambang"/>
+          <w:sz w:val="20"/>
+          <w:szCs w:val="20"/>
+          <w:lang w:bidi="km-KH"/>
+        </w:rPr>
+        <w:t>spring.security</w:t>
+      </w:r>
+      <w:proofErr w:type="gramEnd"/>
+      <w:r>
+        <w:rPr>
+          <w:rFonts w:ascii="Khmer OS Battambang" w:hAnsi="Khmer OS Battambang" w:cs="Khmer OS Battambang"/>
+          <w:sz w:val="20"/>
+          <w:szCs w:val="20"/>
+          <w:lang w:bidi="km-KH"/>
+        </w:rPr>
+        <w:t>.</w:t>
+      </w:r>
+      <w:proofErr w:type="gramStart"/>
+      <w:r>
+        <w:rPr>
+          <w:rFonts w:ascii="Khmer OS Battambang" w:hAnsi="Khmer OS Battambang" w:cs="Khmer OS Battambang"/>
+          <w:sz w:val="20"/>
+          <w:szCs w:val="20"/>
+          <w:lang w:bidi="km-KH"/>
+        </w:rPr>
+        <w:t>oauth2.client.registration</w:t>
+      </w:r>
+      <w:proofErr w:type="gramEnd"/>
+      <w:r>
+        <w:rPr>
+          <w:rFonts w:ascii="Khmer OS Battambang" w:hAnsi="Khmer OS Battambang" w:cs="Khmer OS Battambang"/>
+          <w:sz w:val="20"/>
+          <w:szCs w:val="20"/>
+          <w:lang w:bidi="km-KH"/>
+        </w:rPr>
+        <w:t>.</w:t>
+      </w:r>
+      <w:proofErr w:type="gramStart"/>
+      <w:r>
+        <w:rPr>
+          <w:rFonts w:ascii="Khmer OS Battambang" w:hAnsi="Khmer OS Battambang" w:cs="Khmer OS Battambang"/>
+          <w:sz w:val="20"/>
+          <w:szCs w:val="20"/>
+          <w:lang w:bidi="km-KH"/>
+        </w:rPr>
+        <w:t>github.client</w:t>
+      </w:r>
+      <w:proofErr w:type="gramEnd"/>
+      <w:r>
+        <w:rPr>
+          <w:rFonts w:ascii="Khmer OS Battambang" w:hAnsi="Khmer OS Battambang" w:cs="Khmer OS Battambang"/>
+          <w:sz w:val="20"/>
+          <w:szCs w:val="20"/>
+          <w:lang w:bidi="km-KH"/>
+        </w:rPr>
+        <w:t>-id=${GITHUB_CLIENT_ID}</w:t>
+      </w:r>
+    </w:p>
+    <w:p>
+      <w:pPr>
+        <w:rPr>
+          <w:rFonts w:ascii="Khmer OS Battambang" w:hAnsi="Khmer OS Battambang" w:cs="Khmer OS Battambang"/>
+          <w:sz w:val="32"/>
+          <w:szCs w:val="32"/>
+          <w:lang w:bidi="km-KH"/>
+        </w:rPr>
+      </w:pPr>
+      <w:proofErr w:type="gramStart"/>
+      <w:r>
+        <w:rPr>
+          <w:rFonts w:ascii="Khmer OS Battambang" w:hAnsi="Khmer OS Battambang" w:cs="Khmer OS Battambang"/>
+          <w:sz w:val="20"/>
+          <w:szCs w:val="20"/>
+          <w:lang w:bidi="km-KH"/>
+        </w:rPr>
+        <w:t>spring.security</w:t>
+      </w:r>
+      <w:proofErr w:type="gramEnd"/>
+      <w:r>
+        <w:rPr>
+          <w:rFonts w:ascii="Khmer OS Battambang" w:hAnsi="Khmer OS Battambang" w:cs="Khmer OS Battambang"/>
+          <w:sz w:val="20"/>
+          <w:szCs w:val="20"/>
+          <w:lang w:bidi="km-KH"/>
+        </w:rPr>
+        <w:t>.</w:t>
+      </w:r>
+      <w:proofErr w:type="gramStart"/>
+      <w:r>
+        <w:rPr>
+          <w:rFonts w:ascii="Khmer OS Battambang" w:hAnsi="Khmer OS Battambang" w:cs="Khmer OS Battambang"/>
+          <w:sz w:val="20"/>
+          <w:szCs w:val="20"/>
+          <w:lang w:bidi="km-KH"/>
+        </w:rPr>
+        <w:t>oauth2.client.registration</w:t>
+      </w:r>
+      <w:proofErr w:type="gramEnd"/>
+      <w:r>
+        <w:rPr>
+          <w:rFonts w:ascii="Khmer OS Battambang" w:hAnsi="Khmer OS Battambang" w:cs="Khmer OS Battambang"/>
+          <w:sz w:val="20"/>
+          <w:szCs w:val="20"/>
+          <w:lang w:bidi="km-KH"/>
+        </w:rPr>
+        <w:t>.</w:t>
+      </w:r>
+      <w:proofErr w:type="gramStart"/>
+      <w:r>
+        <w:rPr>
+          <w:rFonts w:ascii="Khmer OS Battambang" w:hAnsi="Khmer OS Battambang" w:cs="Khmer OS Battambang"/>
+          <w:sz w:val="20"/>
+          <w:szCs w:val="20"/>
+          <w:lang w:bidi="km-KH"/>
+        </w:rPr>
+        <w:t>github.client</w:t>
+      </w:r>
+      <w:proofErr w:type="gramEnd"/>
+      <w:r>
+        <w:rPr>
+          <w:rFonts w:ascii="Khmer OS Battambang" w:hAnsi="Khmer OS Battambang" w:cs="Khmer OS Battambang"/>
+          <w:sz w:val="20"/>
+          <w:szCs w:val="20"/>
+          <w:lang w:bidi="km-KH"/>
+        </w:rPr>
+        <w:t>-secret=${GITHUB_CLIENT_SECRET}</w:t>
+      </w:r>
+    </w:p>
+    <w:p>
+      <w:pPr>
+        <w:rPr>
+          <w:rFonts w:ascii="Khmer OS Battambang" w:hAnsi="Khmer OS Battambang" w:cs="Khmer OS Battambang"/>
+          <w:sz w:val="32"/>
+          <w:szCs w:val="32"/>
+          <w:lang w:bidi="km-KH"/>
+        </w:rPr>
+      </w:pPr>
+    </w:p>
+    <w:p>
+      <w:pPr>
+        <w:rPr>
+          <w:rFonts w:ascii="Khmer OS Battambang" w:hAnsi="Khmer OS Battambang" w:cs="Khmer OS Battambang"/>
+          <w:sz w:val="32"/>
+          <w:szCs w:val="32"/>
+          <w:lang w:bidi="km-KH"/>
+        </w:rPr>
+      </w:pPr>
+    </w:p>
+    <w:p>
+      <w:pPr>
+        <w:rPr>
+          <w:rFonts w:ascii="Khmer OS Battambang" w:hAnsi="Khmer OS Battambang" w:cs="Khmer OS Battambang"/>
+          <w:sz w:val="32"/>
+          <w:szCs w:val="32"/>
+          <w:lang w:bidi="km-KH"/>
+        </w:rPr>
+      </w:pPr>
+      <w:r>
+        <w:rPr>
+          <w:rFonts w:ascii="Khmer OS Battambang" w:hAnsi="Khmer OS Battambang" w:cs="Khmer OS Battambang" w:hint="cs"/>
+          <w:sz w:val="32"/>
+          <w:szCs w:val="32"/>
+          <w:cs/>
+          <w:lang w:bidi="km-KH"/>
+        </w:rPr>
+        <w:t xml:space="preserve">ដើម្បីធ្វើការភ្ជាប់ទៅកាន់ </w:t>
+      </w:r>
+      <w:r>
+        <w:rPr>
+          <w:rFonts w:ascii="Khmer OS Battambang" w:hAnsi="Khmer OS Battambang" w:cs="Khmer OS Battambang"/>
+          <w:sz w:val="32"/>
+          <w:szCs w:val="32"/>
+          <w:lang w:bidi="km-KH"/>
+        </w:rPr>
+        <w:t xml:space="preserve">Google Authentication </w:t>
+      </w:r>
+      <w:r>
+        <w:rPr>
+          <w:rFonts w:ascii="Khmer OS Battambang" w:hAnsi="Khmer OS Battambang" w:cs="Khmer OS Battambang" w:hint="cs"/>
+          <w:sz w:val="32"/>
+          <w:szCs w:val="32"/>
+          <w:cs/>
+          <w:lang w:bidi="km-KH"/>
+        </w:rPr>
+        <w:t xml:space="preserve">យើងត្រូវបង្កើត </w:t>
+      </w:r>
+      <w:r>
+        <w:rPr>
+          <w:rFonts w:ascii="Khmer OS Battambang" w:hAnsi="Khmer OS Battambang" w:cs="Khmer OS Battambang"/>
+          <w:sz w:val="32"/>
+          <w:szCs w:val="32"/>
+          <w:lang w:bidi="km-KH"/>
+        </w:rPr>
+        <w:t>google developer account</w:t>
+      </w:r>
+    </w:p>
+    <w:p>
+      <w:pPr>
+        <w:rPr>
+          <w:rFonts w:ascii="Khmer OS Battambang" w:hAnsi="Khmer OS Battambang" w:cs="Khmer OS Battambang"/>
+          <w:sz w:val="32"/>
+          <w:szCs w:val="32"/>
+          <w:lang w:bidi="km-KH"/>
+        </w:rPr>
+      </w:pPr>
+      <w:r>
+        <w:rPr>
+          <w:rFonts w:ascii="Khmer OS Battambang" w:hAnsi="Khmer OS Battambang" w:cs="Khmer OS Battambang"/>
+          <w:noProof/>
+          <w:sz w:val="32"/>
+          <w:szCs w:val="32"/>
+          <w:lang w:bidi="km-KH"/>
+        </w:rPr>
+        <w:drawing>
+          <wp:anchor distT="0" distB="0" distL="114300" distR="114300" simplePos="0" relativeHeight="251667456" behindDoc="1" locked="0" layoutInCell="1" allowOverlap="1" wp14:anchorId="55C41A38" wp14:editId="525B40C9">
+            <wp:simplePos x="0" y="0"/>
+            <wp:positionH relativeFrom="column">
+              <wp:posOffset>-3785</wp:posOffset>
+            </wp:positionH>
+            <wp:positionV relativeFrom="paragraph">
+              <wp:posOffset>-5764</wp:posOffset>
+            </wp:positionV>
+            <wp:extent cx="6751320" cy="1351915"/>
+            <wp:effectExtent l="0" t="0" r="0" b="635"/>
+            <wp:wrapNone/>
+            <wp:docPr id="1109308687" name="Picture 1"/>
+            <wp:cNvGraphicFramePr>
+              <a:graphicFrameLocks xmlns:a="http://schemas.openxmlformats.org/drawingml/2006/main" noChangeAspect="1"/>
+            </wp:cNvGraphicFramePr>
+            <a:graphic xmlns:a="http://schemas.openxmlformats.org/drawingml/2006/main">
+              <a:graphicData uri="http://schemas.openxmlformats.org/drawingml/2006/picture">
+                <pic:pic xmlns:pic="http://schemas.openxmlformats.org/drawingml/2006/picture">
+                  <pic:nvPicPr>
+                    <pic:cNvPr id="1109308687" name=""/>
+                    <pic:cNvPicPr/>
+                  </pic:nvPicPr>
+                  <pic:blipFill>
+                    <a:blip r:embed="rId14" cstate="print">
+                      <a:extLst>
+                        <a:ext uri="{28A0092B-C50C-407E-A947-70E740481C1C}">
+                          <a14:useLocalDpi xmlns:a14="http://schemas.microsoft.com/office/drawing/2010/main" val="0"/>
+                        </a:ext>
+                      </a:extLst>
+                    </a:blip>
+                    <a:stretch>
+                      <a:fillRect/>
+                    </a:stretch>
+                  </pic:blipFill>
+                  <pic:spPr>
+                    <a:xfrm>
+                      <a:off x="0" y="0"/>
+                      <a:ext cx="6751320" cy="1351915"/>
+                    </a:xfrm>
+                    <a:prstGeom prst="rect">
+                      <a:avLst/>
+                    </a:prstGeom>
+                  </pic:spPr>
+                </pic:pic>
+              </a:graphicData>
+            </a:graphic>
+          </wp:anchor>
+        </w:drawing>
+      </w:r>
+    </w:p>
+    <w:p>
+      <w:pPr>
+        <w:rPr>
+          <w:rFonts w:ascii="Khmer OS Battambang" w:hAnsi="Khmer OS Battambang" w:cs="Khmer OS Battambang"/>
+          <w:sz w:val="32"/>
+          <w:szCs w:val="32"/>
+          <w:lang w:bidi="km-KH"/>
+        </w:rPr>
+      </w:pPr>
+    </w:p>
+    <w:p>
+      <w:pPr>
+        <w:rPr>
+          <w:rFonts w:ascii="Khmer OS Battambang" w:hAnsi="Khmer OS Battambang" w:cs="Khmer OS Battambang"/>
+          <w:sz w:val="32"/>
+          <w:szCs w:val="32"/>
+          <w:lang w:bidi="km-KH"/>
+        </w:rPr>
+      </w:pPr>
+    </w:p>
+    <w:p>
+      <w:pPr>
+        <w:rPr>
+          <w:rFonts w:ascii="Khmer OS Battambang" w:hAnsi="Khmer OS Battambang" w:cs="Khmer OS Battambang"/>
+          <w:sz w:val="32"/>
+          <w:szCs w:val="32"/>
+          <w:lang w:bidi="km-KH"/>
+        </w:rPr>
+      </w:pPr>
+    </w:p>
+    <w:p>
+      <w:pPr>
+        <w:rPr>
+          <w:rFonts w:ascii="Khmer OS Battambang" w:hAnsi="Khmer OS Battambang" w:cs="Khmer OS Battambang"/>
+          <w:sz w:val="32"/>
+          <w:szCs w:val="32"/>
+          <w:lang w:bidi="km-KH"/>
+        </w:rPr>
+      </w:pPr>
+      <w:r>
+        <w:rPr>
+          <w:rFonts w:ascii="Khmer OS Battambang" w:hAnsi="Khmer OS Battambang" w:cs="Khmer OS Battambang"/>
+          <w:noProof/>
+          <w:sz w:val="32"/>
+          <w:szCs w:val="32"/>
+          <w:lang w:bidi="km-KH"/>
+        </w:rPr>
+        <w:drawing>
+          <wp:anchor distT="0" distB="0" distL="114300" distR="114300" simplePos="0" relativeHeight="251668480" behindDoc="1" locked="0" layoutInCell="1" allowOverlap="1" wp14:anchorId="65F16D4D" wp14:editId="4BD3E949">
+            <wp:simplePos x="0" y="0"/>
+            <wp:positionH relativeFrom="column">
+              <wp:posOffset>-3175</wp:posOffset>
+            </wp:positionH>
+            <wp:positionV relativeFrom="paragraph">
+              <wp:posOffset>122003</wp:posOffset>
+            </wp:positionV>
+            <wp:extent cx="6751320" cy="3734435"/>
+            <wp:effectExtent l="0" t="0" r="0" b="0"/>
+            <wp:wrapNone/>
+            <wp:docPr id="2116802800" name="Picture 1"/>
+            <wp:cNvGraphicFramePr>
+              <a:graphicFrameLocks xmlns:a="http://schemas.openxmlformats.org/drawingml/2006/main" noChangeAspect="1"/>
+            </wp:cNvGraphicFramePr>
+            <a:graphic xmlns:a="http://schemas.openxmlformats.org/drawingml/2006/main">
+              <a:graphicData uri="http://schemas.openxmlformats.org/drawingml/2006/picture">
+                <pic:pic xmlns:pic="http://schemas.openxmlformats.org/drawingml/2006/picture">
+                  <pic:nvPicPr>
+                    <pic:cNvPr id="2116802800" name=""/>
+                    <pic:cNvPicPr/>
+                  </pic:nvPicPr>
+                  <pic:blipFill>
+                    <a:blip r:embed="rId15">
+                      <a:extLst>
+                        <a:ext uri="{28A0092B-C50C-407E-A947-70E740481C1C}">
+                          <a14:useLocalDpi xmlns:a14="http://schemas.microsoft.com/office/drawing/2010/main" val="0"/>
+                        </a:ext>
+                      </a:extLst>
+                    </a:blip>
+                    <a:stretch>
+                      <a:fillRect/>
+                    </a:stretch>
+                  </pic:blipFill>
+                  <pic:spPr>
+                    <a:xfrm>
+                      <a:off x="0" y="0"/>
+                      <a:ext cx="6751320" cy="3734435"/>
+                    </a:xfrm>
+                    <a:prstGeom prst="rect">
+                      <a:avLst/>
+                    </a:prstGeom>
+                  </pic:spPr>
+                </pic:pic>
+              </a:graphicData>
+            </a:graphic>
+          </wp:anchor>
+        </w:drawing>
+      </w:r>
+    </w:p>
+    <w:p>
+      <w:pPr>
+        <w:rPr>
+          <w:rFonts w:ascii="Khmer OS Battambang" w:hAnsi="Khmer OS Battambang" w:cs="Khmer OS Battambang"/>
+          <w:sz w:val="32"/>
+          <w:szCs w:val="32"/>
+          <w:lang w:bidi="km-KH"/>
+        </w:rPr>
+      </w:pPr>
+    </w:p>
+    <w:p>
+      <w:pPr>
+        <w:rPr>
+          <w:rFonts w:ascii="Khmer OS Battambang" w:hAnsi="Khmer OS Battambang" w:cs="Khmer OS Battambang"/>
+          <w:sz w:val="32"/>
+          <w:szCs w:val="32"/>
+          <w:lang w:bidi="km-KH"/>
+        </w:rPr>
+      </w:pPr>
+    </w:p>
+    <w:p>
+      <w:pPr>
+        <w:rPr>
+          <w:rFonts w:ascii="Khmer OS Battambang" w:hAnsi="Khmer OS Battambang" w:cs="Khmer OS Battambang"/>
+          <w:sz w:val="32"/>
+          <w:szCs w:val="32"/>
+          <w:lang w:bidi="km-KH"/>
+        </w:rPr>
+      </w:pPr>
+    </w:p>
+    <w:p>
+      <w:pPr>
+        <w:rPr>
+          <w:rFonts w:ascii="Khmer OS Battambang" w:hAnsi="Khmer OS Battambang" w:cs="Khmer OS Battambang"/>
+          <w:sz w:val="32"/>
+          <w:szCs w:val="32"/>
+          <w:lang w:bidi="km-KH"/>
+        </w:rPr>
+      </w:pPr>
+    </w:p>
+    <w:p>
+      <w:pPr>
+        <w:rPr>
+          <w:rFonts w:ascii="Khmer OS Battambang" w:hAnsi="Khmer OS Battambang" w:cs="Khmer OS Battambang"/>
+          <w:sz w:val="32"/>
+          <w:szCs w:val="32"/>
+          <w:lang w:bidi="km-KH"/>
+        </w:rPr>
+      </w:pPr>
+    </w:p>
+    <w:p>
+      <w:pPr>
+        <w:rPr>
+          <w:rFonts w:ascii="Khmer OS Battambang" w:hAnsi="Khmer OS Battambang" w:cs="Khmer OS Battambang"/>
+          <w:sz w:val="32"/>
+          <w:szCs w:val="32"/>
+          <w:lang w:bidi="km-KH"/>
+        </w:rPr>
+      </w:pPr>
+    </w:p>
+    <w:p>
+      <w:pPr>
+        <w:rPr>
+          <w:rFonts w:ascii="Khmer OS Battambang" w:hAnsi="Khmer OS Battambang" w:cs="Khmer OS Battambang"/>
+          <w:sz w:val="32"/>
+          <w:szCs w:val="32"/>
+          <w:lang w:bidi="km-KH"/>
+        </w:rPr>
+      </w:pPr>
+    </w:p>
+    <w:p>
+      <w:pPr>
+        <w:rPr>
+          <w:rFonts w:ascii="Khmer OS Battambang" w:hAnsi="Khmer OS Battambang" w:cs="Khmer OS Battambang"/>
+          <w:sz w:val="32"/>
+          <w:szCs w:val="32"/>
+          <w:lang w:bidi="km-KH"/>
+        </w:rPr>
+      </w:pPr>
+    </w:p>
+    <w:p>
+      <w:pPr>
+        <w:rPr>
+          <w:rFonts w:ascii="Khmer OS Battambang" w:hAnsi="Khmer OS Battambang" w:cs="Khmer OS Battambang"/>
+          <w:sz w:val="32"/>
+          <w:szCs w:val="32"/>
+          <w:lang w:bidi="km-KH"/>
+        </w:rPr>
+      </w:pPr>
+    </w:p>
+    <w:p>
+      <w:pPr>
+        <w:rPr>
+          <w:rFonts w:ascii="Khmer OS Battambang" w:hAnsi="Khmer OS Battambang" w:cs="Khmer OS Battambang"/>
+          <w:sz w:val="32"/>
+          <w:szCs w:val="32"/>
+          <w:lang w:bidi="km-KH"/>
+        </w:rPr>
+      </w:pPr>
+    </w:p>
+    <w:p>
+      <w:pPr>
+        <w:rPr>
+          <w:rFonts w:ascii="Khmer OS Battambang" w:hAnsi="Khmer OS Battambang" w:cs="Khmer OS Battambang"/>
+          <w:sz w:val="32"/>
+          <w:szCs w:val="32"/>
+          <w:lang w:bidi="km-KH"/>
+        </w:rPr>
+      </w:pPr>
+      <w:r>
+        <w:rPr>
+          <w:rFonts w:ascii="Khmer OS Battambang" w:hAnsi="Khmer OS Battambang" w:cs="Khmer OS Battambang"/>
+          <w:sz w:val="32"/>
+          <w:szCs w:val="32"/>
+          <w:lang w:bidi="km-KH"/>
+        </w:rPr>
+        <w:t>Authorized redirect URIs</w:t>
+      </w:r>
+      <w:r>
+        <w:rPr>
+          <w:rFonts w:ascii="Khmer OS Battambang" w:hAnsi="Khmer OS Battambang" w:cs="Khmer OS Battambang"/>
+          <w:sz w:val="32"/>
+          <w:szCs w:val="32"/>
+          <w:lang w:bidi="km-KH"/>
+        </w:rPr>
+        <w:t xml:space="preserve">: </w:t>
+      </w:r>
+      <w:hyperlink r:id="rId16" w:history="1">
+        <w:r>
+          <w:rPr>
+            <w:rStyle w:val="Hyperlink"/>
+            <w:rFonts w:ascii="Khmer OS Battambang" w:hAnsi="Khmer OS Battambang" w:cs="Khmer OS Battambang"/>
+            <w:sz w:val="32"/>
+            <w:szCs w:val="32"/>
+            <w:lang w:bidi="km-KH"/>
+          </w:rPr>
+          <w:t>http://localhost:8088/login/oauth2/code/google</w:t>
+        </w:r>
+      </w:hyperlink>
+    </w:p>
+    <w:p>
+      <w:pPr>
+        <w:rPr>
+          <w:rFonts w:ascii="Khmer OS Battambang" w:hAnsi="Khmer OS Battambang" w:cs="Khmer OS Battambang"/>
+          <w:sz w:val="32"/>
+          <w:szCs w:val="32"/>
+          <w:lang w:bidi="km-KH"/>
+        </w:rPr>
+      </w:pPr>
+      <w:r>
+        <w:rPr>
+          <w:rFonts w:ascii="Khmer OS Battambang" w:hAnsi="Khmer OS Battambang" w:cs="Khmer OS Battambang" w:hint="cs"/>
+          <w:sz w:val="32"/>
+          <w:szCs w:val="32"/>
+          <w:cs/>
+          <w:lang w:bidi="km-KH"/>
+        </w:rPr>
+        <w:t xml:space="preserve">ជាទីតាំង </w:t>
+      </w:r>
+      <w:proofErr w:type="spellStart"/>
+      <w:r>
+        <w:rPr>
+          <w:rFonts w:ascii="Khmer OS Battambang" w:hAnsi="Khmer OS Battambang" w:cs="Khmer OS Battambang"/>
+          <w:sz w:val="32"/>
+          <w:szCs w:val="32"/>
+          <w:lang w:bidi="km-KH"/>
+        </w:rPr>
+        <w:t>Url</w:t>
+      </w:r>
+      <w:proofErr w:type="spellEnd"/>
+      <w:r>
+        <w:rPr>
+          <w:rFonts w:ascii="Khmer OS Battambang" w:hAnsi="Khmer OS Battambang" w:cs="Khmer OS Battambang"/>
+          <w:sz w:val="32"/>
+          <w:szCs w:val="32"/>
+          <w:lang w:bidi="km-KH"/>
+        </w:rPr>
+        <w:t xml:space="preserve"> </w:t>
+      </w:r>
+      <w:r>
+        <w:rPr>
+          <w:rFonts w:ascii="Khmer OS Battambang" w:hAnsi="Khmer OS Battambang" w:cs="Khmer OS Battambang" w:hint="cs"/>
+          <w:sz w:val="32"/>
+          <w:szCs w:val="32"/>
+          <w:cs/>
+          <w:lang w:bidi="km-KH"/>
+        </w:rPr>
+        <w:t xml:space="preserve">របស់យើង </w:t>
+      </w:r>
+      <w:r>
+        <w:rPr>
+          <w:rFonts w:ascii="Khmer OS Battambang" w:hAnsi="Khmer OS Battambang" w:cs="Khmer OS Battambang"/>
+          <w:sz w:val="32"/>
+          <w:szCs w:val="32"/>
+          <w:lang w:bidi="km-KH"/>
+        </w:rPr>
+        <w:t>http://localhost:</w:t>
+      </w:r>
+      <w:r>
+        <w:rPr>
+          <w:rFonts w:ascii="Khmer OS Battambang" w:hAnsi="Khmer OS Battambang" w:cs="Khmer OS Battambang"/>
+          <w:sz w:val="32"/>
+          <w:szCs w:val="32"/>
+          <w:cs/>
+          <w:lang w:bidi="km-KH"/>
+        </w:rPr>
+        <w:t>8088</w:t>
+      </w:r>
+      <w:r>
+        <w:rPr>
+          <w:rFonts w:ascii="Khmer OS Battambang" w:hAnsi="Khmer OS Battambang" w:cs="Khmer OS Battambang" w:hint="cs"/>
+          <w:sz w:val="32"/>
+          <w:szCs w:val="32"/>
+          <w:cs/>
+          <w:lang w:bidi="km-KH"/>
+        </w:rPr>
+        <w:t xml:space="preserve"> (</w:t>
+      </w:r>
+      <w:r>
+        <w:rPr>
+          <w:rFonts w:ascii="Khmer OS Battambang" w:hAnsi="Khmer OS Battambang" w:cs="Khmer OS Battambang"/>
+          <w:sz w:val="32"/>
+          <w:szCs w:val="32"/>
+          <w:lang w:bidi="km-KH"/>
+        </w:rPr>
+        <w:t>where the location we running)</w:t>
+      </w:r>
+    </w:p>
+    <w:p>
+      <w:pPr>
+        <w:rPr>
+          <w:rFonts w:ascii="Khmer OS Battambang" w:hAnsi="Khmer OS Battambang" w:cs="Khmer OS Battambang"/>
+          <w:sz w:val="32"/>
+          <w:szCs w:val="32"/>
+          <w:lang w:bidi="km-KH"/>
+        </w:rPr>
+      </w:pPr>
+    </w:p>
+    <w:p>
+      <w:pPr>
+        <w:rPr>
+          <w:rFonts w:ascii="Khmer OS Battambang" w:hAnsi="Khmer OS Battambang" w:cs="Khmer OS Battambang"/>
+          <w:sz w:val="32"/>
+          <w:szCs w:val="32"/>
+          <w:lang w:bidi="km-KH"/>
+        </w:rPr>
+      </w:pPr>
+    </w:p>
+    <w:p>
+      <w:pPr>
+        <w:rPr>
+          <w:rFonts w:ascii="Khmer OS Battambang" w:hAnsi="Khmer OS Battambang" w:cs="Khmer OS Battambang"/>
+          <w:sz w:val="32"/>
+          <w:szCs w:val="32"/>
+          <w:lang w:bidi="km-KH"/>
+        </w:rPr>
+      </w:pPr>
+    </w:p>
+    <w:p>
+      <w:pPr>
+        <w:rPr>
+          <w:rFonts w:ascii="Khmer OS Battambang" w:hAnsi="Khmer OS Battambang" w:cs="Khmer OS Battambang"/>
+          <w:sz w:val="32"/>
+          <w:szCs w:val="32"/>
+          <w:lang w:bidi="km-KH"/>
+        </w:rPr>
+      </w:pPr>
+    </w:p>
+    <w:p>
+      <w:pPr>
+        <w:rPr>
+          <w:rFonts w:ascii="Khmer OS Battambang" w:hAnsi="Khmer OS Battambang" w:cs="Khmer OS Battambang"/>
+          <w:sz w:val="32"/>
+          <w:szCs w:val="32"/>
+          <w:lang w:bidi="km-KH"/>
+        </w:rPr>
+      </w:pPr>
+    </w:p>
+    <w:p>
+      <w:pPr>
+        <w:rPr>
+          <w:rFonts w:ascii="Khmer OS Battambang" w:hAnsi="Khmer OS Battambang" w:cs="Khmer OS Battambang"/>
+          <w:sz w:val="32"/>
+          <w:szCs w:val="32"/>
+          <w:lang w:bidi="km-KH"/>
+        </w:rPr>
+      </w:pPr>
+    </w:p>
+    <w:p>
+      <w:pPr>
+        <w:jc w:val="center"/>
+        <w:rPr>
+          <w:rFonts w:ascii="Khmer OS Battambang" w:hAnsi="Khmer OS Battambang" w:cs="Khmer OS Battambang"/>
+          <w:sz w:val="32"/>
+          <w:szCs w:val="32"/>
+          <w:lang w:bidi="km-KH"/>
+        </w:rPr>
+      </w:pPr>
+      <w:r>
+        <w:rPr>
+          <w:rFonts w:ascii="Khmer OS Battambang" w:hAnsi="Khmer OS Battambang" w:cs="Khmer OS Battambang"/>
+          <w:sz w:val="32"/>
+          <w:szCs w:val="32"/>
+          <w:lang w:bidi="km-KH"/>
+        </w:rPr>
+        <w:lastRenderedPageBreak/>
+        <w:t xml:space="preserve">Testing Flow </w:t>
+      </w:r>
+    </w:p>
+    <w:p>
+      <w:pPr>
+        <w:pStyle w:val="ListParagraph"/>
+        <w:numPr>
+          <w:ilvl w:val="0"/>
+          <w:numId w:val="5"/>
+        </w:numPr>
+        <w:rPr>
+          <w:rFonts w:ascii="Khmer OS Battambang" w:hAnsi="Khmer OS Battambang" w:cs="Khmer OS Battambang"/>
+          <w:sz w:val="32"/>
+          <w:szCs w:val="32"/>
+          <w:lang w:bidi="km-KH"/>
+        </w:rPr>
+      </w:pPr>
+      <w:r>
+        <w:rPr>
+          <w:rFonts w:ascii="Khmer OS Battambang" w:hAnsi="Khmer OS Battambang" w:cs="Khmer OS Battambang"/>
+          <w:sz w:val="32"/>
+          <w:szCs w:val="32"/>
+          <w:lang w:bidi="km-KH"/>
+        </w:rPr>
+        <w:t xml:space="preserve">User go to </w:t>
+      </w:r>
+      <w:hyperlink r:id="rId17" w:history="1">
+        <w:r>
+          <w:rPr>
+            <w:rStyle w:val="Hyperlink"/>
+            <w:rFonts w:ascii="Khmer OS Battambang" w:hAnsi="Khmer OS Battambang" w:cs="Khmer OS Battambang"/>
+            <w:sz w:val="32"/>
+            <w:szCs w:val="32"/>
+            <w:lang w:bidi="km-KH"/>
+          </w:rPr>
+          <w:t>http://localhost:8088/</w:t>
+        </w:r>
+      </w:hyperlink>
+    </w:p>
+    <w:p>
+      <w:pPr>
+        <w:pStyle w:val="ListParagraph"/>
+        <w:numPr>
+          <w:ilvl w:val="0"/>
+          <w:numId w:val="3"/>
+        </w:numPr>
+        <w:rPr>
+          <w:rFonts w:ascii="Khmer OS Battambang" w:hAnsi="Khmer OS Battambang" w:cs="Khmer OS Battambang"/>
+          <w:sz w:val="32"/>
+          <w:szCs w:val="32"/>
+          <w:lang w:bidi="km-KH"/>
+        </w:rPr>
+      </w:pPr>
+      <w:r>
+        <w:rPr>
+          <w:lang w:bidi="km-KH"/>
+        </w:rPr>
+        <w:drawing>
+          <wp:anchor distT="0" distB="0" distL="114300" distR="114300" simplePos="0" relativeHeight="251669504" behindDoc="1" locked="0" layoutInCell="1" allowOverlap="1" wp14:anchorId="25F7E702" wp14:editId="5B82BA57">
+            <wp:simplePos x="0" y="0"/>
+            <wp:positionH relativeFrom="column">
+              <wp:posOffset>139065</wp:posOffset>
+            </wp:positionH>
+            <wp:positionV relativeFrom="paragraph">
+              <wp:posOffset>551840</wp:posOffset>
+            </wp:positionV>
+            <wp:extent cx="6106377" cy="3553321"/>
+            <wp:effectExtent l="0" t="0" r="8890" b="9525"/>
+            <wp:wrapNone/>
+            <wp:docPr id="1909168129" name="Picture 1"/>
+            <wp:cNvGraphicFramePr>
+              <a:graphicFrameLocks xmlns:a="http://schemas.openxmlformats.org/drawingml/2006/main" noChangeAspect="1"/>
+            </wp:cNvGraphicFramePr>
+            <a:graphic xmlns:a="http://schemas.openxmlformats.org/drawingml/2006/main">
+              <a:graphicData uri="http://schemas.openxmlformats.org/drawingml/2006/picture">
+                <pic:pic xmlns:pic="http://schemas.openxmlformats.org/drawingml/2006/picture">
+                  <pic:nvPicPr>
+                    <pic:cNvPr id="1909168129" name=""/>
+                    <pic:cNvPicPr/>
+                  </pic:nvPicPr>
+                  <pic:blipFill>
+                    <a:blip r:embed="rId18">
+                      <a:extLst>
+                        <a:ext uri="{28A0092B-C50C-407E-A947-70E740481C1C}">
+                          <a14:useLocalDpi xmlns:a14="http://schemas.microsoft.com/office/drawing/2010/main" val="0"/>
+                        </a:ext>
+                      </a:extLst>
+                    </a:blip>
+                    <a:stretch>
+                      <a:fillRect/>
+                    </a:stretch>
+                  </pic:blipFill>
+                  <pic:spPr>
+                    <a:xfrm>
+                      <a:off x="0" y="0"/>
+                      <a:ext cx="6106377" cy="3553321"/>
+                    </a:xfrm>
+                    <a:prstGeom prst="rect">
+                      <a:avLst/>
+                    </a:prstGeom>
+                  </pic:spPr>
+                </pic:pic>
+              </a:graphicData>
+            </a:graphic>
+          </wp:anchor>
+        </w:drawing>
+      </w:r>
+      <w:r>
+        <w:rPr>
+          <w:rFonts w:ascii="Khmer OS Battambang" w:hAnsi="Khmer OS Battambang" w:cs="Khmer OS Battambang"/>
+          <w:sz w:val="32"/>
+          <w:szCs w:val="32"/>
+          <w:lang w:bidi="km-KH"/>
+        </w:rPr>
+        <w:t xml:space="preserve">Controller to the </w:t>
+      </w:r>
+      <w:proofErr w:type="gramStart"/>
+      <w:r>
+        <w:rPr>
+          <w:rFonts w:ascii="Khmer OS Battambang" w:hAnsi="Khmer OS Battambang" w:cs="Khmer OS Battambang"/>
+          <w:sz w:val="32"/>
+          <w:szCs w:val="32"/>
+          <w:lang w:bidi="km-KH"/>
+        </w:rPr>
+        <w:t>root :</w:t>
+      </w:r>
+      <w:proofErr w:type="gramEnd"/>
+      <w:r>
+        <w:rPr>
+          <w:rFonts w:ascii="Khmer OS Battambang" w:hAnsi="Khmer OS Battambang" w:cs="Khmer OS Battambang"/>
+          <w:sz w:val="32"/>
+          <w:szCs w:val="32"/>
+          <w:lang w:bidi="km-KH"/>
+        </w:rPr>
+        <w:t xml:space="preserve"> </w:t>
+      </w:r>
+    </w:p>
+    <w:p>
+      <w:pPr>
+        <w:rPr>
+          <w:lang w:bidi="km-KH"/>
+        </w:rPr>
+      </w:pPr>
+    </w:p>
+    <w:p>
+      <w:pPr>
+        <w:rPr>
+          <w:lang w:bidi="km-KH"/>
+        </w:rPr>
+      </w:pPr>
+    </w:p>
+    <w:p>
+      <w:pPr>
+        <w:rPr>
+          <w:lang w:bidi="km-KH"/>
+        </w:rPr>
+      </w:pPr>
+    </w:p>
+    <w:p>
+      <w:pPr>
+        <w:rPr>
+          <w:lang w:bidi="km-KH"/>
+        </w:rPr>
+      </w:pPr>
+    </w:p>
+    <w:p>
+      <w:pPr>
+        <w:rPr>
+          <w:lang w:bidi="km-KH"/>
+        </w:rPr>
+      </w:pPr>
+    </w:p>
+    <w:p>
+      <w:pPr>
+        <w:rPr>
+          <w:lang w:bidi="km-KH"/>
+        </w:rPr>
+      </w:pPr>
+    </w:p>
+    <w:p>
+      <w:pPr>
+        <w:rPr>
+          <w:lang w:bidi="km-KH"/>
+        </w:rPr>
+      </w:pPr>
+    </w:p>
+    <w:p>
+      <w:pPr>
+        <w:rPr>
+          <w:lang w:bidi="km-KH"/>
+        </w:rPr>
+      </w:pPr>
+    </w:p>
+    <w:p>
+      <w:pPr>
+        <w:rPr>
+          <w:lang w:bidi="km-KH"/>
+        </w:rPr>
+      </w:pPr>
+    </w:p>
+    <w:p>
+      <w:pPr>
+        <w:rPr>
+          <w:lang w:bidi="km-KH"/>
+        </w:rPr>
+      </w:pPr>
+    </w:p>
+    <w:p>
+      <w:pPr>
+        <w:rPr>
+          <w:lang w:bidi="km-KH"/>
+        </w:rPr>
+      </w:pPr>
+    </w:p>
+    <w:p>
+      <w:pPr>
+        <w:rPr>
+          <w:lang w:bidi="km-KH"/>
+        </w:rPr>
+      </w:pPr>
+    </w:p>
+    <w:p>
+      <w:pPr>
+        <w:rPr>
+          <w:lang w:bidi="km-KH"/>
+        </w:rPr>
+      </w:pPr>
+    </w:p>
+    <w:p>
+      <w:pPr>
+        <w:pStyle w:val="ListParagraph"/>
+        <w:numPr>
+          <w:ilvl w:val="0"/>
+          <w:numId w:val="3"/>
+        </w:numPr>
+        <w:rPr>
+          <w:lang w:bidi="km-KH"/>
+        </w:rPr>
+      </w:pPr>
+      <w:r>
+        <w:rPr>
+          <w:lang w:bidi="km-KH"/>
+        </w:rPr>
+        <w:t xml:space="preserve">Web Response </w:t>
+      </w:r>
+    </w:p>
+    <w:p>
+      <w:pPr>
+        <w:pStyle w:val="ListParagraph"/>
+        <w:numPr>
+          <w:ilvl w:val="0"/>
+          <w:numId w:val="3"/>
+        </w:numPr>
+        <w:rPr>
+          <w:lang w:bidi="km-KH"/>
+        </w:rPr>
+      </w:pPr>
+      <w:r>
+        <w:rPr>
+          <w:lang w:bidi="km-KH"/>
+        </w:rPr>
+        <w:drawing>
+          <wp:anchor distT="0" distB="0" distL="114300" distR="114300" simplePos="0" relativeHeight="251671552" behindDoc="1" locked="0" layoutInCell="1" allowOverlap="1" wp14:anchorId="3F6934D4" wp14:editId="44E0EBF3">
+            <wp:simplePos x="0" y="0"/>
+            <wp:positionH relativeFrom="column">
+              <wp:posOffset>138472</wp:posOffset>
+            </wp:positionH>
+            <wp:positionV relativeFrom="paragraph">
+              <wp:posOffset>1419959</wp:posOffset>
+            </wp:positionV>
+            <wp:extent cx="5553850" cy="3153215"/>
+            <wp:effectExtent l="0" t="0" r="8890" b="9525"/>
+            <wp:wrapNone/>
+            <wp:docPr id="2114561409" name="Picture 1"/>
+            <wp:cNvGraphicFramePr>
+              <a:graphicFrameLocks xmlns:a="http://schemas.openxmlformats.org/drawingml/2006/main" noChangeAspect="1"/>
+            </wp:cNvGraphicFramePr>
+            <a:graphic xmlns:a="http://schemas.openxmlformats.org/drawingml/2006/main">
+              <a:graphicData uri="http://schemas.openxmlformats.org/drawingml/2006/picture">
+                <pic:pic xmlns:pic="http://schemas.openxmlformats.org/drawingml/2006/picture">
+                  <pic:nvPicPr>
+                    <pic:cNvPr id="2114561409" name=""/>
+                    <pic:cNvPicPr/>
+                  </pic:nvPicPr>
+                  <pic:blipFill>
+                    <a:blip r:embed="rId19">
+                      <a:extLst>
+                        <a:ext uri="{28A0092B-C50C-407E-A947-70E740481C1C}">
+                          <a14:useLocalDpi xmlns:a14="http://schemas.microsoft.com/office/drawing/2010/main" val="0"/>
+                        </a:ext>
+                      </a:extLst>
+                    </a:blip>
+                    <a:stretch>
+                      <a:fillRect/>
+                    </a:stretch>
+                  </pic:blipFill>
+                  <pic:spPr>
+                    <a:xfrm>
+                      <a:off x="0" y="0"/>
+                      <a:ext cx="5553850" cy="3153215"/>
+                    </a:xfrm>
+                    <a:prstGeom prst="rect">
+                      <a:avLst/>
+                    </a:prstGeom>
+                  </pic:spPr>
+                </pic:pic>
+              </a:graphicData>
+            </a:graphic>
+          </wp:anchor>
+        </w:drawing>
+      </w:r>
+      <w:r>
+        <w:rPr>
+          <w:lang w:bidi="km-KH"/>
+        </w:rPr>
+        <w:drawing>
+          <wp:anchor distT="0" distB="0" distL="114300" distR="114300" simplePos="0" relativeHeight="251670528" behindDoc="1" locked="0" layoutInCell="1" allowOverlap="1" wp14:anchorId="048FCB0B" wp14:editId="40573C29">
+            <wp:simplePos x="0" y="0"/>
+            <wp:positionH relativeFrom="column">
+              <wp:posOffset>139329</wp:posOffset>
+            </wp:positionH>
+            <wp:positionV relativeFrom="paragraph">
+              <wp:posOffset>184926</wp:posOffset>
+            </wp:positionV>
+            <wp:extent cx="5191850" cy="2172003"/>
+            <wp:effectExtent l="0" t="0" r="8890" b="0"/>
+            <wp:wrapNone/>
+            <wp:docPr id="1368669839" name="Picture 1"/>
+            <wp:cNvGraphicFramePr>
+              <a:graphicFrameLocks xmlns:a="http://schemas.openxmlformats.org/drawingml/2006/main" noChangeAspect="1"/>
+            </wp:cNvGraphicFramePr>
+            <a:graphic xmlns:a="http://schemas.openxmlformats.org/drawingml/2006/main">
+              <a:graphicData uri="http://schemas.openxmlformats.org/drawingml/2006/picture">
+                <pic:pic xmlns:pic="http://schemas.openxmlformats.org/drawingml/2006/picture">
+                  <pic:nvPicPr>
+                    <pic:cNvPr id="1368669839" name=""/>
+                    <pic:cNvPicPr/>
+                  </pic:nvPicPr>
+                  <pic:blipFill>
+                    <a:blip r:embed="rId20">
+                      <a:extLst>
+                        <a:ext uri="{28A0092B-C50C-407E-A947-70E740481C1C}">
+                          <a14:useLocalDpi xmlns:a14="http://schemas.microsoft.com/office/drawing/2010/main" val="0"/>
+                        </a:ext>
+                      </a:extLst>
+                    </a:blip>
+                    <a:stretch>
+                      <a:fillRect/>
+                    </a:stretch>
+                  </pic:blipFill>
+                  <pic:spPr>
+                    <a:xfrm>
+                      <a:off x="0" y="0"/>
+                      <a:ext cx="5191850" cy="2172003"/>
+                    </a:xfrm>
+                    <a:prstGeom prst="rect">
+                      <a:avLst/>
+                    </a:prstGeom>
+                  </pic:spPr>
+                </pic:pic>
+              </a:graphicData>
+            </a:graphic>
+          </wp:anchor>
+        </w:drawing>
+      </w:r>
+    </w:p>
+    <w:p>
+      <w:pPr>
+        <w:rPr>
+          <w:lang w:bidi="km-KH"/>
+        </w:rPr>
+      </w:pPr>
+    </w:p>
+    <w:p>
+      <w:pPr>
+        <w:rPr>
+          <w:lang w:bidi="km-KH"/>
+        </w:rPr>
+      </w:pPr>
+    </w:p>
+    <w:p>
+      <w:pPr>
+        <w:rPr>
+          <w:lang w:bidi="km-KH"/>
+        </w:rPr>
+      </w:pPr>
+    </w:p>
+    <w:p>
+      <w:pPr>
+        <w:rPr>
+          <w:lang w:bidi="km-KH"/>
+        </w:rPr>
+      </w:pPr>
+    </w:p>
+    <w:p>
+      <w:pPr>
+        <w:rPr>
+          <w:lang w:bidi="km-KH"/>
+        </w:rPr>
+      </w:pPr>
+    </w:p>
+    <w:p>
+      <w:pPr>
+        <w:rPr>
+          <w:lang w:bidi="km-KH"/>
+        </w:rPr>
+      </w:pPr>
+    </w:p>
+    <w:p>
+      <w:pPr>
+        <w:rPr>
+          <w:lang w:bidi="km-KH"/>
+        </w:rPr>
+      </w:pPr>
+    </w:p>
+    <w:p>
+      <w:pPr>
+        <w:rPr>
+          <w:lang w:bidi="km-KH"/>
+        </w:rPr>
+      </w:pPr>
+    </w:p>
+    <w:p>
+      <w:pPr>
+        <w:rPr>
+          <w:lang w:bidi="km-KH"/>
+        </w:rPr>
+      </w:pPr>
+    </w:p>
+    <w:p>
+      <w:pPr>
+        <w:rPr>
+          <w:lang w:bidi="km-KH"/>
+        </w:rPr>
+      </w:pPr>
+    </w:p>
+    <w:p>
+      <w:pPr>
+        <w:rPr>
+          <w:lang w:bidi="km-KH"/>
+        </w:rPr>
+      </w:pPr>
+    </w:p>
+    <w:p>
+      <w:pPr>
+        <w:rPr>
+          <w:lang w:bidi="km-KH"/>
+        </w:rPr>
+      </w:pPr>
+    </w:p>
+    <w:p>
+      <w:pPr>
+        <w:rPr>
+          <w:lang w:bidi="km-KH"/>
+        </w:rPr>
+      </w:pPr>
+    </w:p>
+    <w:p>
+      <w:pPr>
+        <w:tabs>
+          <w:tab w:val="left" w:pos="9482"/>
+        </w:tabs>
+        <w:rPr>
+          <w:lang w:bidi="km-KH"/>
+        </w:rPr>
+      </w:pPr>
+      <w:r>
+        <w:rPr>
+          <w:lang w:bidi="km-KH"/>
+        </w:rPr>
+        <w:tab/>
+      </w:r>
+    </w:p>
+    <w:p>
+      <w:pPr>
+        <w:pStyle w:val="ListParagraph"/>
+        <w:numPr>
+          <w:ilvl w:val="0"/>
+          <w:numId w:val="3"/>
+        </w:numPr>
+        <w:tabs>
+          <w:tab w:val="left" w:pos="9482"/>
+        </w:tabs>
+        <w:rPr>
+          <w:lang w:bidi="km-KH"/>
+        </w:rPr>
+      </w:pPr>
+      <w:r>
+        <w:rPr>
+          <w:lang w:bidi="km-KH"/>
+        </w:rPr>
+        <w:lastRenderedPageBreak/>
+        <w:t xml:space="preserve">Html </w:t>
+      </w:r>
+    </w:p>
+    <w:p>
+      <w:pPr>
+        <w:tabs>
+          <w:tab w:val="left" w:pos="9482"/>
+        </w:tabs>
+        <w:rPr>
+          <w:lang w:bidi="km-KH"/>
+        </w:rPr>
+      </w:pPr>
+      <w:r>
+        <w:rPr>
+          <w:lang w:bidi="km-KH"/>
+        </w:rPr>
+        <w:drawing>
+          <wp:anchor distT="0" distB="0" distL="114300" distR="114300" simplePos="0" relativeHeight="251672576" behindDoc="1" locked="0" layoutInCell="1" allowOverlap="1" wp14:anchorId="02420879" wp14:editId="5304D703">
+            <wp:simplePos x="0" y="0"/>
+            <wp:positionH relativeFrom="column">
+              <wp:posOffset>-3175</wp:posOffset>
+            </wp:positionH>
+            <wp:positionV relativeFrom="paragraph">
+              <wp:posOffset>112700</wp:posOffset>
+            </wp:positionV>
+            <wp:extent cx="6751320" cy="3535680"/>
+            <wp:effectExtent l="0" t="0" r="0" b="7620"/>
+            <wp:wrapNone/>
+            <wp:docPr id="1531504049" name="Picture 1"/>
+            <wp:cNvGraphicFramePr>
+              <a:graphicFrameLocks xmlns:a="http://schemas.openxmlformats.org/drawingml/2006/main" noChangeAspect="1"/>
+            </wp:cNvGraphicFramePr>
+            <a:graphic xmlns:a="http://schemas.openxmlformats.org/drawingml/2006/main">
+              <a:graphicData uri="http://schemas.openxmlformats.org/drawingml/2006/picture">
+                <pic:pic xmlns:pic="http://schemas.openxmlformats.org/drawingml/2006/picture">
+                  <pic:nvPicPr>
+                    <pic:cNvPr id="1531504049" name=""/>
+                    <pic:cNvPicPr/>
+                  </pic:nvPicPr>
+                  <pic:blipFill>
+                    <a:blip r:embed="rId21">
+                      <a:extLst>
+                        <a:ext uri="{28A0092B-C50C-407E-A947-70E740481C1C}">
+                          <a14:useLocalDpi xmlns:a14="http://schemas.microsoft.com/office/drawing/2010/main" val="0"/>
+                        </a:ext>
+                      </a:extLst>
+                    </a:blip>
+                    <a:stretch>
+                      <a:fillRect/>
+                    </a:stretch>
+                  </pic:blipFill>
+                  <pic:spPr>
+                    <a:xfrm>
+                      <a:off x="0" y="0"/>
+                      <a:ext cx="6751320" cy="3535680"/>
+                    </a:xfrm>
+                    <a:prstGeom prst="rect">
+                      <a:avLst/>
+                    </a:prstGeom>
+                  </pic:spPr>
+                </pic:pic>
+              </a:graphicData>
+            </a:graphic>
+          </wp:anchor>
+        </w:drawing>
+      </w:r>
+    </w:p>
+    <w:p>
+      <w:pPr>
+        <w:tabs>
+          <w:tab w:val="left" w:pos="9482"/>
+        </w:tabs>
+        <w:rPr>
+          <w:lang w:bidi="km-KH"/>
+        </w:rPr>
+      </w:pPr>
+    </w:p>
+    <w:p>
+      <w:pPr>
+        <w:rPr>
+          <w:lang w:bidi="km-KH"/>
+        </w:rPr>
+      </w:pPr>
+    </w:p>
+    <w:p>
+      <w:pPr>
+        <w:rPr>
+          <w:lang w:bidi="km-KH"/>
+        </w:rPr>
+      </w:pPr>
+    </w:p>
+    <w:p>
+      <w:pPr>
+        <w:rPr>
+          <w:lang w:bidi="km-KH"/>
+        </w:rPr>
+      </w:pPr>
+    </w:p>
+    <w:p>
+      <w:pPr>
+        <w:rPr>
+          <w:lang w:bidi="km-KH"/>
+        </w:rPr>
+      </w:pPr>
+    </w:p>
+    <w:p>
+      <w:pPr>
+        <w:rPr>
+          <w:lang w:bidi="km-KH"/>
+        </w:rPr>
+      </w:pPr>
+    </w:p>
+    <w:p>
+      <w:pPr>
+        <w:rPr>
+          <w:lang w:bidi="km-KH"/>
+        </w:rPr>
+      </w:pPr>
+    </w:p>
+    <w:p>
+      <w:pPr>
+        <w:rPr>
+          <w:lang w:bidi="km-KH"/>
+        </w:rPr>
+      </w:pPr>
+    </w:p>
+    <w:p>
+      <w:pPr>
+        <w:rPr>
+          <w:lang w:bidi="km-KH"/>
+        </w:rPr>
+      </w:pPr>
+    </w:p>
+    <w:p>
+      <w:pPr>
+        <w:rPr>
+          <w:lang w:bidi="km-KH"/>
+        </w:rPr>
+      </w:pPr>
+    </w:p>
+    <w:p>
+      <w:pPr>
+        <w:rPr>
+          <w:lang w:bidi="km-KH"/>
+        </w:rPr>
+      </w:pPr>
+    </w:p>
+    <w:p>
+      <w:pPr>
+        <w:rPr>
+          <w:lang w:bidi="km-KH"/>
+        </w:rPr>
+      </w:pPr>
+    </w:p>
+    <w:p>
+      <w:pPr>
+        <w:rPr>
+          <w:lang w:bidi="km-KH"/>
+        </w:rPr>
+      </w:pPr>
+    </w:p>
+    <w:p>
+      <w:pPr>
+        <w:pStyle w:val="ListParagraph"/>
+        <w:numPr>
+          <w:ilvl w:val="0"/>
+          <w:numId w:val="5"/>
+        </w:numPr>
+        <w:rPr>
+          <w:lang w:bidi="km-KH"/>
+        </w:rPr>
+      </w:pPr>
+      <w:r>
+        <w:rPr>
+          <w:lang w:bidi="km-KH"/>
+        </w:rPr>
+        <w:t xml:space="preserve">When clink on home: it will directly </w:t>
+      </w:r>
+      <w:proofErr w:type="spellStart"/>
+      <w:r>
+        <w:rPr>
+          <w:lang w:bidi="km-KH"/>
+        </w:rPr>
+        <w:t>goto</w:t>
+      </w:r>
+      <w:proofErr w:type="spellEnd"/>
+      <w:r>
+        <w:rPr>
+          <w:lang w:bidi="km-KH"/>
+        </w:rPr>
+        <w:t xml:space="preserve"> google login page to verify user </w:t>
+      </w:r>
+    </w:p>
+    <w:p>
+      <w:pPr>
+        <w:rPr>
+          <w:lang w:bidi="km-KH"/>
+        </w:rPr>
+      </w:pPr>
+      <w:r>
+        <w:rPr>
+          <w:lang w:bidi="km-KH"/>
+        </w:rPr>
+        <w:drawing>
+          <wp:anchor distT="0" distB="0" distL="114300" distR="114300" simplePos="0" relativeHeight="251673600" behindDoc="1" locked="0" layoutInCell="1" allowOverlap="1" wp14:anchorId="101EA99A" wp14:editId="62A8578E">
+            <wp:simplePos x="0" y="0"/>
+            <wp:positionH relativeFrom="column">
+              <wp:posOffset>-3175</wp:posOffset>
+            </wp:positionH>
+            <wp:positionV relativeFrom="paragraph">
+              <wp:posOffset>117780</wp:posOffset>
+            </wp:positionV>
+            <wp:extent cx="6751320" cy="3757930"/>
+            <wp:effectExtent l="0" t="0" r="0" b="0"/>
+            <wp:wrapNone/>
+            <wp:docPr id="408579562" name="Picture 1"/>
+            <wp:cNvGraphicFramePr>
+              <a:graphicFrameLocks xmlns:a="http://schemas.openxmlformats.org/drawingml/2006/main" noChangeAspect="1"/>
+            </wp:cNvGraphicFramePr>
+            <a:graphic xmlns:a="http://schemas.openxmlformats.org/drawingml/2006/main">
+              <a:graphicData uri="http://schemas.openxmlformats.org/drawingml/2006/picture">
+                <pic:pic xmlns:pic="http://schemas.openxmlformats.org/drawingml/2006/picture">
+                  <pic:nvPicPr>
+                    <pic:cNvPr id="408579562" name=""/>
+                    <pic:cNvPicPr/>
+                  </pic:nvPicPr>
+                  <pic:blipFill>
+                    <a:blip r:embed="rId22">
+                      <a:extLst>
+                        <a:ext uri="{28A0092B-C50C-407E-A947-70E740481C1C}">
+                          <a14:useLocalDpi xmlns:a14="http://schemas.microsoft.com/office/drawing/2010/main" val="0"/>
+                        </a:ext>
+                      </a:extLst>
+                    </a:blip>
+                    <a:stretch>
+                      <a:fillRect/>
+                    </a:stretch>
+                  </pic:blipFill>
+                  <pic:spPr>
+                    <a:xfrm>
+                      <a:off x="0" y="0"/>
+                      <a:ext cx="6751320" cy="3757930"/>
+                    </a:xfrm>
+                    <a:prstGeom prst="rect">
+                      <a:avLst/>
+                    </a:prstGeom>
+                  </pic:spPr>
+                </pic:pic>
+              </a:graphicData>
+            </a:graphic>
+          </wp:anchor>
+        </w:drawing>
+      </w:r>
+    </w:p>
+    <w:p>
+      <w:pPr>
+        <w:rPr>
+          <w:lang w:bidi="km-KH"/>
+        </w:rPr>
+      </w:pPr>
+    </w:p>
+    <w:p>
+      <w:pPr>
+        <w:ind w:firstLine="720"/>
+        <w:rPr>
+          <w:lang w:bidi="km-KH"/>
+        </w:rPr>
+      </w:pPr>
+    </w:p>
+    <w:p>
+      <w:pPr>
+        <w:rPr>
+          <w:lang w:bidi="km-KH"/>
+        </w:rPr>
+      </w:pPr>
+    </w:p>
+    <w:p>
+      <w:pPr>
+        <w:rPr>
+          <w:lang w:bidi="km-KH"/>
+        </w:rPr>
+      </w:pPr>
+    </w:p>
+    <w:p>
+      <w:pPr>
+        <w:rPr>
+          <w:lang w:bidi="km-KH"/>
+        </w:rPr>
+      </w:pPr>
+    </w:p>
+    <w:p>
+      <w:pPr>
+        <w:rPr>
+          <w:lang w:bidi="km-KH"/>
+        </w:rPr>
+      </w:pPr>
+    </w:p>
+    <w:p>
+      <w:pPr>
+        <w:rPr>
+          <w:lang w:bidi="km-KH"/>
+        </w:rPr>
+      </w:pPr>
+    </w:p>
+    <w:p>
+      <w:pPr>
+        <w:rPr>
+          <w:lang w:bidi="km-KH"/>
+        </w:rPr>
+      </w:pPr>
+    </w:p>
+    <w:p>
+      <w:pPr>
+        <w:rPr>
+          <w:lang w:bidi="km-KH"/>
+        </w:rPr>
+      </w:pPr>
+    </w:p>
+    <w:p>
+      <w:pPr>
+        <w:rPr>
+          <w:lang w:bidi="km-KH"/>
+        </w:rPr>
+      </w:pPr>
+    </w:p>
+    <w:p>
+      <w:pPr>
+        <w:rPr>
+          <w:lang w:bidi="km-KH"/>
+        </w:rPr>
+      </w:pPr>
+    </w:p>
+    <w:p>
+      <w:pPr>
+        <w:rPr>
+          <w:lang w:bidi="km-KH"/>
+        </w:rPr>
+      </w:pPr>
+    </w:p>
+    <w:p>
+      <w:pPr>
+        <w:rPr>
+          <w:lang w:bidi="km-KH"/>
+        </w:rPr>
+      </w:pPr>
+    </w:p>
+    <w:p>
+      <w:pPr>
+        <w:rPr>
+          <w:lang w:bidi="km-KH"/>
+        </w:rPr>
+      </w:pPr>
+    </w:p>
+    <w:p>
+      <w:pPr>
+        <w:rPr>
+          <w:lang w:bidi="km-KH"/>
+        </w:rPr>
+      </w:pPr>
+    </w:p>
+    <w:p>
+      <w:pPr>
+        <w:rPr>
+          <w:lang w:bidi="km-KH"/>
+        </w:rPr>
+      </w:pPr>
+    </w:p>
+    <w:p>
+      <w:pPr>
+        <w:rPr>
+          <w:lang w:bidi="km-KH"/>
+        </w:rPr>
+      </w:pPr>
+      <w:r>
+        <w:rPr>
+          <w:lang w:bidi="km-KH"/>
+        </w:rPr>
+        <w:lastRenderedPageBreak/>
+        <w:t xml:space="preserve">After successfully: it </w:t>
+      </w:r>
+      <w:proofErr w:type="gramStart"/>
+      <w:r>
+        <w:rPr>
+          <w:lang w:bidi="km-KH"/>
+        </w:rPr>
+        <w:t>go</w:t>
+      </w:r>
+      <w:proofErr w:type="gramEnd"/>
+      <w:r>
+        <w:rPr>
+          <w:lang w:bidi="km-KH"/>
+        </w:rPr>
+        <w:t xml:space="preserve"> to the </w:t>
+      </w:r>
+      <w:r>
+        <w:rPr>
+          <w:lang w:bidi="km-KH"/>
+        </w:rPr>
+        <w:t>home.html</w:t>
+      </w:r>
+      <w:r>
+        <w:rPr>
+          <w:lang w:bidi="km-KH"/>
+        </w:rPr>
+        <w:t xml:space="preserve"> page </w:t>
+      </w:r>
+    </w:p>
+    <w:p>
+      <w:pPr>
+        <w:rPr>
+          <w:lang w:bidi="km-KH"/>
+        </w:rPr>
+      </w:pPr>
+      <w:r>
+        <w:rPr>
+          <w:lang w:bidi="km-KH"/>
+        </w:rPr>
+        <w:drawing>
+          <wp:anchor distT="0" distB="0" distL="114300" distR="114300" simplePos="0" relativeHeight="251674624" behindDoc="1" locked="0" layoutInCell="1" allowOverlap="1" wp14:anchorId="39D57679" wp14:editId="1C58B4B5">
+            <wp:simplePos x="0" y="0"/>
+            <wp:positionH relativeFrom="column">
+              <wp:posOffset>-3175</wp:posOffset>
+            </wp:positionH>
+            <wp:positionV relativeFrom="paragraph">
+              <wp:posOffset>59674</wp:posOffset>
+            </wp:positionV>
+            <wp:extent cx="4791744" cy="2724530"/>
+            <wp:effectExtent l="0" t="0" r="8890" b="0"/>
+            <wp:wrapNone/>
+            <wp:docPr id="1601082489" name="Picture 1"/>
+            <wp:cNvGraphicFramePr>
+              <a:graphicFrameLocks xmlns:a="http://schemas.openxmlformats.org/drawingml/2006/main" noChangeAspect="1"/>
+            </wp:cNvGraphicFramePr>
+            <a:graphic xmlns:a="http://schemas.openxmlformats.org/drawingml/2006/main">
+              <a:graphicData uri="http://schemas.openxmlformats.org/drawingml/2006/picture">
+                <pic:pic xmlns:pic="http://schemas.openxmlformats.org/drawingml/2006/picture">
+                  <pic:nvPicPr>
+                    <pic:cNvPr id="1601082489" name=""/>
+                    <pic:cNvPicPr/>
+                  </pic:nvPicPr>
+                  <pic:blipFill>
+                    <a:blip r:embed="rId23">
+                      <a:extLst>
+                        <a:ext uri="{28A0092B-C50C-407E-A947-70E740481C1C}">
+                          <a14:useLocalDpi xmlns:a14="http://schemas.microsoft.com/office/drawing/2010/main" val="0"/>
+                        </a:ext>
+                      </a:extLst>
+                    </a:blip>
+                    <a:stretch>
+                      <a:fillRect/>
+                    </a:stretch>
+                  </pic:blipFill>
+                  <pic:spPr>
+                    <a:xfrm>
+                      <a:off x="0" y="0"/>
+                      <a:ext cx="4791744" cy="2724530"/>
+                    </a:xfrm>
+                    <a:prstGeom prst="rect">
+                      <a:avLst/>
+                    </a:prstGeom>
+                  </pic:spPr>
+                </pic:pic>
+              </a:graphicData>
+            </a:graphic>
+          </wp:anchor>
+        </w:drawing>
+      </w:r>
+    </w:p>
+    <w:p>
+      <w:pPr>
+        <w:rPr>
+          <w:lang w:bidi="km-KH"/>
+        </w:rPr>
+      </w:pPr>
+    </w:p>
+    <w:p>
+      <w:pPr>
+        <w:rPr>
+          <w:lang w:bidi="km-KH"/>
+        </w:rPr>
+      </w:pPr>
+    </w:p>
+    <w:p>
+      <w:pPr>
+        <w:rPr>
+          <w:lang w:bidi="km-KH"/>
+        </w:rPr>
+      </w:pPr>
+    </w:p>
+    <w:p>
+      <w:pPr>
+        <w:rPr>
+          <w:lang w:bidi="km-KH"/>
+        </w:rPr>
+      </w:pPr>
+    </w:p>
+    <w:p>
+      <w:pPr>
+        <w:rPr>
+          <w:lang w:bidi="km-KH"/>
+        </w:rPr>
+      </w:pPr>
+    </w:p>
+    <w:p>
+      <w:pPr>
+        <w:rPr>
+          <w:lang w:bidi="km-KH"/>
+        </w:rPr>
+      </w:pPr>
+    </w:p>
+    <w:p>
+      <w:pPr>
+        <w:rPr>
+          <w:lang w:bidi="km-KH"/>
+        </w:rPr>
+      </w:pPr>
+    </w:p>
+    <w:p>
+      <w:pPr>
+        <w:rPr>
+          <w:lang w:bidi="km-KH"/>
+        </w:rPr>
+      </w:pPr>
+      <w:r>
+        <w:rPr>
+          <w:lang w:bidi="km-KH"/>
+        </w:rPr>
+        <w:drawing>
+          <wp:anchor distT="0" distB="0" distL="114300" distR="114300" simplePos="0" relativeHeight="251675648" behindDoc="1" locked="0" layoutInCell="1" allowOverlap="1" wp14:anchorId="5C94CA55" wp14:editId="3A986227">
+            <wp:simplePos x="0" y="0"/>
+            <wp:positionH relativeFrom="column">
+              <wp:posOffset>-3175</wp:posOffset>
+            </wp:positionH>
+            <wp:positionV relativeFrom="paragraph">
+              <wp:posOffset>109822</wp:posOffset>
+            </wp:positionV>
+            <wp:extent cx="6751320" cy="2736850"/>
+            <wp:effectExtent l="0" t="0" r="0" b="6350"/>
+            <wp:wrapNone/>
+            <wp:docPr id="698090827" name="Picture 1"/>
+            <wp:cNvGraphicFramePr>
+              <a:graphicFrameLocks xmlns:a="http://schemas.openxmlformats.org/drawingml/2006/main" noChangeAspect="1"/>
+            </wp:cNvGraphicFramePr>
+            <a:graphic xmlns:a="http://schemas.openxmlformats.org/drawingml/2006/main">
+              <a:graphicData uri="http://schemas.openxmlformats.org/drawingml/2006/picture">
+                <pic:pic xmlns:pic="http://schemas.openxmlformats.org/drawingml/2006/picture">
+                  <pic:nvPicPr>
+                    <pic:cNvPr id="698090827" name=""/>
+                    <pic:cNvPicPr/>
+                  </pic:nvPicPr>
+                  <pic:blipFill>
+                    <a:blip r:embed="rId24">
+                      <a:extLst>
+                        <a:ext uri="{28A0092B-C50C-407E-A947-70E740481C1C}">
+                          <a14:useLocalDpi xmlns:a14="http://schemas.microsoft.com/office/drawing/2010/main" val="0"/>
+                        </a:ext>
+                      </a:extLst>
+                    </a:blip>
+                    <a:stretch>
+                      <a:fillRect/>
+                    </a:stretch>
+                  </pic:blipFill>
+                  <pic:spPr>
+                    <a:xfrm>
+                      <a:off x="0" y="0"/>
+                      <a:ext cx="6751320" cy="2736850"/>
+                    </a:xfrm>
+                    <a:prstGeom prst="rect">
+                      <a:avLst/>
+                    </a:prstGeom>
+                  </pic:spPr>
+                </pic:pic>
+              </a:graphicData>
+            </a:graphic>
+          </wp:anchor>
+        </w:drawing>
+      </w:r>
+    </w:p>
+    <w:p>
+      <w:pPr>
+        <w:rPr>
+          <w:lang w:bidi="km-KH"/>
+        </w:rPr>
+      </w:pPr>
+    </w:p>
+    <w:p>
+      <w:pPr>
+        <w:rPr>
+          <w:lang w:bidi="km-KH"/>
+        </w:rPr>
+      </w:pPr>
+    </w:p>
+    <w:p>
+      <w:pPr>
+        <w:rPr>
+          <w:lang w:bidi="km-KH"/>
+        </w:rPr>
+      </w:pPr>
+    </w:p>
+    <w:p>
+      <w:pPr>
+        <w:rPr>
+          <w:lang w:bidi="km-KH"/>
+        </w:rPr>
+      </w:pPr>
+    </w:p>
+    <w:p>
+      <w:pPr>
+        <w:rPr>
+          <w:lang w:bidi="km-KH"/>
+        </w:rPr>
+      </w:pPr>
+    </w:p>
+    <w:p>
+      <w:pPr>
+        <w:rPr>
+          <w:lang w:bidi="km-KH"/>
+        </w:rPr>
+      </w:pPr>
+    </w:p>
+    <w:p>
+      <w:pPr>
+        <w:rPr>
+          <w:lang w:bidi="km-KH"/>
+        </w:rPr>
+      </w:pPr>
+    </w:p>
+    <w:p>
+      <w:pPr>
+        <w:rPr>
+          <w:lang w:bidi="km-KH"/>
+        </w:rPr>
+      </w:pPr>
+    </w:p>
+    <w:p>
+      <w:pPr>
+        <w:rPr>
+          <w:lang w:bidi="km-KH"/>
+        </w:rPr>
+      </w:pPr>
+    </w:p>
+    <w:p>
+      <w:pPr>
+        <w:rPr>
+          <w:lang w:bidi="km-KH"/>
+        </w:rPr>
+      </w:pPr>
+      <w:r>
+        <w:rPr>
+          <w:lang w:bidi="km-KH"/>
+        </w:rPr>
+        <w:t xml:space="preserve">This is what we protect in the controller /home </w:t>
+      </w:r>
+      <w:proofErr w:type="spellStart"/>
+      <w:r>
+        <w:rPr>
+          <w:lang w:bidi="km-KH"/>
+        </w:rPr>
+        <w:t>url</w:t>
+      </w:r>
+      <w:proofErr w:type="spellEnd"/>
+      <w:r>
+        <w:rPr>
+          <w:lang w:bidi="km-KH"/>
+        </w:rPr>
+        <w:t xml:space="preserve"> </w:t>
+      </w:r>
+    </w:p>
+    <w:p>
+      <w:pPr>
+        <w:rPr>
+          <w:lang w:bidi="km-KH"/>
+        </w:rPr>
+      </w:pPr>
+      <w:r>
+        <w:rPr>
+          <w:lang w:bidi="km-KH"/>
+        </w:rPr>
+        <w:drawing>
+          <wp:anchor distT="0" distB="0" distL="114300" distR="114300" simplePos="0" relativeHeight="251676672" behindDoc="1" locked="0" layoutInCell="1" allowOverlap="1" wp14:anchorId="6BAF0E36" wp14:editId="4C1E239F">
+            <wp:simplePos x="0" y="0"/>
+            <wp:positionH relativeFrom="column">
+              <wp:posOffset>-3175</wp:posOffset>
+            </wp:positionH>
+            <wp:positionV relativeFrom="paragraph">
+              <wp:posOffset>125111</wp:posOffset>
+            </wp:positionV>
+            <wp:extent cx="6751320" cy="2853690"/>
+            <wp:effectExtent l="0" t="0" r="0" b="3810"/>
+            <wp:wrapNone/>
+            <wp:docPr id="355556794" name="Picture 1"/>
+            <wp:cNvGraphicFramePr>
+              <a:graphicFrameLocks xmlns:a="http://schemas.openxmlformats.org/drawingml/2006/main" noChangeAspect="1"/>
+            </wp:cNvGraphicFramePr>
+            <a:graphic xmlns:a="http://schemas.openxmlformats.org/drawingml/2006/main">
+              <a:graphicData uri="http://schemas.openxmlformats.org/drawingml/2006/picture">
+                <pic:pic xmlns:pic="http://schemas.openxmlformats.org/drawingml/2006/picture">
+                  <pic:nvPicPr>
+                    <pic:cNvPr id="355556794" name=""/>
+                    <pic:cNvPicPr/>
+                  </pic:nvPicPr>
+                  <pic:blipFill>
+                    <a:blip r:embed="rId25">
+                      <a:extLst>
+                        <a:ext uri="{28A0092B-C50C-407E-A947-70E740481C1C}">
+                          <a14:useLocalDpi xmlns:a14="http://schemas.microsoft.com/office/drawing/2010/main" val="0"/>
+                        </a:ext>
+                      </a:extLst>
+                    </a:blip>
+                    <a:stretch>
+                      <a:fillRect/>
+                    </a:stretch>
+                  </pic:blipFill>
+                  <pic:spPr>
+                    <a:xfrm>
+                      <a:off x="0" y="0"/>
+                      <a:ext cx="6751320" cy="2853690"/>
+                    </a:xfrm>
+                    <a:prstGeom prst="rect">
+                      <a:avLst/>
+                    </a:prstGeom>
+                  </pic:spPr>
+                </pic:pic>
+              </a:graphicData>
+            </a:graphic>
+          </wp:anchor>
+        </w:drawing>
+      </w:r>
+    </w:p>
+    <w:p>
+      <w:pPr>
+        <w:rPr>
+          <w:lang w:bidi="km-KH"/>
+        </w:rPr>
+      </w:pPr>
+    </w:p>
+    <w:p>
+      <w:pPr>
+        <w:rPr>
+          <w:lang w:bidi="km-KH"/>
+        </w:rPr>
+      </w:pPr>
+    </w:p>
+    <w:p>
+      <w:pPr>
+        <w:rPr>
+          <w:lang w:bidi="km-KH"/>
+        </w:rPr>
+      </w:pPr>
+    </w:p>
+    <w:p>
+      <w:pPr>
+        <w:rPr>
+          <w:lang w:bidi="km-KH"/>
+        </w:rPr>
+      </w:pPr>
+    </w:p>
+    <w:p>
+      <w:pPr>
+        <w:rPr>
+          <w:lang w:bidi="km-KH"/>
+        </w:rPr>
+      </w:pPr>
+    </w:p>
+    <w:p>
+      <w:pPr>
+        <w:rPr>
+          <w:lang w:bidi="km-KH"/>
+        </w:rPr>
+      </w:pPr>
+    </w:p>
+    <w:p>
+      <w:pPr>
+        <w:rPr>
+          <w:lang w:bidi="km-KH"/>
+        </w:rPr>
+      </w:pPr>
+    </w:p>
+    <w:p>
+      <w:pPr>
+        <w:rPr>
+          <w:lang w:bidi="km-KH"/>
+        </w:rPr>
+      </w:pPr>
+    </w:p>
+    <w:p>
+      <w:pPr>
+        <w:rPr>
+          <w:lang w:bidi="km-KH"/>
+        </w:rPr>
+      </w:pPr>
+    </w:p>
+    <w:p>
+      <w:pPr>
+        <w:rPr>
+          <w:lang w:bidi="km-KH"/>
+        </w:rPr>
+      </w:pPr>
+    </w:p>
+    <w:p>
+      <w:pPr>
+        <w:rPr>
+          <w:rFonts w:ascii="Khmer OS Battambang" w:hAnsi="Khmer OS Battambang" w:cs="Khmer OS Battambang"/>
+          <w:color w:val="EE0000"/>
+          <w:sz w:val="30"/>
+          <w:szCs w:val="30"/>
+          <w:lang w:bidi="km-KH"/>
+        </w:rPr>
+      </w:pPr>
+      <w:proofErr w:type="gramStart"/>
+      <w:r>
+        <w:rPr>
+          <w:rFonts w:ascii="Khmer OS Battambang" w:hAnsi="Khmer OS Battambang" w:cs="Khmer OS Battambang"/>
+          <w:color w:val="EE0000"/>
+          <w:sz w:val="30"/>
+          <w:szCs w:val="30"/>
+          <w:lang w:bidi="km-KH"/>
+        </w:rPr>
+        <w:t xml:space="preserve">Spring  </w:t>
+      </w:r>
+      <w:r>
+        <w:rPr>
+          <w:rFonts w:ascii="Khmer OS Battambang" w:hAnsi="Khmer OS Battambang" w:cs="Khmer OS Battambang"/>
+          <w:color w:val="EE0000"/>
+          <w:sz w:val="30"/>
+          <w:szCs w:val="30"/>
+          <w:cs/>
+          <w:lang w:bidi="km-KH"/>
+        </w:rPr>
+        <w:t>វាប្រាប់ថាទាល់តែមាន</w:t>
+      </w:r>
+      <w:proofErr w:type="gramEnd"/>
+      <w:r>
+        <w:rPr>
+          <w:rFonts w:ascii="Khmer OS Battambang" w:hAnsi="Khmer OS Battambang" w:cs="Khmer OS Battambang"/>
+          <w:color w:val="EE0000"/>
+          <w:sz w:val="30"/>
+          <w:szCs w:val="30"/>
+          <w:lang w:bidi="km-KH"/>
+        </w:rPr>
+        <w:t>@AuthenticationPrincipal OAuth</w:t>
+      </w:r>
+      <w:r>
+        <w:rPr>
+          <w:rFonts w:ascii="Khmer OS Battambang" w:hAnsi="Khmer OS Battambang" w:cs="Khmer OS Battambang"/>
+          <w:color w:val="EE0000"/>
+          <w:sz w:val="30"/>
+          <w:szCs w:val="30"/>
+          <w:cs/>
+          <w:lang w:bidi="km-KH"/>
+        </w:rPr>
+        <w:t>2</w:t>
+      </w:r>
+      <w:r>
+        <w:rPr>
+          <w:rFonts w:ascii="Khmer OS Battambang" w:hAnsi="Khmer OS Battambang" w:cs="Khmer OS Battambang"/>
+          <w:color w:val="EE0000"/>
+          <w:sz w:val="30"/>
+          <w:szCs w:val="30"/>
+          <w:lang w:bidi="km-KH"/>
+        </w:rPr>
+        <w:t>User principle</w:t>
+      </w:r>
+      <w:r>
+        <w:rPr>
+          <w:rFonts w:ascii="Khmer OS Battambang" w:hAnsi="Khmer OS Battambang" w:cs="Khmer OS Battambang"/>
+          <w:color w:val="EE0000"/>
+          <w:sz w:val="30"/>
+          <w:szCs w:val="30"/>
+          <w:cs/>
+          <w:lang w:bidi="km-KH"/>
+        </w:rPr>
+        <w:t xml:space="preserve"> ទើបអាចចូលបាន</w:t>
+      </w:r>
+    </w:p>
+    <w:p>
+      <w:pPr>
+        <w:rPr>
+          <w:rFonts w:ascii="Khmer OS Battambang" w:hAnsi="Khmer OS Battambang" w:cs="Khmer OS Battambang"/>
+          <w:sz w:val="30"/>
+          <w:szCs w:val="30"/>
+          <w:lang w:bidi="km-KH"/>
+        </w:rPr>
+      </w:pPr>
+      <w:r>
+        <w:rPr>
+          <w:rFonts w:ascii="Khmer OS Battambang" w:hAnsi="Khmer OS Battambang" w:cs="Khmer OS Battambang"/>
+          <w:sz w:val="30"/>
+          <w:szCs w:val="30"/>
+          <w:lang w:bidi="km-KH"/>
+        </w:rPr>
+        <w:lastRenderedPageBreak/>
+        <w:t xml:space="preserve">When logout </w:t>
+      </w:r>
+      <w:r>
+        <w:rPr>
+          <w:rFonts w:ascii="Khmer OS Battambang" w:hAnsi="Khmer OS Battambang" w:cs="Khmer OS Battambang"/>
+          <w:sz w:val="30"/>
+          <w:szCs w:val="30"/>
+          <w:lang w:bidi="km-KH"/>
+        </w:rPr>
+        <w:t xml:space="preserve">it will go back to root </w:t>
+      </w:r>
+    </w:p>
+    <w:p>
+      <w:pPr>
+        <w:rPr>
+          <w:rFonts w:ascii="Khmer OS Battambang" w:hAnsi="Khmer OS Battambang" w:cs="Khmer OS Battambang"/>
+          <w:sz w:val="30"/>
+          <w:szCs w:val="30"/>
+          <w:lang w:bidi="km-KH"/>
+        </w:rPr>
+      </w:pPr>
+      <w:r>
+        <w:rPr>
+          <w:rFonts w:ascii="Khmer OS Battambang" w:hAnsi="Khmer OS Battambang" w:cs="Khmer OS Battambang"/>
+          <w:sz w:val="30"/>
+          <w:szCs w:val="30"/>
+          <w:lang w:bidi="km-KH"/>
+        </w:rPr>
+        <w:drawing>
+          <wp:anchor distT="0" distB="0" distL="114300" distR="114300" simplePos="0" relativeHeight="251677696" behindDoc="1" locked="0" layoutInCell="1" allowOverlap="1" wp14:anchorId="7547AAB3" wp14:editId="69369105">
+            <wp:simplePos x="0" y="0"/>
+            <wp:positionH relativeFrom="column">
+              <wp:posOffset>-3175</wp:posOffset>
+            </wp:positionH>
+            <wp:positionV relativeFrom="paragraph">
+              <wp:posOffset>244359</wp:posOffset>
+            </wp:positionV>
+            <wp:extent cx="3877216" cy="2286319"/>
+            <wp:effectExtent l="0" t="0" r="9525" b="0"/>
+            <wp:wrapNone/>
+            <wp:docPr id="1734581441" name="Picture 1"/>
+            <wp:cNvGraphicFramePr>
+              <a:graphicFrameLocks xmlns:a="http://schemas.openxmlformats.org/drawingml/2006/main" noChangeAspect="1"/>
+            </wp:cNvGraphicFramePr>
+            <a:graphic xmlns:a="http://schemas.openxmlformats.org/drawingml/2006/main">
+              <a:graphicData uri="http://schemas.openxmlformats.org/drawingml/2006/picture">
+                <pic:pic xmlns:pic="http://schemas.openxmlformats.org/drawingml/2006/picture">
+                  <pic:nvPicPr>
+                    <pic:cNvPr id="1734581441" name=""/>
+                    <pic:cNvPicPr/>
+                  </pic:nvPicPr>
+                  <pic:blipFill>
+                    <a:blip r:embed="rId26">
+                      <a:extLst>
+                        <a:ext uri="{28A0092B-C50C-407E-A947-70E740481C1C}">
+                          <a14:useLocalDpi xmlns:a14="http://schemas.microsoft.com/office/drawing/2010/main" val="0"/>
+                        </a:ext>
+                      </a:extLst>
+                    </a:blip>
+                    <a:stretch>
+                      <a:fillRect/>
+                    </a:stretch>
+                  </pic:blipFill>
+                  <pic:spPr>
+                    <a:xfrm>
+                      <a:off x="0" y="0"/>
+                      <a:ext cx="3877216" cy="2286319"/>
+                    </a:xfrm>
+                    <a:prstGeom prst="rect">
+                      <a:avLst/>
+                    </a:prstGeom>
+                  </pic:spPr>
+                </pic:pic>
+              </a:graphicData>
+            </a:graphic>
+          </wp:anchor>
+        </w:drawing>
+      </w:r>
+    </w:p>
+    <w:p>
+      <w:pPr>
+        <w:rPr>
+          <w:rFonts w:ascii="Khmer OS Battambang" w:hAnsi="Khmer OS Battambang" w:cs="Khmer OS Battambang"/>
+          <w:sz w:val="30"/>
+          <w:szCs w:val="30"/>
+          <w:lang w:bidi="km-KH"/>
+        </w:rPr>
+      </w:pPr>
+    </w:p>
+    <w:p>
+      <w:pPr>
+        <w:rPr>
+          <w:rFonts w:ascii="Khmer OS Battambang" w:hAnsi="Khmer OS Battambang" w:cs="Khmer OS Battambang"/>
+          <w:color w:val="EE0000"/>
+          <w:sz w:val="30"/>
+          <w:szCs w:val="30"/>
+          <w:lang w:bidi="km-KH"/>
+        </w:rPr>
+      </w:pPr>
+    </w:p>
+    <w:p>
+      <w:pPr>
+        <w:rPr>
+          <w:rFonts w:ascii="Khmer OS Battambang" w:hAnsi="Khmer OS Battambang" w:cs="Khmer OS Battambang"/>
+          <w:color w:val="EE0000"/>
+          <w:sz w:val="30"/>
+          <w:szCs w:val="30"/>
+          <w:lang w:bidi="km-KH"/>
+        </w:rPr>
+      </w:pPr>
+    </w:p>
+    <w:p>
+      <w:pPr>
+        <w:rPr>
+          <w:rFonts w:ascii="Khmer OS Battambang" w:hAnsi="Khmer OS Battambang" w:cs="Khmer OS Battambang"/>
+          <w:color w:val="EE0000"/>
+          <w:sz w:val="30"/>
+          <w:szCs w:val="30"/>
+          <w:lang w:bidi="km-KH"/>
+        </w:rPr>
+      </w:pPr>
+    </w:p>
+    <w:p>
+      <w:pPr>
+        <w:rPr>
+          <w:rFonts w:ascii="Khmer OS Battambang" w:hAnsi="Khmer OS Battambang" w:cs="Khmer OS Battambang"/>
+          <w:color w:val="EE0000"/>
+          <w:sz w:val="30"/>
+          <w:szCs w:val="30"/>
+          <w:lang w:bidi="km-KH"/>
+        </w:rPr>
+      </w:pPr>
+    </w:p>
+    <w:p>
+      <w:pPr>
+        <w:rPr>
+          <w:rFonts w:ascii="Khmer OS Battambang" w:hAnsi="Khmer OS Battambang" w:cs="Khmer OS Battambang"/>
+          <w:color w:val="EE0000"/>
+          <w:sz w:val="30"/>
+          <w:szCs w:val="30"/>
+          <w:lang w:bidi="km-KH"/>
+        </w:rPr>
+      </w:pPr>
+    </w:p>
+    <w:p>
+      <w:pPr>
+        <w:rPr>
+          <w:rFonts w:ascii="Khmer OS Battambang" w:hAnsi="Khmer OS Battambang" w:cs="Khmer OS Battambang"/>
+          <w:color w:val="EE0000"/>
+          <w:sz w:val="30"/>
+          <w:szCs w:val="30"/>
+          <w:lang w:bidi="km-KH"/>
+        </w:rPr>
+      </w:pPr>
+      <w:r>
+        <w:rPr>
+          <w:rFonts w:ascii="Khmer OS Battambang" w:hAnsi="Khmer OS Battambang" w:cs="Khmer OS Battambang"/>
+          <w:color w:val="EE0000"/>
+          <w:sz w:val="30"/>
+          <w:szCs w:val="30"/>
+          <w:lang w:bidi="km-KH"/>
+        </w:rPr>
+        <w:drawing>
+          <wp:anchor distT="0" distB="0" distL="114300" distR="114300" simplePos="0" relativeHeight="251678720" behindDoc="1" locked="0" layoutInCell="1" allowOverlap="1" wp14:anchorId="6C7359DA" wp14:editId="2ADDD486">
+            <wp:simplePos x="0" y="0"/>
+            <wp:positionH relativeFrom="column">
+              <wp:posOffset>-3175</wp:posOffset>
+            </wp:positionH>
+            <wp:positionV relativeFrom="paragraph">
+              <wp:posOffset>109261</wp:posOffset>
+            </wp:positionV>
+            <wp:extent cx="6751320" cy="4491355"/>
+            <wp:effectExtent l="0" t="0" r="0" b="4445"/>
+            <wp:wrapNone/>
+            <wp:docPr id="647509265" name="Picture 1"/>
+            <wp:cNvGraphicFramePr>
+              <a:graphicFrameLocks xmlns:a="http://schemas.openxmlformats.org/drawingml/2006/main" noChangeAspect="1"/>
+            </wp:cNvGraphicFramePr>
+            <a:graphic xmlns:a="http://schemas.openxmlformats.org/drawingml/2006/main">
+              <a:graphicData uri="http://schemas.openxmlformats.org/drawingml/2006/picture">
+                <pic:pic xmlns:pic="http://schemas.openxmlformats.org/drawingml/2006/picture">
+                  <pic:nvPicPr>
+                    <pic:cNvPr id="647509265" name=""/>
+                    <pic:cNvPicPr/>
+                  </pic:nvPicPr>
+                  <pic:blipFill>
+                    <a:blip r:embed="rId27">
+                      <a:extLst>
+                        <a:ext uri="{28A0092B-C50C-407E-A947-70E740481C1C}">
+                          <a14:useLocalDpi xmlns:a14="http://schemas.microsoft.com/office/drawing/2010/main" val="0"/>
+                        </a:ext>
+                      </a:extLst>
+                    </a:blip>
+                    <a:stretch>
+                      <a:fillRect/>
+                    </a:stretch>
+                  </pic:blipFill>
+                  <pic:spPr>
+                    <a:xfrm>
+                      <a:off x="0" y="0"/>
+                      <a:ext cx="6751320" cy="4491355"/>
+                    </a:xfrm>
+                    <a:prstGeom prst="rect">
+                      <a:avLst/>
+                    </a:prstGeom>
+                  </pic:spPr>
+                </pic:pic>
+              </a:graphicData>
+            </a:graphic>
+          </wp:anchor>
+        </w:drawing>
+      </w:r>
+    </w:p>
+    <w:p>
+      <w:pPr>
+        <w:rPr>
+          <w:rFonts w:ascii="Khmer OS Battambang" w:hAnsi="Khmer OS Battambang" w:cs="Khmer OS Battambang"/>
+          <w:color w:val="EE0000"/>
+          <w:sz w:val="30"/>
+          <w:szCs w:val="30"/>
+          <w:lang w:bidi="km-KH"/>
+        </w:rPr>
+      </w:pPr>
+    </w:p>
+    <w:p>
+      <w:pPr>
+        <w:rPr>
+          <w:rFonts w:ascii="Khmer OS Battambang" w:hAnsi="Khmer OS Battambang" w:cs="Khmer OS Battambang"/>
+          <w:color w:val="EE0000"/>
+          <w:sz w:val="30"/>
+          <w:szCs w:val="30"/>
+          <w:lang w:bidi="km-KH"/>
+        </w:rPr>
+      </w:pPr>
+    </w:p>
+    <w:p>
+      <w:pPr>
+        <w:rPr>
+          <w:rFonts w:ascii="Khmer OS Battambang" w:hAnsi="Khmer OS Battambang" w:cs="Khmer OS Battambang"/>
+          <w:color w:val="EE0000"/>
+          <w:sz w:val="30"/>
+          <w:szCs w:val="30"/>
+          <w:lang w:bidi="km-KH"/>
+        </w:rPr>
+      </w:pPr>
+    </w:p>
+    <w:p>
+      <w:pPr>
+        <w:rPr>
+          <w:rFonts w:ascii="Khmer OS Battambang" w:hAnsi="Khmer OS Battambang" w:cs="Khmer OS Battambang"/>
+          <w:color w:val="EE0000"/>
+          <w:sz w:val="30"/>
+          <w:szCs w:val="30"/>
+          <w:lang w:bidi="km-KH"/>
+        </w:rPr>
+      </w:pPr>
+    </w:p>
+    <w:p>
+      <w:pPr>
+        <w:rPr>
+          <w:rFonts w:ascii="Khmer OS Battambang" w:hAnsi="Khmer OS Battambang" w:cs="Khmer OS Battambang"/>
+          <w:color w:val="EE0000"/>
+          <w:sz w:val="30"/>
+          <w:szCs w:val="30"/>
+          <w:lang w:bidi="km-KH"/>
+        </w:rPr>
+      </w:pPr>
+    </w:p>
+    <w:p>
+      <w:pPr>
+        <w:rPr>
+          <w:rFonts w:ascii="Khmer OS Battambang" w:hAnsi="Khmer OS Battambang" w:cs="Khmer OS Battambang"/>
+          <w:color w:val="EE0000"/>
+          <w:sz w:val="30"/>
+          <w:szCs w:val="30"/>
+          <w:lang w:bidi="km-KH"/>
+        </w:rPr>
+      </w:pPr>
+    </w:p>
+    <w:p>
+      <w:pPr>
+        <w:rPr>
+          <w:rFonts w:ascii="Khmer OS Battambang" w:hAnsi="Khmer OS Battambang" w:cs="Khmer OS Battambang"/>
+          <w:color w:val="EE0000"/>
+          <w:sz w:val="30"/>
+          <w:szCs w:val="30"/>
+          <w:lang w:bidi="km-KH"/>
+        </w:rPr>
+      </w:pPr>
+    </w:p>
+    <w:p>
+      <w:pPr>
+        <w:rPr>
+          <w:rFonts w:ascii="Khmer OS Battambang" w:hAnsi="Khmer OS Battambang" w:cs="Khmer OS Battambang"/>
+          <w:color w:val="EE0000"/>
+          <w:sz w:val="30"/>
+          <w:szCs w:val="30"/>
+          <w:lang w:bidi="km-KH"/>
+        </w:rPr>
+      </w:pPr>
+    </w:p>
+    <w:p>
+      <w:pPr>
+        <w:rPr>
+          <w:rFonts w:ascii="Khmer OS Battambang" w:hAnsi="Khmer OS Battambang" w:cs="Khmer OS Battambang"/>
+          <w:color w:val="EE0000"/>
+          <w:sz w:val="30"/>
+          <w:szCs w:val="30"/>
+          <w:lang w:bidi="km-KH"/>
+        </w:rPr>
+      </w:pPr>
+    </w:p>
+    <w:p>
+      <w:pPr>
+        <w:rPr>
+          <w:rFonts w:ascii="Khmer OS Battambang" w:hAnsi="Khmer OS Battambang" w:cs="Khmer OS Battambang"/>
+          <w:color w:val="EE0000"/>
+          <w:sz w:val="30"/>
+          <w:szCs w:val="30"/>
+          <w:lang w:bidi="km-KH"/>
+        </w:rPr>
+      </w:pPr>
+    </w:p>
+    <w:p>
+      <w:pPr>
+        <w:rPr>
+          <w:rFonts w:ascii="Khmer OS Battambang" w:hAnsi="Khmer OS Battambang" w:cs="Khmer OS Battambang"/>
+          <w:color w:val="EE0000"/>
+          <w:sz w:val="30"/>
+          <w:szCs w:val="30"/>
           <w:lang w:bidi="km-KH"/>
         </w:rPr>
       </w:pPr>
@@ -2191,6 +7127,95 @@
     </w:lvl>
   </w:abstractNum>
   <w:abstractNum w:abstractNumId="1" w15:restartNumberingAfterBreak="0">
+    <w:nsid w:val="3B14381B"/>
+    <w:multiLevelType w:val="hybridMultilevel"/>
+    <w:tmpl w:val="F51CFBA6"/>
+    <w:lvl w:ilvl="0" w:tplc="9F3A266A">
+      <w:start w:val="1"/>
+      <w:numFmt w:val="decimal"/>
+      <w:lvlText w:val="%1-"/>
+      <w:lvlJc w:val="left"/>
+      <w:pPr>
+        <w:ind w:left="720" w:hanging="360"/>
+      </w:pPr>
+      <w:rPr>
+        <w:rFonts w:hint="default"/>
+      </w:rPr>
+    </w:lvl>
+    <w:lvl w:ilvl="1" w:tplc="04090019" w:tentative="1">
+      <w:start w:val="1"/>
+      <w:numFmt w:val="lowerLetter"/>
+      <w:lvlText w:val="%2."/>
+      <w:lvlJc w:val="left"/>
+      <w:pPr>
+        <w:ind w:left="1440" w:hanging="360"/>
+      </w:pPr>
+    </w:lvl>
+    <w:lvl w:ilvl="2" w:tplc="0409001B" w:tentative="1">
+      <w:start w:val="1"/>
+      <w:numFmt w:val="lowerRoman"/>
+      <w:lvlText w:val="%3."/>
+      <w:lvlJc w:val="right"/>
+      <w:pPr>
+        <w:ind w:left="2160" w:hanging="180"/>
+      </w:pPr>
+    </w:lvl>
+    <w:lvl w:ilvl="3" w:tplc="0409000F" w:tentative="1">
+      <w:start w:val="1"/>
+      <w:numFmt w:val="decimal"/>
+      <w:lvlText w:val="%4."/>
+      <w:lvlJc w:val="left"/>
+      <w:pPr>
+        <w:ind w:left="2880" w:hanging="360"/>
+      </w:pPr>
+    </w:lvl>
+    <w:lvl w:ilvl="4" w:tplc="04090019" w:tentative="1">
+      <w:start w:val="1"/>
+      <w:numFmt w:val="lowerLetter"/>
+      <w:lvlText w:val="%5."/>
+      <w:lvlJc w:val="left"/>
+      <w:pPr>
+        <w:ind w:left="3600" w:hanging="360"/>
+      </w:pPr>
+    </w:lvl>
+    <w:lvl w:ilvl="5" w:tplc="0409001B" w:tentative="1">
+      <w:start w:val="1"/>
+      <w:numFmt w:val="lowerRoman"/>
+      <w:lvlText w:val="%6."/>
+      <w:lvlJc w:val="right"/>
+      <w:pPr>
+        <w:ind w:left="4320" w:hanging="180"/>
+      </w:pPr>
+    </w:lvl>
+    <w:lvl w:ilvl="6" w:tplc="0409000F" w:tentative="1">
+      <w:start w:val="1"/>
+      <w:numFmt w:val="decimal"/>
+      <w:lvlText w:val="%7."/>
+      <w:lvlJc w:val="left"/>
+      <w:pPr>
+        <w:ind w:left="5040" w:hanging="360"/>
+      </w:pPr>
+    </w:lvl>
+    <w:lvl w:ilvl="7" w:tplc="04090019" w:tentative="1">
+      <w:start w:val="1"/>
+      <w:numFmt w:val="lowerLetter"/>
+      <w:lvlText w:val="%8."/>
+      <w:lvlJc w:val="left"/>
+      <w:pPr>
+        <w:ind w:left="5760" w:hanging="360"/>
+      </w:pPr>
+    </w:lvl>
+    <w:lvl w:ilvl="8" w:tplc="0409001B" w:tentative="1">
+      <w:start w:val="1"/>
+      <w:numFmt w:val="lowerRoman"/>
+      <w:lvlText w:val="%9."/>
+      <w:lvlJc w:val="right"/>
+      <w:pPr>
+        <w:ind w:left="6480" w:hanging="180"/>
+      </w:pPr>
+    </w:lvl>
+  </w:abstractNum>
+  <w:abstractNum w:abstractNumId="2" w15:restartNumberingAfterBreak="0">
     <w:nsid w:val="3D19174D"/>
     <w:multiLevelType w:val="hybridMultilevel"/>
     <w:tmpl w:val="E3A25B7C"/>
@@ -2303,7 +7328,7 @@
       </w:rPr>
     </w:lvl>
   </w:abstractNum>
-  <w:abstractNum w:abstractNumId="2" w15:restartNumberingAfterBreak="0">
+  <w:abstractNum w:abstractNumId="3" w15:restartNumberingAfterBreak="0">
     <w:nsid w:val="4ECC2B50"/>
     <w:multiLevelType w:val="hybridMultilevel"/>
     <w:tmpl w:val="2090A454"/>
@@ -2392,14 +7417,109 @@
       </w:pPr>
     </w:lvl>
   </w:abstractNum>
+  <w:abstractNum w:abstractNumId="4" w15:restartNumberingAfterBreak="0">
+    <w:nsid w:val="5DF96313"/>
+    <w:multiLevelType w:val="hybridMultilevel"/>
+    <w:tmpl w:val="F2DA1A88"/>
+    <w:lvl w:ilvl="0" w:tplc="EAFC6D8C">
+      <w:start w:val="1"/>
+      <w:numFmt w:val="decimal"/>
+      <w:lvlText w:val="%1-"/>
+      <w:lvlJc w:val="left"/>
+      <w:pPr>
+        <w:ind w:left="720" w:hanging="360"/>
+      </w:pPr>
+      <w:rPr>
+        <w:rFonts w:hint="default"/>
+      </w:rPr>
+    </w:lvl>
+    <w:lvl w:ilvl="1" w:tplc="04090019" w:tentative="1">
+      <w:start w:val="1"/>
+      <w:numFmt w:val="lowerLetter"/>
+      <w:lvlText w:val="%2."/>
+      <w:lvlJc w:val="left"/>
+      <w:pPr>
+        <w:ind w:left="1440" w:hanging="360"/>
+      </w:pPr>
+    </w:lvl>
+    <w:lvl w:ilvl="2" w:tplc="0409001B" w:tentative="1">
+      <w:start w:val="1"/>
+      <w:numFmt w:val="lowerRoman"/>
+      <w:lvlText w:val="%3."/>
+      <w:lvlJc w:val="right"/>
+      <w:pPr>
+        <w:ind w:left="2160" w:hanging="180"/>
+      </w:pPr>
+    </w:lvl>
+    <w:lvl w:ilvl="3" w:tplc="0409000F" w:tentative="1">
+      <w:start w:val="1"/>
+      <w:numFmt w:val="decimal"/>
+      <w:lvlText w:val="%4."/>
+      <w:lvlJc w:val="left"/>
+      <w:pPr>
+        <w:ind w:left="2880" w:hanging="360"/>
+      </w:pPr>
+    </w:lvl>
+    <w:lvl w:ilvl="4" w:tplc="04090019" w:tentative="1">
+      <w:start w:val="1"/>
+      <w:numFmt w:val="lowerLetter"/>
+      <w:lvlText w:val="%5."/>
+      <w:lvlJc w:val="left"/>
+      <w:pPr>
+        <w:ind w:left="3600" w:hanging="360"/>
+      </w:pPr>
+    </w:lvl>
+    <w:lvl w:ilvl="5" w:tplc="0409001B" w:tentative="1">
+      <w:start w:val="1"/>
+      <w:numFmt w:val="lowerRoman"/>
+      <w:lvlText w:val="%6."/>
+      <w:lvlJc w:val="right"/>
+      <w:pPr>
+        <w:ind w:left="4320" w:hanging="180"/>
+      </w:pPr>
+    </w:lvl>
+    <w:lvl w:ilvl="6" w:tplc="0409000F" w:tentative="1">
+      <w:start w:val="1"/>
+      <w:numFmt w:val="decimal"/>
+      <w:lvlText w:val="%7."/>
+      <w:lvlJc w:val="left"/>
+      <w:pPr>
+        <w:ind w:left="5040" w:hanging="360"/>
+      </w:pPr>
+    </w:lvl>
+    <w:lvl w:ilvl="7" w:tplc="04090019" w:tentative="1">
+      <w:start w:val="1"/>
+      <w:numFmt w:val="lowerLetter"/>
+      <w:lvlText w:val="%8."/>
+      <w:lvlJc w:val="left"/>
+      <w:pPr>
+        <w:ind w:left="5760" w:hanging="360"/>
+      </w:pPr>
+    </w:lvl>
+    <w:lvl w:ilvl="8" w:tplc="0409001B" w:tentative="1">
+      <w:start w:val="1"/>
+      <w:numFmt w:val="lowerRoman"/>
+      <w:lvlText w:val="%9."/>
+      <w:lvlJc w:val="right"/>
+      <w:pPr>
+        <w:ind w:left="6480" w:hanging="180"/>
+      </w:pPr>
+    </w:lvl>
+  </w:abstractNum>
   <w:num w:numId="1" w16cid:durableId="38630789">
-    <w:abstractNumId w:val="2"/>
+    <w:abstractNumId w:val="3"/>
   </w:num>
   <w:num w:numId="2" w16cid:durableId="1240673888">
     <w:abstractNumId w:val="0"/>
   </w:num>
   <w:num w:numId="3" w16cid:durableId="1799182108">
+    <w:abstractNumId w:val="2"/>
+  </w:num>
+  <w:num w:numId="4" w16cid:durableId="256139215">
     <w:abstractNumId w:val="1"/>
+  </w:num>
+  <w:num w:numId="5" w16cid:durableId="1047149547">
+    <w:abstractNumId w:val="4"/>
   </w:num>
 </w:numbering>
 </file>
@@ -3307,6 +8427,29 @@
       <w:spacing w:val="5"/>
     </w:rPr>
   </w:style>
+  <w:style w:type="character" w:styleId="Hyperlink">
+    <w:name w:val="Hyperlink"/>
+    <w:basedOn w:val="DefaultParagraphFont"/>
+    <w:uiPriority w:val="99"/>
+    <w:unhideWhenUsed/>
+    <w:rsid w:val="00F43BFF"/>
+    <w:rPr>
+      <w:color w:val="0563C1" w:themeColor="hyperlink"/>
+      <w:u w:val="single"/>
+    </w:rPr>
+  </w:style>
+  <w:style w:type="character" w:styleId="UnresolvedMention">
+    <w:name w:val="Unresolved Mention"/>
+    <w:basedOn w:val="DefaultParagraphFont"/>
+    <w:uiPriority w:val="99"/>
+    <w:semiHidden/>
+    <w:unhideWhenUsed/>
+    <w:rsid w:val="00F43BFF"/>
+    <w:rPr>
+      <w:color w:val="605E5C"/>
+      <w:shd w:val="clear" w:color="auto" w:fill="E1DFDD"/>
+    </w:rPr>
+  </w:style>
 </w:styles>
 </file>
 
